--- a/docs/handoff-2026-05-07.docx
+++ b/docs/handoff-2026-05-07.docx
@@ -2520,6 +2520,5494 @@
       </w:r>
       <w:r>
         <w:t xml:space="preserve"> (시점: 2026-05-07).</w:t>
+      </w:r>
+    </w:p>
+    <w:p>
+      <w:pPr>
+        <w:pBdr>
+          <w:bottom w:val="single" w:sz="6" w:space="1" w:color="BBBBBB"/>
+        </w:pBdr>
+      </w:pPr>
+    </w:p>
+    <w:p>
+      <w:pPr>
+        <w:pStyle w:val="Heading2"/>
+        <w:jc w:val="left"/>
+      </w:pPr>
+      <w:r>
+        <w:t>9. 코드 검토 — 11축 audit</w:t>
+      </w:r>
+    </w:p>
+    <w:p>
+      <w:r>
+        <w:t xml:space="preserve">본 audit은 next-app + public-app + packages/blog-core 전체에 걸쳐 실시. 각 축마다 </w:t>
+      </w:r>
+      <w:r>
+        <w:rPr>
+          <w:b/>
+        </w:rPr>
+        <w:t>양호(+) / 개선(-)</w:t>
+      </w:r>
+      <w:r>
+        <w:t xml:space="preserve"> 표시. 위치는 파일 경로 + 라인. P 표기는 §4 우선순위 매핑.</w:t>
+      </w:r>
+    </w:p>
+    <w:p>
+      <w:pPr>
+        <w:pStyle w:val="Heading3"/>
+        <w:jc w:val="left"/>
+      </w:pPr>
+      <w:r>
+        <w:t>🐛 9.1 Bugs</w:t>
+      </w:r>
+    </w:p>
+    <w:p>
+      <w:r>
+        <w:rPr>
+          <w:b/>
+        </w:rPr>
+        <w:t>next-app</w:t>
+      </w:r>
+    </w:p>
+    <w:p>
+      <w:pPr>
+        <w:pStyle w:val="ListBullet"/>
+      </w:pPr>
+      <w:r>
+        <w:t xml:space="preserve">(+) [FIXED 본 세션] PSI wrapper 25→70s · </w:t>
+      </w:r>
+      <w:r>
+        <w:rPr>
+          <w:rFonts w:ascii="Consolas" w:hAnsi="Consolas"/>
+          <w:color w:val="C7254E"/>
+          <w:sz w:val="20"/>
+        </w:rPr>
+        <w:t>e3b4646</w:t>
+      </w:r>
+      <w:r>
+        <w:t xml:space="preserve"> · </w:t>
+      </w:r>
+      <w:r>
+        <w:rPr>
+          <w:rFonts w:ascii="Consolas" w:hAnsi="Consolas"/>
+          <w:color w:val="C7254E"/>
+          <w:sz w:val="20"/>
+        </w:rPr>
+        <w:t>34363ac</w:t>
+      </w:r>
+      <w:r>
+        <w:t xml:space="preserve"> · </w:t>
+      </w:r>
+      <w:r>
+        <w:rPr>
+          <w:rFonts w:ascii="Consolas" w:hAnsi="Consolas"/>
+          <w:color w:val="C7254E"/>
+          <w:sz w:val="20"/>
+        </w:rPr>
+        <w:t>10c11c5</w:t>
+      </w:r>
+      <w:r>
+        <w:t xml:space="preserve"> · </w:t>
+      </w:r>
+      <w:r>
+        <w:rPr>
+          <w:rFonts w:ascii="Consolas" w:hAnsi="Consolas"/>
+          <w:color w:val="C7254E"/>
+          <w:sz w:val="20"/>
+        </w:rPr>
+        <w:t>b2401af</w:t>
+      </w:r>
+    </w:p>
+    <w:p>
+      <w:pPr>
+        <w:pStyle w:val="ListBullet"/>
+      </w:pPr>
+      <w:r>
+        <w:t xml:space="preserve">(-) </w:t>
+      </w:r>
+      <w:r>
+        <w:rPr>
+          <w:rFonts w:ascii="Consolas" w:hAnsi="Consolas"/>
+          <w:color w:val="C7254E"/>
+          <w:sz w:val="20"/>
+        </w:rPr>
+        <w:t>lib/auth.ts:55-78, 100-123</w:t>
+      </w:r>
+      <w:r>
+        <w:t xml:space="preserve"> — profile UPDATE→INSERT race (R6). 동시 회원가입 시 중복 row 가능</w:t>
+      </w:r>
+    </w:p>
+    <w:p>
+      <w:pPr>
+        <w:pStyle w:val="ListBullet"/>
+      </w:pPr>
+      <w:r>
+        <w:t xml:space="preserve">(-) </w:t>
+      </w:r>
+      <w:r>
+        <w:rPr>
+          <w:rFonts w:ascii="Consolas" w:hAnsi="Consolas"/>
+          <w:color w:val="C7254E"/>
+          <w:sz w:val="20"/>
+        </w:rPr>
+        <w:t>app/admin/page.tsx:340-388</w:t>
+      </w:r>
+      <w:r>
+        <w:t xml:space="preserve"> — 핸들러가 </w:t>
+      </w:r>
+      <w:r>
+        <w:rPr>
+          <w:rFonts w:ascii="Consolas" w:hAnsi="Consolas"/>
+          <w:color w:val="C7254E"/>
+          <w:sz w:val="20"/>
+        </w:rPr>
+        <w:t>confirm()</w:t>
+      </w:r>
+      <w:r>
+        <w:t xml:space="preserve"> 직접 호출. SSR/E2E 환경에서 깨지고 a11y 부족</w:t>
+      </w:r>
+    </w:p>
+    <w:p>
+      <w:pPr>
+        <w:pStyle w:val="ListBullet"/>
+      </w:pPr>
+      <w:r>
+        <w:t xml:space="preserve">(-) </w:t>
+      </w:r>
+      <w:r>
+        <w:rPr>
+          <w:rFonts w:ascii="Consolas" w:hAnsi="Consolas"/>
+          <w:color w:val="C7254E"/>
+          <w:sz w:val="20"/>
+        </w:rPr>
+        <w:t>app/(dashboard)/diagnostic/page.tsx</w:t>
+      </w:r>
+      <w:r>
+        <w:t xml:space="preserve"> SSE keepalive 800ms — proxy/CDN 일부 환경에서 buffering 발생 가능. 프로덕션 검증 필요</w:t>
+      </w:r>
+    </w:p>
+    <w:p>
+      <w:r>
+        <w:rPr>
+          <w:b/>
+        </w:rPr>
+        <w:t>public-app</w:t>
+      </w:r>
+    </w:p>
+    <w:p>
+      <w:pPr>
+        <w:pStyle w:val="ListBullet"/>
+      </w:pPr>
+      <w:r>
+        <w:t xml:space="preserve">(-) </w:t>
+      </w:r>
+      <w:r>
+        <w:rPr>
+          <w:rFonts w:ascii="Consolas" w:hAnsi="Consolas"/>
+          <w:color w:val="C7254E"/>
+          <w:sz w:val="20"/>
+        </w:rPr>
+        <w:t>lib/medicalAdOverrideToken.ts</w:t>
+      </w:r>
+      <w:r>
+        <w:t xml:space="preserve"> — 시크릿 폴백 </w:t>
+      </w:r>
+      <w:r>
+        <w:rPr>
+          <w:rFonts w:ascii="Consolas" w:hAnsi="Consolas"/>
+          <w:color w:val="C7254E"/>
+          <w:sz w:val="20"/>
+        </w:rPr>
+        <w:t>MEDICAL_AD_OVERRIDE_SECRET || SUPABASE_SERVICE_ROLE_KEY</w:t>
+      </w:r>
+      <w:r>
+        <w:t xml:space="preserve">. service_role 키가 토큰 시그니처에 사용되면 의도와 다른 보안 표면. </w:t>
+      </w:r>
+      <w:r>
+        <w:rPr>
+          <w:b/>
+        </w:rPr>
+        <w:t>별도 시크릿 강제 권장 (P1)</w:t>
+      </w:r>
+    </w:p>
+    <w:p>
+      <w:pPr>
+        <w:pStyle w:val="ListBullet"/>
+      </w:pPr>
+      <w:r>
+        <w:t xml:space="preserve">(-) </w:t>
+      </w:r>
+      <w:r>
+        <w:rPr>
+          <w:rFonts w:ascii="Consolas" w:hAnsi="Consolas"/>
+          <w:color w:val="C7254E"/>
+          <w:sz w:val="20"/>
+        </w:rPr>
+        <w:t>lib/guestRateLimit.ts:14-30</w:t>
+      </w:r>
+      <w:r>
+        <w:t xml:space="preserve"> — 인메모리 Map. 서버리스 인스턴스 간 미공유 → 분산 시 한 IP가 함수 인스턴스 수만큼 limit 곱해 받음</w:t>
+      </w:r>
+    </w:p>
+    <w:p>
+      <w:pPr>
+        <w:pStyle w:val="ListBullet"/>
+      </w:pPr>
+      <w:r>
+        <w:t xml:space="preserve">(-) </w:t>
+      </w:r>
+      <w:r>
+        <w:rPr>
+          <w:rFonts w:ascii="Consolas" w:hAnsi="Consolas"/>
+          <w:color w:val="C7254E"/>
+          <w:sz w:val="20"/>
+        </w:rPr>
+        <w:t>lib/guestCredits.ts:11-13</w:t>
+      </w:r>
+      <w:r>
+        <w:t xml:space="preserve"> — localStorage 기반. DevTools 수정 시 우회 (코멘트가 self-aware)</w:t>
+      </w:r>
+    </w:p>
+    <w:p>
+      <w:pPr>
+        <w:pStyle w:val="Heading3"/>
+        <w:jc w:val="left"/>
+      </w:pPr>
+      <w:r>
+        <w:t>🔒 9.2 Security</w:t>
+      </w:r>
+    </w:p>
+    <w:p>
+      <w:r>
+        <w:rPr>
+          <w:b/>
+        </w:rPr>
+        <w:t>next-app</w:t>
+      </w:r>
+    </w:p>
+    <w:p>
+      <w:pPr>
+        <w:pStyle w:val="ListBullet"/>
+      </w:pPr>
+      <w:r>
+        <w:t>(+) HMAC HttpOnly admin cookie + timing-safe HMAC (</w:t>
+      </w:r>
+      <w:r>
+        <w:rPr>
+          <w:rFonts w:ascii="Consolas" w:hAnsi="Consolas"/>
+          <w:color w:val="C7254E"/>
+          <w:sz w:val="20"/>
+        </w:rPr>
+        <w:t>lib/adminCookie.ts:67-83</w:t>
+      </w:r>
+      <w:r>
+        <w:t>)</w:t>
+      </w:r>
+    </w:p>
+    <w:p>
+      <w:pPr>
+        <w:pStyle w:val="ListBullet"/>
+      </w:pPr>
+      <w:r>
+        <w:t>(+) category 화이트리스트(</w:t>
+      </w:r>
+      <w:r>
+        <w:rPr>
+          <w:rFonts w:ascii="Consolas" w:hAnsi="Consolas"/>
+          <w:color w:val="C7254E"/>
+          <w:sz w:val="20"/>
+        </w:rPr>
+        <w:t>/api/generate/blog/route.ts:43</w:t>
+      </w:r>
+      <w:r>
+        <w:t xml:space="preserve">), </w:t>
+      </w:r>
+      <w:r>
+        <w:rPr>
+          <w:rFonts w:ascii="Consolas" w:hAnsi="Consolas"/>
+          <w:color w:val="C7254E"/>
+          <w:sz w:val="20"/>
+        </w:rPr>
+        <w:t>sanitizePromptInput</w:t>
+      </w:r>
+    </w:p>
+    <w:p>
+      <w:pPr>
+        <w:pStyle w:val="ListBullet"/>
+      </w:pPr>
+      <w:r>
+        <w:t xml:space="preserve">(-) </w:t>
+      </w:r>
+      <w:r>
+        <w:rPr>
+          <w:b/>
+        </w:rPr>
+        <w:t>R1 미완 (P1)</w:t>
+      </w:r>
+      <w:r>
+        <w:t>: client에 admin password React state 잔류 (</w:t>
+      </w:r>
+      <w:r>
+        <w:rPr>
+          <w:rFonts w:ascii="Consolas" w:hAnsi="Consolas"/>
+          <w:color w:val="C7254E"/>
+          <w:sz w:val="20"/>
+        </w:rPr>
+        <w:t>app/admin/page.tsx:300, 566-571</w:t>
+      </w:r>
+      <w:r>
+        <w:t>)</w:t>
+      </w:r>
+    </w:p>
+    <w:p>
+      <w:pPr>
+        <w:pStyle w:val="ListBullet"/>
+      </w:pPr>
+      <w:r>
+        <w:t xml:space="preserve">(-) </w:t>
+      </w:r>
+      <w:r>
+        <w:rPr>
+          <w:rFonts w:ascii="Consolas" w:hAnsi="Consolas"/>
+          <w:color w:val="C7254E"/>
+          <w:sz w:val="20"/>
+        </w:rPr>
+        <w:t>localStorage.winaid_admin</w:t>
+      </w:r>
+      <w:r>
+        <w:t xml:space="preserve"> UI 힌트 (</w:t>
+      </w:r>
+      <w:r>
+        <w:rPr>
+          <w:rFonts w:ascii="Consolas" w:hAnsi="Consolas"/>
+          <w:color w:val="C7254E"/>
+          <w:sz w:val="20"/>
+        </w:rPr>
+        <w:t>hooks/useAuthGuard.ts:44</w:t>
+      </w:r>
+      <w:r>
+        <w:t>) — 정당화는 됐으나 표면 존재</w:t>
+      </w:r>
+    </w:p>
+    <w:p>
+      <w:pPr>
+        <w:pStyle w:val="ListBullet"/>
+      </w:pPr>
+      <w:r>
+        <w:t xml:space="preserve">(-) </w:t>
+      </w:r>
+      <w:r>
+        <w:rPr>
+          <w:b/>
+        </w:rPr>
+        <w:t>`/api/zdebug/{gemini,openai}-ping` production 노출 우려</w:t>
+      </w:r>
+      <w:r>
+        <w:t xml:space="preserve"> — 내부 디버그 라우트가 프로덕션 빌드에 포함되는지 확인 필요. 권한 가드 세기 검증 (P1)</w:t>
+      </w:r>
+    </w:p>
+    <w:p>
+      <w:pPr>
+        <w:pStyle w:val="ListBullet"/>
+      </w:pPr>
+      <w:r>
+        <w:t xml:space="preserve">(-) </w:t>
+      </w:r>
+      <w:r>
+        <w:rPr>
+          <w:rFonts w:ascii="Consolas" w:hAnsi="Consolas"/>
+          <w:color w:val="C7254E"/>
+          <w:sz w:val="20"/>
+        </w:rPr>
+        <w:t>app/api/influencer/search/route.ts</w:t>
+      </w:r>
+      <w:r>
+        <w:t xml:space="preserve"> — RapidAPI Instagram 응답의 </w:t>
+      </w:r>
+      <w:r>
+        <w:rPr>
+          <w:rFonts w:ascii="Consolas" w:hAnsi="Consolas"/>
+          <w:color w:val="C7254E"/>
+          <w:sz w:val="20"/>
+        </w:rPr>
+        <w:t>caption</w:t>
+      </w:r>
+      <w:r>
+        <w:t>·</w:t>
+      </w:r>
+      <w:r>
+        <w:rPr>
+          <w:rFonts w:ascii="Consolas" w:hAnsi="Consolas"/>
+          <w:color w:val="C7254E"/>
+          <w:sz w:val="20"/>
+        </w:rPr>
+        <w:t>description</w:t>
+      </w:r>
+      <w:r>
+        <w:t xml:space="preserve">이 다음 단계 LLM 프롬프트로 들어가면 </w:t>
+      </w:r>
+      <w:r>
+        <w:rPr>
+          <w:b/>
+        </w:rPr>
+        <w:t>저장형 prompt injection 표면</w:t>
+      </w:r>
+      <w:r>
+        <w:t>. 응답 sanitize 미확인</w:t>
+      </w:r>
+    </w:p>
+    <w:p>
+      <w:r>
+        <w:rPr>
+          <w:b/>
+        </w:rPr>
+        <w:t>public-app</w:t>
+      </w:r>
+    </w:p>
+    <w:p>
+      <w:pPr>
+        <w:pStyle w:val="ListBullet"/>
+      </w:pPr>
+      <w:r>
+        <w:t>(+) Sentry beforeSend가 request body/cookies/auth headers redact (</w:t>
+      </w:r>
+      <w:r>
+        <w:rPr>
+          <w:rFonts w:ascii="Consolas" w:hAnsi="Consolas"/>
+          <w:color w:val="C7254E"/>
+          <w:sz w:val="20"/>
+        </w:rPr>
+        <w:t>sentry.server.config.ts:11-21</w:t>
+      </w:r>
+      <w:r>
+        <w:t>) — PIPA 친화</w:t>
+      </w:r>
+    </w:p>
+    <w:p>
+      <w:pPr>
+        <w:pStyle w:val="ListBullet"/>
+      </w:pPr>
+      <w:r>
+        <w:t>(+) guest 분리 + prompt length 100k cap + maxOutputTokens cap 8192/32768 (</w:t>
+      </w:r>
+      <w:r>
+        <w:rPr>
+          <w:rFonts w:ascii="Consolas" w:hAnsi="Consolas"/>
+          <w:color w:val="C7254E"/>
+          <w:sz w:val="20"/>
+        </w:rPr>
+        <w:t>/api/llm/route.ts:18-30</w:t>
+      </w:r>
+      <w:r>
+        <w:t>)</w:t>
+      </w:r>
+    </w:p>
+    <w:p>
+      <w:pPr>
+        <w:pStyle w:val="ListBullet"/>
+      </w:pPr>
+      <w:r>
+        <w:t xml:space="preserve">(+) medical-ad override가 </w:t>
+      </w:r>
+      <w:r>
+        <w:rPr>
+          <w:rFonts w:ascii="Consolas" w:hAnsi="Consolas"/>
+          <w:color w:val="C7254E"/>
+          <w:sz w:val="20"/>
+        </w:rPr>
+        <w:t>user_id + content_hash + violations_count + 5min TTL</w:t>
+      </w:r>
+      <w:r>
+        <w:t xml:space="preserve"> 바인딩 — 정밀</w:t>
+      </w:r>
+    </w:p>
+    <w:p>
+      <w:pPr>
+        <w:pStyle w:val="ListBullet"/>
+      </w:pPr>
+      <w:r>
+        <w:t xml:space="preserve">(-) </w:t>
+      </w:r>
+      <w:r>
+        <w:rPr>
+          <w:rFonts w:ascii="Consolas" w:hAnsi="Consolas"/>
+          <w:color w:val="C7254E"/>
+          <w:sz w:val="20"/>
+        </w:rPr>
+        <w:t>lib/auth.ts:13</w:t>
+      </w:r>
+      <w:r>
+        <w:t xml:space="preserve"> ADMIN_EMAILS 화이트리스트 hardcode — gmail 1개. 비상 시 코드 배포 없이 추가 불가. </w:t>
+      </w:r>
+      <w:r>
+        <w:rPr>
+          <w:b/>
+        </w:rPr>
+        <w:t>DB 컬럼 권장 (P2)</w:t>
+      </w:r>
+    </w:p>
+    <w:p>
+      <w:r>
+        <w:rPr>
+          <w:b/>
+        </w:rPr>
+        <w:t>Both</w:t>
+      </w:r>
+    </w:p>
+    <w:p>
+      <w:pPr>
+        <w:pStyle w:val="ListBullet"/>
+      </w:pPr>
+      <w:r>
+        <w:t>(-) Pretendard CDN 외부 의존 (</w:t>
+      </w:r>
+      <w:r>
+        <w:rPr>
+          <w:rFonts w:ascii="Consolas" w:hAnsi="Consolas"/>
+          <w:color w:val="C7254E"/>
+          <w:sz w:val="20"/>
+        </w:rPr>
+        <w:t>app/layout.tsx:21-25</w:t>
+      </w:r>
+      <w:r>
+        <w:t>) — XSS 시 자체 도메인 아님, 차단 환경에서 폰트 누락</w:t>
+      </w:r>
+    </w:p>
+    <w:p>
+      <w:pPr>
+        <w:pStyle w:val="ListBullet"/>
+      </w:pPr>
+      <w:r>
+        <w:t>(-) PR-필수 정책(README:241)이 작동 중인지 확인 필요 — 본 세션은 직접 머지</w:t>
+      </w:r>
+    </w:p>
+    <w:p>
+      <w:pPr>
+        <w:pStyle w:val="Heading3"/>
+        <w:jc w:val="left"/>
+      </w:pPr>
+      <w:r>
+        <w:t>⚡ 9.3 Performance</w:t>
+      </w:r>
+    </w:p>
+    <w:p>
+      <w:r>
+        <w:rPr>
+          <w:b/>
+        </w:rPr>
+        <w:t>next-app</w:t>
+      </w:r>
+    </w:p>
+    <w:p>
+      <w:pPr>
+        <w:pStyle w:val="ListBullet"/>
+      </w:pPr>
+      <w:r>
+        <w:t xml:space="preserve">(+) </w:t>
+      </w:r>
+      <w:r>
+        <w:rPr>
+          <w:rFonts w:ascii="Consolas" w:hAnsi="Consolas"/>
+          <w:color w:val="C7254E"/>
+          <w:sz w:val="20"/>
+        </w:rPr>
+        <w:t>BLOG_SECTION_CONCURRENCY=3</w:t>
+      </w:r>
+      <w:r>
+        <w:t xml:space="preserve"> cap (Anthropic Tier 1 보호)</w:t>
+      </w:r>
+    </w:p>
+    <w:p>
+      <w:pPr>
+        <w:pStyle w:val="ListBullet"/>
+      </w:pPr>
+      <w:r>
+        <w:t xml:space="preserve">(+) </w:t>
+      </w:r>
+      <w:r>
+        <w:rPr>
+          <w:rFonts w:ascii="Consolas" w:hAnsi="Consolas"/>
+          <w:color w:val="C7254E"/>
+          <w:sz w:val="20"/>
+        </w:rPr>
+        <w:t>callLLM</w:t>
+      </w:r>
+      <w:r>
+        <w:t>에 abortSignal 전파 → 클라이언트 abort 시 LLM 호출 cancel</w:t>
+      </w:r>
+    </w:p>
+    <w:p>
+      <w:pPr>
+        <w:pStyle w:val="ListBullet"/>
+      </w:pPr>
+      <w:r>
+        <w:t xml:space="preserve">(-) </w:t>
+      </w:r>
+      <w:r>
+        <w:rPr>
+          <w:rFonts w:ascii="Consolas" w:hAnsi="Consolas"/>
+          <w:color w:val="C7254E"/>
+          <w:sz w:val="20"/>
+        </w:rPr>
+        <w:t>app/(dashboard)/blog/page.tsx</w:t>
+      </w:r>
+      <w:r>
+        <w:t xml:space="preserve"> 2613 LoC — 다수 useState. 마운트 시 React 재렌더 비용. memoization 결손 가능성</w:t>
+      </w:r>
+    </w:p>
+    <w:p>
+      <w:pPr>
+        <w:pStyle w:val="ListBullet"/>
+      </w:pPr>
+      <w:r>
+        <w:t xml:space="preserve">(-) </w:t>
+      </w:r>
+      <w:r>
+        <w:rPr>
+          <w:rFonts w:ascii="Consolas" w:hAnsi="Consolas"/>
+          <w:color w:val="C7254E"/>
+          <w:sz w:val="20"/>
+        </w:rPr>
+        <w:t>app/admin/page.tsx:204-210</w:t>
+      </w:r>
+      <w:r>
+        <w:t xml:space="preserve"> — rank check가 </w:t>
+      </w:r>
+      <w:r>
+        <w:rPr>
+          <w:rFonts w:ascii="Consolas" w:hAnsi="Consolas"/>
+          <w:color w:val="C7254E"/>
+          <w:sz w:val="20"/>
+        </w:rPr>
+        <w:t>setTimeout 200ms × keyword count</w:t>
+      </w:r>
+      <w:r>
+        <w:t xml:space="preserve"> 직렬. 키워드 8개 시 +1.6s</w:t>
+      </w:r>
+    </w:p>
+    <w:p>
+      <w:pPr>
+        <w:pStyle w:val="ListBullet"/>
+      </w:pPr>
+      <w:r>
+        <w:t xml:space="preserve">(-) </w:t>
+      </w:r>
+      <w:r>
+        <w:rPr>
+          <w:rFonts w:ascii="Consolas" w:hAnsi="Consolas"/>
+          <w:color w:val="C7254E"/>
+          <w:sz w:val="20"/>
+        </w:rPr>
+        <w:t>lib/rateLimit.ts:35-65</w:t>
+      </w:r>
+      <w:r>
+        <w:t xml:space="preserve"> — DB-backed (SELECT + UPDATE 매 요청). 의도된 trade-off지만 high-traffic 시 병목</w:t>
+      </w:r>
+    </w:p>
+    <w:p>
+      <w:r>
+        <w:rPr>
+          <w:b/>
+        </w:rPr>
+        <w:t>public-app</w:t>
+      </w:r>
+    </w:p>
+    <w:p>
+      <w:pPr>
+        <w:pStyle w:val="ListBullet"/>
+      </w:pPr>
+      <w:r>
+        <w:t>(+) guest rate limit 인메모리 → DB 왕복 0</w:t>
+      </w:r>
+    </w:p>
+    <w:p>
+      <w:pPr>
+        <w:pStyle w:val="ListBullet"/>
+      </w:pPr>
+      <w:r>
+        <w:t>(-) 영상 편집 9단계 sequential — 1단계 실패가 전체 막음 (재진입 비용)</w:t>
+      </w:r>
+    </w:p>
+    <w:p>
+      <w:pPr>
+        <w:pStyle w:val="ListBullet"/>
+      </w:pPr>
+      <w:r>
+        <w:t xml:space="preserve">(-) </w:t>
+      </w:r>
+      <w:r>
+        <w:rPr>
+          <w:rFonts w:ascii="Consolas" w:hAnsi="Consolas"/>
+          <w:color w:val="C7254E"/>
+          <w:sz w:val="20"/>
+        </w:rPr>
+        <w:t>lib/cardNewsDraft.ts</w:t>
+      </w:r>
+      <w:r>
+        <w:t xml:space="preserve"> 48h idle timeout — 코드 검증 필요. 메모리 누수 위험</w:t>
+      </w:r>
+    </w:p>
+    <w:p>
+      <w:r>
+        <w:rPr>
+          <w:b/>
+        </w:rPr>
+        <w:t>Both</w:t>
+      </w:r>
+    </w:p>
+    <w:p>
+      <w:pPr>
+        <w:pStyle w:val="ListBullet"/>
+      </w:pPr>
+      <w:r>
+        <w:t>(-) callLLM 멀티키 로테이션이 키별 quota를 인스턴스 로컬에서만 추적 → 콜드스타트마다 첫 키 선호. quota burst 가능</w:t>
+      </w:r>
+    </w:p>
+    <w:p>
+      <w:pPr>
+        <w:pStyle w:val="Heading3"/>
+        <w:jc w:val="left"/>
+      </w:pPr>
+      <w:r>
+        <w:t>🏗️ 9.4 Architecture</w:t>
+      </w:r>
+    </w:p>
+    <w:p>
+      <w:pPr>
+        <w:pStyle w:val="ListBullet"/>
+      </w:pPr>
+      <w:r>
+        <w:t xml:space="preserve">(+) </w:t>
+      </w:r>
+      <w:r>
+        <w:rPr>
+          <w:rFonts w:ascii="Consolas" w:hAnsi="Consolas"/>
+          <w:color w:val="C7254E"/>
+          <w:sz w:val="20"/>
+        </w:rPr>
+        <w:t>@winaid/blog-core</w:t>
+      </w:r>
+      <w:r>
+        <w:t xml:space="preserve"> 공유 패키지 (transpilePackages) — 핵심 로직 단일 소스</w:t>
+      </w:r>
+    </w:p>
+    <w:p>
+      <w:pPr>
+        <w:pStyle w:val="ListBullet"/>
+      </w:pPr>
+      <w:r>
+        <w:t>(+) App Router + Server/Client 분리 명확</w:t>
+      </w:r>
+    </w:p>
+    <w:p>
+      <w:pPr>
+        <w:pStyle w:val="ListBullet"/>
+      </w:pPr>
+      <w:r>
+        <w:t xml:space="preserve">(-) </w:t>
+      </w:r>
+      <w:r>
+        <w:rPr>
+          <w:b/>
+        </w:rPr>
+        <w:t>R10 (P4)</w:t>
+      </w:r>
+      <w:r>
+        <w:t xml:space="preserve">: 두 앱 lib/이 약 30개 파일에서 거의 동일 사본 (auth, postStorage, creditService, useAuthGuard 등) — drift 위험. 본 세션 이미 5건 중 3건이 부분 drift 노출. monorepo </w:t>
+      </w:r>
+      <w:r>
+        <w:rPr>
+          <w:rFonts w:ascii="Consolas" w:hAnsi="Consolas"/>
+          <w:color w:val="C7254E"/>
+          <w:sz w:val="20"/>
+        </w:rPr>
+        <w:t>packages/</w:t>
+      </w:r>
+      <w:r>
+        <w:t xml:space="preserve"> 추출 결정 필요</w:t>
+      </w:r>
+    </w:p>
+    <w:p>
+      <w:pPr>
+        <w:pStyle w:val="ListBullet"/>
+      </w:pPr>
+      <w:r>
+        <w:t xml:space="preserve">(-) </w:t>
+      </w:r>
+      <w:r>
+        <w:rPr>
+          <w:b/>
+        </w:rPr>
+        <w:t>R5 (P2)</w:t>
+      </w:r>
+      <w:r>
+        <w:t>: 거대 페이지 (blog/image/admin) — SOLID 위반, 테스트 어려움</w:t>
+      </w:r>
+    </w:p>
+    <w:p>
+      <w:pPr>
+        <w:pStyle w:val="ListBullet"/>
+      </w:pPr>
+      <w:r>
+        <w:t xml:space="preserve">(-) </w:t>
+      </w:r>
+      <w:r>
+        <w:rPr>
+          <w:rFonts w:ascii="Consolas" w:hAnsi="Consolas"/>
+          <w:color w:val="C7254E"/>
+          <w:sz w:val="20"/>
+        </w:rPr>
+        <w:t>next-app/lib/teamData.ts</w:t>
+      </w:r>
+      <w:r>
+        <w:t xml:space="preserve"> placeholder fallback </w:t>
+      </w:r>
+      <w:r>
+        <w:rPr>
+          <w:rFonts w:ascii="Consolas" w:hAnsi="Consolas"/>
+          <w:color w:val="C7254E"/>
+          <w:sz w:val="20"/>
+        </w:rPr>
+        <w:t>[]</w:t>
+      </w:r>
+      <w:r>
+        <w:t xml:space="preserve"> 유지 — admin UI undefined access 회피책. 더 명시적 보호 권장</w:t>
+      </w:r>
+    </w:p>
+    <w:p>
+      <w:pPr>
+        <w:pStyle w:val="ListBullet"/>
+      </w:pPr>
+      <w:r>
+        <w:t xml:space="preserve">(-) cron </w:t>
+      </w:r>
+      <w:r>
+        <w:rPr>
+          <w:rFonts w:ascii="Consolas" w:hAnsi="Consolas"/>
+          <w:color w:val="C7254E"/>
+          <w:sz w:val="20"/>
+        </w:rPr>
+        <w:t>/api/cron/crawl-all</w:t>
+      </w:r>
+      <w:r>
+        <w:t xml:space="preserve">(next-app) + batch poll </w:t>
+      </w:r>
+      <w:r>
+        <w:rPr>
+          <w:rFonts w:ascii="Consolas" w:hAnsi="Consolas"/>
+          <w:color w:val="C7254E"/>
+          <w:sz w:val="20"/>
+        </w:rPr>
+        <w:t>/api/internal/poll-batches</w:t>
+      </w:r>
+      <w:r>
+        <w:t xml:space="preserve"> — 둘 다 cron 후보, 통합 스케줄러 부재</w:t>
+      </w:r>
+    </w:p>
+    <w:p>
+      <w:pPr>
+        <w:pStyle w:val="ListBullet"/>
+      </w:pPr>
+      <w:r>
+        <w:t xml:space="preserve">(-) </w:t>
+      </w:r>
+      <w:r>
+        <w:rPr>
+          <w:rFonts w:ascii="Consolas" w:hAnsi="Consolas"/>
+          <w:color w:val="C7254E"/>
+          <w:sz w:val="20"/>
+        </w:rPr>
+        <w:t>medicalAdOverrideToken.ts</w:t>
+      </w:r>
+      <w:r>
+        <w:t xml:space="preserve"> 시크릿 폴백 (</w:t>
+      </w:r>
+      <w:r>
+        <w:rPr>
+          <w:rFonts w:ascii="Consolas" w:hAnsi="Consolas"/>
+          <w:color w:val="C7254E"/>
+          <w:sz w:val="20"/>
+        </w:rPr>
+        <w:t>OVERRIDE_SECRET || SERVICE_ROLE_KEY</w:t>
+      </w:r>
+      <w:r>
+        <w:t>) — 두 키의 책임 혼합</w:t>
+      </w:r>
+    </w:p>
+    <w:p>
+      <w:pPr>
+        <w:pStyle w:val="Heading3"/>
+        <w:jc w:val="left"/>
+      </w:pPr>
+      <w:r>
+        <w:t>💾 9.5 Data Integrity</w:t>
+      </w:r>
+    </w:p>
+    <w:p>
+      <w:r>
+        <w:rPr>
+          <w:b/>
+        </w:rPr>
+        <w:t>next-app</w:t>
+      </w:r>
+    </w:p>
+    <w:p>
+      <w:pPr>
+        <w:pStyle w:val="ListBullet"/>
+      </w:pPr>
+      <w:r>
+        <w:t xml:space="preserve">(-) </w:t>
+      </w:r>
+      <w:r>
+        <w:rPr>
+          <w:rFonts w:ascii="Consolas" w:hAnsi="Consolas"/>
+          <w:color w:val="C7254E"/>
+          <w:sz w:val="20"/>
+        </w:rPr>
+        <w:t>lib/auth.ts</w:t>
+      </w:r>
+      <w:r>
+        <w:t xml:space="preserve"> profile UPDATE→INSERT race (R6 — Bugs 항목 중복 카운트)</w:t>
+      </w:r>
+    </w:p>
+    <w:p>
+      <w:pPr>
+        <w:pStyle w:val="ListBullet"/>
+      </w:pPr>
+      <w:r>
+        <w:t xml:space="preserve">(-) </w:t>
+      </w:r>
+      <w:r>
+        <w:rPr>
+          <w:rFonts w:ascii="Consolas" w:hAnsi="Consolas"/>
+          <w:color w:val="C7254E"/>
+          <w:sz w:val="20"/>
+        </w:rPr>
+        <w:t>lib/postStorage.savePost</w:t>
+      </w:r>
+      <w:r>
+        <w:t xml:space="preserve"> Supabase 실패 시 guest localStorage fallback — 로그인 사용자가 DB 실패 시 해당 device에만 저장됨. 다른 device에서 누락. </w:t>
+      </w:r>
+      <w:r>
+        <w:rPr>
+          <w:b/>
+        </w:rPr>
+        <w:t>사용자 통지 없음 (P3)</w:t>
+      </w:r>
+    </w:p>
+    <w:p>
+      <w:pPr>
+        <w:pStyle w:val="ListBullet"/>
+      </w:pPr>
+      <w:r>
+        <w:t xml:space="preserve">(-) </w:t>
+      </w:r>
+      <w:r>
+        <w:rPr>
+          <w:rFonts w:ascii="Consolas" w:hAnsi="Consolas"/>
+          <w:color w:val="C7254E"/>
+          <w:sz w:val="20"/>
+        </w:rPr>
+        <w:t>lib/creditService</w:t>
+      </w:r>
+      <w:r>
+        <w:t xml:space="preserve"> useCredit→catch에서 refundCredit 시도 — 환불 실패는 swallow. </w:t>
+      </w:r>
+      <w:r>
+        <w:rPr>
+          <w:b/>
+        </w:rPr>
+        <w:t>텔레메트리 부족</w:t>
+      </w:r>
+      <w:r>
+        <w:t xml:space="preserve"> (성공/실패 비율 추적 안 됨)</w:t>
+      </w:r>
+    </w:p>
+    <w:p>
+      <w:pPr>
+        <w:pStyle w:val="ListBullet"/>
+      </w:pPr>
+      <w:r>
+        <w:t xml:space="preserve">(-) </w:t>
+      </w:r>
+      <w:r>
+        <w:rPr>
+          <w:rFonts w:ascii="Consolas" w:hAnsi="Consolas"/>
+          <w:color w:val="C7254E"/>
+          <w:sz w:val="20"/>
+        </w:rPr>
+        <w:t>/api/cron/crawl-all</w:t>
+      </w:r>
+      <w:r>
+        <w:t xml:space="preserve"> — 1시간 간격 멱등성 검증 없음. Vercel cron이 단일 인스턴스 가정이지만 명시 안 됨</w:t>
+      </w:r>
+    </w:p>
+    <w:p>
+      <w:r>
+        <w:rPr>
+          <w:b/>
+        </w:rPr>
+        <w:t>public-app</w:t>
+      </w:r>
+    </w:p>
+    <w:p>
+      <w:pPr>
+        <w:pStyle w:val="ListBullet"/>
+      </w:pPr>
+      <w:r>
+        <w:t xml:space="preserve">(-) </w:t>
+      </w:r>
+      <w:r>
+        <w:rPr>
+          <w:rFonts w:ascii="Consolas" w:hAnsi="Consolas"/>
+          <w:color w:val="C7254E"/>
+          <w:sz w:val="20"/>
+        </w:rPr>
+        <w:t>lib/guestCredits.ts</w:t>
+      </w:r>
+      <w:r>
+        <w:t xml:space="preserve"> localStorage — 다중 탭 race</w:t>
+      </w:r>
+    </w:p>
+    <w:p>
+      <w:pPr>
+        <w:pStyle w:val="ListBullet"/>
+      </w:pPr>
+      <w:r>
+        <w:t xml:space="preserve">(-) </w:t>
+      </w:r>
+      <w:r>
+        <w:rPr>
+          <w:rFonts w:ascii="Consolas" w:hAnsi="Consolas"/>
+          <w:color w:val="C7254E"/>
+          <w:sz w:val="20"/>
+        </w:rPr>
+        <w:t>lib/medicalAdOverrideToken.ts</w:t>
+      </w:r>
+      <w:r>
+        <w:t xml:space="preserve"> content_hash가 SHA-256 16자 prefix(64bit) — 충돌 확률 무시 가능하나 의료법 우회 토큰의 보호 강도 면에서 </w:t>
+      </w:r>
+      <w:r>
+        <w:rPr>
+          <w:b/>
+        </w:rPr>
+        <w:t>32자(128bit) 권장</w:t>
+      </w:r>
+    </w:p>
+    <w:p>
+      <w:pPr>
+        <w:pStyle w:val="ListBullet"/>
+      </w:pPr>
+      <w:r>
+        <w:t xml:space="preserve">(-) </w:t>
+      </w:r>
+      <w:r>
+        <w:rPr>
+          <w:rFonts w:ascii="Consolas" w:hAnsi="Consolas"/>
+          <w:color w:val="C7254E"/>
+          <w:sz w:val="20"/>
+        </w:rPr>
+        <w:t>lib/cardNewsDraft.ts</w:t>
+      </w:r>
+      <w:r>
+        <w:t xml:space="preserve"> 자동 저장 idle timeout — 그 이상 경과 시 silent drop 인지 확인 필요</w:t>
+      </w:r>
+    </w:p>
+    <w:p>
+      <w:pPr>
+        <w:pStyle w:val="Heading3"/>
+        <w:jc w:val="left"/>
+      </w:pPr>
+      <w:r>
+        <w:t>💼 9.6 Business Logic</w:t>
+      </w:r>
+    </w:p>
+    <w:p>
+      <w:r>
+        <w:rPr>
+          <w:b/>
+        </w:rPr>
+        <w:t>next-app</w:t>
+      </w:r>
+    </w:p>
+    <w:p>
+      <w:pPr>
+        <w:pStyle w:val="ListBullet"/>
+      </w:pPr>
+      <w:r>
+        <w:t xml:space="preserve">(-) admin 단일 ADMIN_API_TOKEN — 운영 직원 다수 시 공유 비밀번호 추정. </w:t>
+      </w:r>
+      <w:r>
+        <w:rPr>
+          <w:b/>
+        </w:rPr>
+        <w:t>감사 로그 없음 (P2)</w:t>
+      </w:r>
+    </w:p>
+    <w:p>
+      <w:pPr>
+        <w:pStyle w:val="ListBullet"/>
+      </w:pPr>
+      <w:r>
+        <w:t>(-) 크레딧 환불 시점이 catch 블록 한 곳 — 50%+ 섹션 실패 후 1-pass fallback 케이스에선 LLM 비용을 다 쓰고도 부분 발행. 사용자 입장에선 환불 기대. 정책 명시 필요</w:t>
+      </w:r>
+    </w:p>
+    <w:p>
+      <w:r>
+        <w:rPr>
+          <w:b/>
+        </w:rPr>
+        <w:t>public-app</w:t>
+      </w:r>
+    </w:p>
+    <w:p>
+      <w:pPr>
+        <w:pStyle w:val="ListBullet"/>
+      </w:pPr>
+      <w:r>
+        <w:t xml:space="preserve">(-) </w:t>
+      </w:r>
+      <w:r>
+        <w:rPr>
+          <w:rFonts w:ascii="Consolas" w:hAnsi="Consolas"/>
+          <w:color w:val="C7254E"/>
+          <w:sz w:val="20"/>
+        </w:rPr>
+        <w:t>lib/auth.ts:90-91</w:t>
+      </w:r>
+      <w:r>
+        <w:t xml:space="preserve"> — 신규 가입 시 20크레딧 부여, admin 999. </w:t>
+      </w:r>
+      <w:r>
+        <w:rPr>
+          <w:b/>
+        </w:rPr>
+        <w:t>이메일 인증/Captcha 없음 → 봇 가입으로 무한 크레딧 가능 (P1)</w:t>
+      </w:r>
+    </w:p>
+    <w:p>
+      <w:pPr>
+        <w:pStyle w:val="ListBullet"/>
+      </w:pPr>
+      <w:r>
+        <w:t xml:space="preserve">(-) medical-ad override 동의 — 클라이언트 클릭만. server-side에 동의 시점/사용자 ID 영구 기록 없음 (token TTL 5분 후 사라짐). </w:t>
+      </w:r>
+      <w:r>
+        <w:rPr>
+          <w:b/>
+        </w:rPr>
+        <w:t>PIPA·의료법 분쟁 입증 자료 부재 (P0 검토)</w:t>
+      </w:r>
+    </w:p>
+    <w:p>
+      <w:pPr>
+        <w:pStyle w:val="Heading3"/>
+        <w:jc w:val="left"/>
+      </w:pPr>
+      <w:r>
+        <w:t>📊 9.7 Operability</w:t>
+      </w:r>
+    </w:p>
+    <w:p>
+      <w:r>
+        <w:rPr>
+          <w:b/>
+        </w:rPr>
+        <w:t>next-app</w:t>
+      </w:r>
+    </w:p>
+    <w:p>
+      <w:pPr>
+        <w:pStyle w:val="ListBullet"/>
+      </w:pPr>
+      <w:r>
+        <w:t xml:space="preserve">(-) </w:t>
+      </w:r>
+      <w:r>
+        <w:rPr>
+          <w:b/>
+        </w:rPr>
+        <w:t>Sentry 미통합</w:t>
+      </w:r>
+      <w:r>
+        <w:t xml:space="preserve"> — 에러 추적이 console.log 만. Vercel 로그 grep 의존. </w:t>
+      </w:r>
+      <w:r>
+        <w:rPr>
+          <w:b/>
+        </w:rPr>
+        <w:t>(P2)</w:t>
+      </w:r>
+    </w:p>
+    <w:p>
+      <w:pPr>
+        <w:pStyle w:val="ListBullet"/>
+      </w:pPr>
+      <w:r>
+        <w:t xml:space="preserve">(-) </w:t>
+      </w:r>
+      <w:r>
+        <w:rPr>
+          <w:rFonts w:ascii="Consolas" w:hAnsi="Consolas"/>
+          <w:color w:val="C7254E"/>
+          <w:sz w:val="20"/>
+        </w:rPr>
+        <w:t>console.warn/error</w:t>
+      </w:r>
+      <w:r>
+        <w:t xml:space="preserve"> 양 앱 lib/ 합산 79건 — 로깅 레벨 일관성 없음, 구조화 로깅 결손</w:t>
+      </w:r>
+    </w:p>
+    <w:p>
+      <w:pPr>
+        <w:pStyle w:val="ListBullet"/>
+      </w:pPr>
+      <w:r>
+        <w:t xml:space="preserve">(+) </w:t>
+      </w:r>
+      <w:r>
+        <w:rPr>
+          <w:rFonts w:ascii="Consolas" w:hAnsi="Consolas"/>
+          <w:color w:val="C7254E"/>
+          <w:sz w:val="20"/>
+        </w:rPr>
+        <w:t>lib/diagnostic/logger.ts</w:t>
+      </w:r>
+      <w:r>
+        <w:t xml:space="preserve"> traceId 발급 패턴 — 다른 도메인에 확장 권장</w:t>
+      </w:r>
+    </w:p>
+    <w:p>
+      <w:r>
+        <w:rPr>
+          <w:b/>
+        </w:rPr>
+        <w:t>public-app</w:t>
+      </w:r>
+    </w:p>
+    <w:p>
+      <w:pPr>
+        <w:pStyle w:val="ListBullet"/>
+      </w:pPr>
+      <w:r>
+        <w:t>(+) Sentry + redaction 통합</w:t>
+      </w:r>
+    </w:p>
+    <w:p>
+      <w:pPr>
+        <w:pStyle w:val="ListBullet"/>
+      </w:pPr>
+      <w:r>
+        <w:t>(-) Sentry redaction이 request 만 → response stream(SSE)의 의료 콘텐츠는 미감지 (의도된 듯, 명시 권장)</w:t>
+      </w:r>
+    </w:p>
+    <w:p>
+      <w:pPr>
+        <w:pStyle w:val="ListBullet"/>
+      </w:pPr>
+      <w:r>
+        <w:t>(-) tracesSampleRate 0.1 — production 트래픽 보면서 조정</w:t>
+      </w:r>
+    </w:p>
+    <w:p>
+      <w:r>
+        <w:rPr>
+          <w:b/>
+        </w:rPr>
+        <w:t>Both</w:t>
+      </w:r>
+    </w:p>
+    <w:p>
+      <w:pPr>
+        <w:pStyle w:val="ListBullet"/>
+      </w:pPr>
+      <w:r>
+        <w:t xml:space="preserve">(-) </w:t>
+      </w:r>
+      <w:r>
+        <w:rPr>
+          <w:b/>
+        </w:rPr>
+        <w:t>healthcheck 엔드포인트 부재</w:t>
+      </w:r>
+      <w:r>
+        <w:t xml:space="preserve"> — 외부 모니터링이 / 또는 임의 page를 ping해야 함 </w:t>
+      </w:r>
+      <w:r>
+        <w:rPr>
+          <w:b/>
+        </w:rPr>
+        <w:t>(P3)</w:t>
+      </w:r>
+    </w:p>
+    <w:p>
+      <w:pPr>
+        <w:pStyle w:val="ListBullet"/>
+      </w:pPr>
+      <w:r>
+        <w:t xml:space="preserve">(-) </w:t>
+      </w:r>
+      <w:r>
+        <w:rPr>
+          <w:rFonts w:ascii="Consolas" w:hAnsi="Consolas"/>
+          <w:color w:val="C7254E"/>
+          <w:sz w:val="20"/>
+        </w:rPr>
+        <w:t>lib/devLog.ts</w:t>
+      </w:r>
+      <w:r>
+        <w:t xml:space="preserve"> production 동작 검증 필요 (실수로 production에서 양산되는지)</w:t>
+      </w:r>
+    </w:p>
+    <w:p>
+      <w:pPr>
+        <w:pStyle w:val="Heading3"/>
+        <w:jc w:val="left"/>
+      </w:pPr>
+      <w:r>
+        <w:t>📦 9.8 Dependencies</w:t>
+      </w:r>
+    </w:p>
+    <w:p>
+      <w:pPr>
+        <w:pStyle w:val="ListBullet"/>
+      </w:pPr>
+      <w:r>
+        <w:t xml:space="preserve">(-) </w:t>
+      </w:r>
+      <w:r>
+        <w:rPr>
+          <w:b/>
+        </w:rPr>
+        <w:t>postcss &lt; 8.5.10 → CVE GHSA-qx2v-qp2m-jg93</w:t>
+      </w:r>
+      <w:r>
+        <w:t xml:space="preserve"> (XSS via unescaped </w:t>
+      </w:r>
+      <w:r>
+        <w:rPr>
+          <w:rFonts w:ascii="Consolas" w:hAnsi="Consolas"/>
+          <w:color w:val="C7254E"/>
+          <w:sz w:val="20"/>
+        </w:rPr>
+        <w:t>&lt;/style&gt;</w:t>
+      </w:r>
+      <w:r>
+        <w:t xml:space="preserve">) · 양 앱 영향 (next-app 2건, public-app 3건). </w:t>
+      </w:r>
+      <w:r>
+        <w:rPr>
+          <w:rFonts w:ascii="Consolas" w:hAnsi="Consolas"/>
+          <w:color w:val="C7254E"/>
+          <w:sz w:val="20"/>
+        </w:rPr>
+        <w:t>npm audit fix --force</w:t>
+      </w:r>
+      <w:r>
+        <w:t xml:space="preserve">는 next 메이저 다운그레이드 동반 → 즉시 적용 부적합. </w:t>
+      </w:r>
+      <w:r>
+        <w:rPr>
+          <w:b/>
+        </w:rPr>
+        <w:t>mitigation</w:t>
+      </w:r>
+      <w:r>
+        <w:t>: postcss 가 직접 처리하는 user input 없음 → 위험도 낮음. patch 출시 감시 (P3)</w:t>
+      </w:r>
+    </w:p>
+    <w:p>
+      <w:pPr>
+        <w:pStyle w:val="ListBullet"/>
+      </w:pPr>
+      <w:r>
+        <w:t>(+) next/react/typescript 양 앱 동일 버전 (drift 없음)</w:t>
+      </w:r>
+    </w:p>
+    <w:p>
+      <w:pPr>
+        <w:pStyle w:val="ListBullet"/>
+      </w:pPr>
+      <w:r>
+        <w:t xml:space="preserve">(-) public-app만 </w:t>
+      </w:r>
+      <w:r>
+        <w:rPr>
+          <w:rFonts w:ascii="Consolas" w:hAnsi="Consolas"/>
+          <w:color w:val="C7254E"/>
+          <w:sz w:val="20"/>
+        </w:rPr>
+        <w:t>konva@10</w:t>
+      </w:r>
+      <w:r>
+        <w:t xml:space="preserve">, </w:t>
+      </w:r>
+      <w:r>
+        <w:rPr>
+          <w:rFonts w:ascii="Consolas" w:hAnsi="Consolas"/>
+          <w:color w:val="C7254E"/>
+          <w:sz w:val="20"/>
+        </w:rPr>
+        <w:t>jspdf@4</w:t>
+      </w:r>
+      <w:r>
+        <w:t xml:space="preserve">, </w:t>
+      </w:r>
+      <w:r>
+        <w:rPr>
+          <w:rFonts w:ascii="Consolas" w:hAnsi="Consolas"/>
+          <w:color w:val="C7254E"/>
+          <w:sz w:val="20"/>
+        </w:rPr>
+        <w:t>@sentry/nextjs@10</w:t>
+      </w:r>
+      <w:r>
+        <w:t xml:space="preserve"> — major 버전 업그레이드 시 양 앱 lifecycle 분리</w:t>
+      </w:r>
+    </w:p>
+    <w:p>
+      <w:pPr>
+        <w:pStyle w:val="ListBullet"/>
+      </w:pPr>
+      <w:r>
+        <w:t>(+) supabase-js / anthropic-sdk / google/genai / openai 모두 latest minor</w:t>
+      </w:r>
+    </w:p>
+    <w:p>
+      <w:pPr>
+        <w:pStyle w:val="Heading3"/>
+        <w:jc w:val="left"/>
+      </w:pPr>
+      <w:r>
+        <w:t>⚖️ 9.9 Compliance</w:t>
+      </w:r>
+    </w:p>
+    <w:p>
+      <w:pPr>
+        <w:pStyle w:val="ListBullet"/>
+      </w:pPr>
+      <w:r>
+        <w:t xml:space="preserve">(+) PIPA: </w:t>
+      </w:r>
+      <w:r>
+        <w:rPr>
+          <w:rFonts w:ascii="Consolas" w:hAnsi="Consolas"/>
+          <w:color w:val="C7254E"/>
+          <w:sz w:val="20"/>
+        </w:rPr>
+        <w:t>lib/teamData.ts</w:t>
+      </w:r>
+      <w:r>
+        <w:t>에서 PII (매니저 실명·주소·블로그 URL) 제거 + DB로 이전 (self-doc'd)</w:t>
+      </w:r>
+    </w:p>
+    <w:p>
+      <w:pPr>
+        <w:pStyle w:val="ListBullet"/>
+      </w:pPr>
+      <w:r>
+        <w:t xml:space="preserve">(+) Sentry </w:t>
+      </w:r>
+      <w:r>
+        <w:rPr>
+          <w:rFonts w:ascii="Consolas" w:hAnsi="Consolas"/>
+          <w:color w:val="C7254E"/>
+          <w:sz w:val="20"/>
+        </w:rPr>
+        <w:t>sendDefaultPii=false</w:t>
+      </w:r>
+      <w:r>
+        <w:t xml:space="preserve"> + 의료 컨텍스트 redaction</w:t>
+      </w:r>
+    </w:p>
+    <w:p>
+      <w:pPr>
+        <w:pStyle w:val="ListBullet"/>
+      </w:pPr>
+      <w:r>
+        <w:t>(+) X-Frame-Options DENY, Referrer-Policy, Permissions-Policy 헤더 (양 앱 동일)</w:t>
+      </w:r>
+    </w:p>
+    <w:p>
+      <w:pPr>
+        <w:pStyle w:val="ListBullet"/>
+      </w:pPr>
+      <w:r>
+        <w:t xml:space="preserve">(+) </w:t>
+      </w:r>
+      <w:r>
+        <w:rPr>
+          <w:rFonts w:ascii="Consolas" w:hAnsi="Consolas"/>
+          <w:color w:val="C7254E"/>
+          <w:sz w:val="20"/>
+        </w:rPr>
+        <w:t>/check/[token]</w:t>
+      </w:r>
+      <w:r>
+        <w:t xml:space="preserve"> token regex </w:t>
+      </w:r>
+      <w:r>
+        <w:rPr>
+          <w:rFonts w:ascii="Consolas" w:hAnsi="Consolas"/>
+          <w:color w:val="C7254E"/>
+          <w:sz w:val="20"/>
+        </w:rPr>
+        <w:t>/^[A-Za-z0-9_-]{1,32}$/</w:t>
+      </w:r>
+      <w:r>
+        <w:t xml:space="preserve"> + </w:t>
+      </w:r>
+      <w:r>
+        <w:rPr>
+          <w:rFonts w:ascii="Consolas" w:hAnsi="Consolas"/>
+          <w:color w:val="C7254E"/>
+          <w:sz w:val="20"/>
+        </w:rPr>
+        <w:t>expires_at</w:t>
+      </w:r>
+      <w:r>
+        <w:t xml:space="preserve"> + </w:t>
+      </w:r>
+      <w:r>
+        <w:rPr>
+          <w:rFonts w:ascii="Consolas" w:hAnsi="Consolas"/>
+          <w:color w:val="C7254E"/>
+          <w:sz w:val="20"/>
+        </w:rPr>
+        <w:t>is_revoked</w:t>
+      </w:r>
+      <w:r>
+        <w:t xml:space="preserve"> 검증 — 견고</w:t>
+      </w:r>
+    </w:p>
+    <w:p>
+      <w:pPr>
+        <w:pStyle w:val="ListBullet"/>
+      </w:pPr>
+      <w:r>
+        <w:t xml:space="preserve">(-) </w:t>
+      </w:r>
+      <w:r>
+        <w:rPr>
+          <w:b/>
+        </w:rPr>
+        <w:t>PIPA 동의 기록 미흡 (P1 검토)</w:t>
+      </w:r>
+      <w:r>
+        <w:t>: 회원가입 시 약관 체크 UI 유무 + server-side 시점 기록 여부 확인 필요</w:t>
+      </w:r>
+    </w:p>
+    <w:p>
+      <w:pPr>
+        <w:pStyle w:val="ListBullet"/>
+      </w:pPr>
+      <w:r>
+        <w:t xml:space="preserve">(-) </w:t>
+      </w:r>
+      <w:r>
+        <w:rPr>
+          <w:b/>
+        </w:rPr>
+        <w:t>의료법 광고 분쟁 대비 미흡 (P0 검토)</w:t>
+      </w:r>
+      <w:r>
+        <w:t>: medical-ad override 동의가 server-side에 영구 기록 안 됨. 한국 의료법 23조 책임 분쟁 시 입증 자료 없음</w:t>
+      </w:r>
+    </w:p>
+    <w:p>
+      <w:pPr>
+        <w:pStyle w:val="ListBullet"/>
+      </w:pPr>
+      <w:r>
+        <w:t xml:space="preserve">(-) </w:t>
+      </w:r>
+      <w:r>
+        <w:rPr>
+          <w:b/>
+        </w:rPr>
+        <w:t>전금감/본인인증</w:t>
+      </w:r>
+      <w:r>
+        <w:t xml:space="preserve"> — 결제·본인인증 통합 미확인. </w:t>
+      </w:r>
+      <w:r>
+        <w:rPr>
+          <w:rFonts w:ascii="Consolas" w:hAnsi="Consolas"/>
+          <w:color w:val="C7254E"/>
+          <w:sz w:val="20"/>
+        </w:rPr>
+        <w:t>subscriptions</w:t>
+      </w:r>
+      <w:r>
+        <w:t xml:space="preserve"> 테이블은 있으나 PG/SMS 인증 코드 부재</w:t>
+      </w:r>
+    </w:p>
+    <w:p>
+      <w:pPr>
+        <w:pStyle w:val="Heading3"/>
+        <w:jc w:val="left"/>
+      </w:pPr>
+      <w:r>
+        <w:t>🧹 9.10 Quality</w:t>
+      </w:r>
+    </w:p>
+    <w:p>
+      <w:pPr>
+        <w:pStyle w:val="ListBullet"/>
+      </w:pPr>
+      <w:r>
+        <w:t>(-) 거대 페이지: blog/page.tsx 2613, image/page.tsx 2162, admin/page.tsx 1034 (R5)</w:t>
+      </w:r>
+    </w:p>
+    <w:p>
+      <w:pPr>
+        <w:pStyle w:val="ListBullet"/>
+      </w:pPr>
+      <w:r>
+        <w:t xml:space="preserve">(-) </w:t>
+      </w:r>
+      <w:r>
+        <w:rPr>
+          <w:rFonts w:ascii="Consolas" w:hAnsi="Consolas"/>
+          <w:color w:val="C7254E"/>
+          <w:sz w:val="20"/>
+        </w:rPr>
+        <w:t>as any</w:t>
+      </w:r>
+      <w:r>
+        <w:t xml:space="preserve"> 캐스트 28건 (양 앱 합산) — 타입 세이프티 결손</w:t>
+      </w:r>
+    </w:p>
+    <w:p>
+      <w:pPr>
+        <w:pStyle w:val="ListBullet"/>
+      </w:pPr>
+      <w:r>
+        <w:t xml:space="preserve">(-) ESLint 미도입 — </w:t>
+      </w:r>
+      <w:r>
+        <w:rPr>
+          <w:rFonts w:ascii="Consolas" w:hAnsi="Consolas"/>
+          <w:color w:val="C7254E"/>
+          <w:sz w:val="20"/>
+        </w:rPr>
+        <w:t>lint = tsc --noEmit</w:t>
+      </w:r>
+      <w:r>
+        <w:t xml:space="preserve"> 만 (R12)</w:t>
+      </w:r>
+    </w:p>
+    <w:p>
+      <w:pPr>
+        <w:pStyle w:val="ListBullet"/>
+      </w:pPr>
+      <w:r>
+        <w:t xml:space="preserve">(-) </w:t>
+      </w:r>
+      <w:r>
+        <w:rPr>
+          <w:b/>
+        </w:rPr>
+        <w:t>데드 코드 후보</w:t>
+      </w:r>
+      <w:r>
+        <w:t>:</w:t>
+      </w:r>
+    </w:p>
+    <w:p>
+      <w:pPr>
+        <w:pStyle w:val="ListBullet"/>
+      </w:pPr>
+      <w:r>
+        <w:rPr>
+          <w:rFonts w:ascii="Consolas" w:hAnsi="Consolas"/>
+          <w:color w:val="C7254E"/>
+          <w:sz w:val="20"/>
+        </w:rPr>
+        <w:t>next-app/__tests__/e2e-smoke.ts</w:t>
+      </w:r>
+      <w:r>
+        <w:t xml:space="preserve"> — Playwright </w:t>
+      </w:r>
+      <w:r>
+        <w:rPr>
+          <w:rFonts w:ascii="Consolas" w:hAnsi="Consolas"/>
+          <w:color w:val="C7254E"/>
+          <w:sz w:val="20"/>
+        </w:rPr>
+        <w:t>e2e/</w:t>
+      </w:r>
+      <w:r>
+        <w:t>로 이전된 후 잔존인지 확인</w:t>
+      </w:r>
+    </w:p>
+    <w:p>
+      <w:pPr>
+        <w:pStyle w:val="ListBullet"/>
+      </w:pPr>
+      <w:r>
+        <w:rPr>
+          <w:rFonts w:ascii="Consolas" w:hAnsi="Consolas"/>
+          <w:color w:val="C7254E"/>
+          <w:sz w:val="20"/>
+        </w:rPr>
+        <w:t>public-app/scripts/migrate-blog-images.ts</w:t>
+      </w:r>
+      <w:r>
+        <w:t xml:space="preserve"> — 1회성 마이그레이션 완료 여부 확인 후 archive</w:t>
+      </w:r>
+    </w:p>
+    <w:p>
+      <w:pPr>
+        <w:pStyle w:val="ListBullet"/>
+      </w:pPr>
+      <w:r>
+        <w:rPr>
+          <w:rFonts w:ascii="Consolas" w:hAnsi="Consolas"/>
+          <w:color w:val="C7254E"/>
+          <w:sz w:val="20"/>
+        </w:rPr>
+        <w:t>next-app/app/(dashboard)/card_news/page.tsx</w:t>
+      </w:r>
+      <w:r>
+        <w:t xml:space="preserve"> 16-LoC stub의 </w:t>
+      </w:r>
+      <w:r>
+        <w:rPr>
+          <w:rFonts w:ascii="Consolas" w:hAnsi="Consolas"/>
+          <w:color w:val="C7254E"/>
+          <w:sz w:val="20"/>
+        </w:rPr>
+        <w:t>page.tsx.bak</w:t>
+      </w:r>
+      <w:r>
+        <w:t xml:space="preserve"> 코멘트 — 실제 파일 없음, stale (R3)</w:t>
+      </w:r>
+    </w:p>
+    <w:p>
+      <w:pPr>
+        <w:pStyle w:val="ListBullet"/>
+      </w:pPr>
+      <w:r>
+        <w:t xml:space="preserve">(-) </w:t>
+      </w:r>
+      <w:r>
+        <w:rPr>
+          <w:rFonts w:ascii="Consolas" w:hAnsi="Consolas"/>
+          <w:color w:val="C7254E"/>
+          <w:sz w:val="20"/>
+        </w:rPr>
+        <w:t>lib/devLog.ts</w:t>
+      </w:r>
+      <w:r>
+        <w:t xml:space="preserve"> 양 앱 모두 존재 — 동작 일관성 검증</w:t>
+      </w:r>
+    </w:p>
+    <w:p>
+      <w:pPr>
+        <w:pStyle w:val="Heading3"/>
+        <w:jc w:val="left"/>
+      </w:pPr>
+      <w:r>
+        <w:t>🤖 9.11 AI-specific</w:t>
+      </w:r>
+    </w:p>
+    <w:p>
+      <w:pPr>
+        <w:pStyle w:val="ListBullet"/>
+      </w:pPr>
+      <w:r>
+        <w:t xml:space="preserve">(+) 멀티 LLM 라우터 (Claude/Gemini, env override, kill-switch </w:t>
+      </w:r>
+      <w:r>
+        <w:rPr>
+          <w:rFonts w:ascii="Consolas" w:hAnsi="Consolas"/>
+          <w:color w:val="C7254E"/>
+          <w:sz w:val="20"/>
+        </w:rPr>
+        <w:t>LLM_DISABLE_CLAUDE</w:t>
+      </w:r>
+      <w:r>
+        <w:t>) — 성숙</w:t>
+      </w:r>
+    </w:p>
+    <w:p>
+      <w:pPr>
+        <w:pStyle w:val="ListBullet"/>
+      </w:pPr>
+      <w:r>
+        <w:t>(+) 멀티키 로테이션 (Gemini/Anthropic/OpenAI 각 3키)</w:t>
+      </w:r>
+    </w:p>
+    <w:p>
+      <w:pPr>
+        <w:pStyle w:val="ListBullet"/>
+      </w:pPr>
+      <w:r>
+        <w:t xml:space="preserve">(+) </w:t>
+      </w:r>
+      <w:r>
+        <w:rPr>
+          <w:rFonts w:ascii="Consolas" w:hAnsi="Consolas"/>
+          <w:color w:val="C7254E"/>
+          <w:sz w:val="20"/>
+        </w:rPr>
+        <w:t>sanitizePromptInput</w:t>
+      </w:r>
+      <w:r>
+        <w:t xml:space="preserve"> 인젝션 방어 (대괄호·따옴표·인젝션 키워드 제거)</w:t>
+      </w:r>
+    </w:p>
+    <w:p>
+      <w:pPr>
+        <w:pStyle w:val="ListBullet"/>
+      </w:pPr>
+      <w:r>
+        <w:t>(+) medical-law filter (regex 100+ 키워드) + Opus 검수 + issues-based 패치</w:t>
+      </w:r>
+    </w:p>
+    <w:p>
+      <w:pPr>
+        <w:pStyle w:val="ListBullet"/>
+      </w:pPr>
+      <w:r>
+        <w:t xml:space="preserve">(-) </w:t>
+      </w:r>
+      <w:r>
+        <w:rPr>
+          <w:b/>
+        </w:rPr>
+        <w:t>할루시네이션</w:t>
+      </w:r>
+      <w:r>
+        <w:t>:</w:t>
+      </w:r>
+    </w:p>
+    <w:p>
+      <w:pPr>
+        <w:pStyle w:val="ListBullet"/>
+      </w:pPr>
+      <w:r>
+        <w:rPr>
+          <w:rFonts w:ascii="Consolas" w:hAnsi="Consolas"/>
+          <w:color w:val="C7254E"/>
+          <w:sz w:val="20"/>
+        </w:rPr>
+        <w:t>app/api/influencer/search/route.ts:19</w:t>
+      </w:r>
+      <w:r>
+        <w:t xml:space="preserve"> IG_USERNAME_RE 검증 — username만. </w:t>
+      </w:r>
+      <w:r>
+        <w:rPr>
+          <w:rFonts w:ascii="Consolas" w:hAnsi="Consolas"/>
+          <w:color w:val="C7254E"/>
+          <w:sz w:val="20"/>
+        </w:rPr>
+        <w:t>follower_count</w:t>
+      </w:r>
+      <w:r>
+        <w:t xml:space="preserve">, </w:t>
+      </w:r>
+      <w:r>
+        <w:rPr>
+          <w:rFonts w:ascii="Consolas" w:hAnsi="Consolas"/>
+          <w:color w:val="C7254E"/>
+          <w:sz w:val="20"/>
+        </w:rPr>
+        <w:t>post_count</w:t>
+      </w:r>
+      <w:r>
+        <w:t xml:space="preserve"> 등 metadata는 검증 없음 → AI가 만든 0/9999 같은 값을 그대로 DB 저장 가능 (P2)</w:t>
+      </w:r>
+    </w:p>
+    <w:p>
+      <w:pPr>
+        <w:pStyle w:val="ListBullet"/>
+      </w:pPr>
+      <w:r>
+        <w:t xml:space="preserve">(-) </w:t>
+      </w:r>
+      <w:r>
+        <w:rPr>
+          <w:b/>
+        </w:rPr>
+        <w:t>저장형 prompt injection (Stored Prompt Injection)</w:t>
+      </w:r>
+      <w:r>
+        <w:t>:</w:t>
+      </w:r>
+    </w:p>
+    <w:p>
+      <w:pPr>
+        <w:pStyle w:val="ListBullet"/>
+      </w:pPr>
+      <w:r>
+        <w:rPr>
+          <w:rFonts w:ascii="Consolas" w:hAnsi="Consolas"/>
+          <w:color w:val="C7254E"/>
+          <w:sz w:val="20"/>
+        </w:rPr>
+        <w:t>lib/clinicContextService.ts</w:t>
+      </w:r>
+      <w:r>
+        <w:t xml:space="preserve"> / 병원 말투 학습 결과(</w:t>
+      </w:r>
+      <w:r>
+        <w:rPr>
+          <w:rFonts w:ascii="Consolas" w:hAnsi="Consolas"/>
+          <w:color w:val="C7254E"/>
+          <w:sz w:val="20"/>
+        </w:rPr>
+        <w:t>hospitalStyleBlock</w:t>
+      </w:r>
+      <w:r>
+        <w:t xml:space="preserve">)가 후속 블로그 프롬프트에 보간. </w:t>
+      </w:r>
+      <w:r>
+        <w:rPr>
+          <w:b/>
+        </w:rPr>
+        <w:t>학습한 글에 인젝션 페이로드가 있으면 후속 생성에 영향 (P1 검토)</w:t>
+      </w:r>
+    </w:p>
+    <w:p>
+      <w:pPr>
+        <w:pStyle w:val="ListBullet"/>
+      </w:pPr>
+      <w:r>
+        <w:rPr>
+          <w:rFonts w:ascii="Consolas" w:hAnsi="Consolas"/>
+          <w:color w:val="C7254E"/>
+          <w:sz w:val="20"/>
+        </w:rPr>
+        <w:t>hospitalName</w:t>
+      </w:r>
+      <w:r>
+        <w:t>은 화이트리스트 아닌 free-text → LLM 프롬프트 직접 보간 시 표면. sanitize 강화 필요</w:t>
+      </w:r>
+    </w:p>
+    <w:p>
+      <w:pPr>
+        <w:pStyle w:val="ListBullet"/>
+      </w:pPr>
+      <w:r>
+        <w:t xml:space="preserve">(-) </w:t>
+      </w:r>
+      <w:r>
+        <w:rPr>
+          <w:b/>
+        </w:rPr>
+        <w:t>모델 의존</w:t>
+      </w:r>
+      <w:r>
+        <w:t>:</w:t>
+      </w:r>
+    </w:p>
+    <w:p>
+      <w:pPr>
+        <w:pStyle w:val="ListBullet"/>
+      </w:pPr>
+      <w:r>
+        <w:t xml:space="preserve">다수 코드가 </w:t>
+      </w:r>
+      <w:r>
+        <w:rPr>
+          <w:rFonts w:ascii="Consolas" w:hAnsi="Consolas"/>
+          <w:color w:val="C7254E"/>
+          <w:sz w:val="20"/>
+        </w:rPr>
+        <w:t>claude-sonnet-4-6</w:t>
+      </w:r>
+      <w:r>
+        <w:t xml:space="preserve">, </w:t>
+      </w:r>
+      <w:r>
+        <w:rPr>
+          <w:rFonts w:ascii="Consolas" w:hAnsi="Consolas"/>
+          <w:color w:val="C7254E"/>
+          <w:sz w:val="20"/>
+        </w:rPr>
+        <w:t>claude-opus-4-7</w:t>
+      </w:r>
+      <w:r>
+        <w:t xml:space="preserve"> specific 모델 ID에 의존. </w:t>
+      </w:r>
+      <w:r>
+        <w:rPr>
+          <w:b/>
+        </w:rPr>
+        <w:t>응답 형식 가정도 깨질 수 있음</w:t>
+      </w:r>
+      <w:r>
+        <w:t xml:space="preserve"> (deprecate / 메이저 업데이트 시)</w:t>
+      </w:r>
+    </w:p>
+    <w:p>
+      <w:pPr>
+        <w:pStyle w:val="ListBullet"/>
+      </w:pPr>
+      <w:r>
+        <w:t xml:space="preserve">(-) </w:t>
+      </w:r>
+      <w:r>
+        <w:rPr>
+          <w:b/>
+        </w:rPr>
+        <w:t>출력 검증</w:t>
+      </w:r>
+      <w:r>
+        <w:t>:</w:t>
+      </w:r>
+    </w:p>
+    <w:p>
+      <w:pPr>
+        <w:pStyle w:val="ListBullet"/>
+      </w:pPr>
+      <w:r>
+        <w:rPr>
+          <w:rFonts w:ascii="Consolas" w:hAnsi="Consolas"/>
+          <w:color w:val="C7254E"/>
+          <w:sz w:val="20"/>
+        </w:rPr>
+        <w:t>app/api/generate/blog/review/route.ts:151</w:t>
+      </w:r>
+      <w:r>
+        <w:t xml:space="preserve"> JSON 파싱 실패 시 </w:t>
+      </w:r>
+      <w:r>
+        <w:rPr>
+          <w:rFonts w:ascii="Consolas" w:hAnsi="Consolas"/>
+          <w:color w:val="C7254E"/>
+          <w:sz w:val="20"/>
+        </w:rPr>
+        <w:t>verdict='pass'</w:t>
+      </w:r>
+      <w:r>
+        <w:t xml:space="preserve"> — 본 세션의 issues-based 패치가 무력화 (issues=[]). </w:t>
+      </w:r>
+      <w:r>
+        <w:rPr>
+          <w:b/>
+        </w:rPr>
+        <w:t>정규식 안전망(applyContentFilters)에만 의존</w:t>
+      </w:r>
+      <w:r>
+        <w:t xml:space="preserve"> → fallback 경로 모니터링 필요</w:t>
+      </w:r>
+    </w:p>
+    <w:p>
+      <w:pPr>
+        <w:pStyle w:val="ListBullet"/>
+      </w:pPr>
+      <w:r>
+        <w:t xml:space="preserve">(-) </w:t>
+      </w:r>
+      <w:r>
+        <w:rPr>
+          <w:b/>
+        </w:rPr>
+        <w:t>라이선스 오염</w:t>
+      </w:r>
+      <w:r>
+        <w:t>:</w:t>
+      </w:r>
+    </w:p>
+    <w:p>
+      <w:pPr>
+        <w:pStyle w:val="ListBullet"/>
+      </w:pPr>
+      <w:r>
+        <w:t xml:space="preserve">Gemini grounding 결과의 텍스트가 진단 결과에 포함 → </w:t>
+      </w:r>
+      <w:r>
+        <w:rPr>
+          <w:b/>
+        </w:rPr>
+        <w:t>출처 명시 / attribution UI 확인 필요</w:t>
+      </w:r>
+      <w:r>
+        <w:t>. 최근 외부 콘텐츠 인용 정책 강화 추세</w:t>
+      </w:r>
+    </w:p>
+    <w:p>
+      <w:pPr>
+        <w:pBdr>
+          <w:bottom w:val="single" w:sz="6" w:space="1" w:color="BBBBBB"/>
+        </w:pBdr>
+      </w:pPr>
+    </w:p>
+    <w:p>
+      <w:pPr>
+        <w:pStyle w:val="Heading2"/>
+        <w:jc w:val="left"/>
+      </w:pPr>
+      <w:r>
+        <w:t>10. 내부(next-app) vs 외부(public-app) 비교</w:t>
+      </w:r>
+    </w:p>
+    <w:p>
+      <w:pPr>
+        <w:pStyle w:val="Heading3"/>
+        <w:jc w:val="left"/>
+      </w:pPr>
+      <w:r>
+        <w:t>10.1 정체성</w:t>
+      </w:r>
+    </w:p>
+    <w:tbl>
+      <w:tblPr>
+        <w:tblStyle w:val="LightGrid-Accent1"/>
+        <w:tblW w:type="auto" w:w="0"/>
+        <w:tblLook w:firstColumn="1" w:firstRow="1" w:lastColumn="0" w:lastRow="0" w:noHBand="0" w:noVBand="1" w:val="04A0"/>
+      </w:tblPr>
+      <w:tblGrid>
+        <w:gridCol w:w="2880"/>
+        <w:gridCol w:w="2880"/>
+        <w:gridCol w:w="2880"/>
+      </w:tblGrid>
+      <w:tr>
+        <w:tc>
+          <w:tcPr>
+            <w:tcW w:type="dxa" w:w="2880"/>
+            <w:vAlign w:val="top"/>
+            <w:shd w:val="clear" w:color="auto" w:fill="EFEFEF"/>
+          </w:tcPr>
+          <w:p>
+            <w:r>
+              <w:rPr>
+                <w:b/>
+              </w:rPr>
+            </w:r>
+            <w:r>
+              <w:rPr>
+                <w:b/>
+              </w:rPr>
+              <w:t>측면</w:t>
+            </w:r>
+          </w:p>
+        </w:tc>
+        <w:tc>
+          <w:tcPr>
+            <w:tcW w:type="dxa" w:w="2880"/>
+            <w:vAlign w:val="top"/>
+            <w:shd w:val="clear" w:color="auto" w:fill="EFEFEF"/>
+          </w:tcPr>
+          <w:p>
+            <w:r>
+              <w:rPr>
+                <w:b/>
+              </w:rPr>
+            </w:r>
+            <w:r>
+              <w:rPr>
+                <w:b/>
+              </w:rPr>
+              <w:t>next-app</w:t>
+            </w:r>
+          </w:p>
+        </w:tc>
+        <w:tc>
+          <w:tcPr>
+            <w:tcW w:type="dxa" w:w="2880"/>
+            <w:vAlign w:val="top"/>
+            <w:shd w:val="clear" w:color="auto" w:fill="EFEFEF"/>
+          </w:tcPr>
+          <w:p>
+            <w:r>
+              <w:rPr>
+                <w:b/>
+              </w:rPr>
+            </w:r>
+            <w:r>
+              <w:rPr>
+                <w:b/>
+              </w:rPr>
+              <w:t>public-app</w:t>
+            </w:r>
+          </w:p>
+        </w:tc>
+      </w:tr>
+      <w:tr>
+        <w:tc>
+          <w:tcPr>
+            <w:tcW w:type="dxa" w:w="2880"/>
+            <w:vAlign w:val="top"/>
+          </w:tcPr>
+          <w:p>
+            <w:r/>
+            <w:r>
+              <w:t>용도</w:t>
+            </w:r>
+          </w:p>
+        </w:tc>
+        <w:tc>
+          <w:tcPr>
+            <w:tcW w:type="dxa" w:w="2880"/>
+            <w:vAlign w:val="top"/>
+          </w:tcPr>
+          <w:p>
+            <w:r/>
+            <w:r>
+              <w:rPr>
+                <w:b/>
+              </w:rPr>
+              <w:t>사내 운영 도구</w:t>
+            </w:r>
+          </w:p>
+        </w:tc>
+        <w:tc>
+          <w:tcPr>
+            <w:tcW w:type="dxa" w:w="2880"/>
+            <w:vAlign w:val="top"/>
+          </w:tcPr>
+          <w:p>
+            <w:r/>
+            <w:r>
+              <w:rPr>
+                <w:b/>
+              </w:rPr>
+              <w:t>외부 출시용 SaaS</w:t>
+            </w:r>
+          </w:p>
+        </w:tc>
+      </w:tr>
+      <w:tr>
+        <w:tc>
+          <w:tcPr>
+            <w:tcW w:type="dxa" w:w="2880"/>
+            <w:vAlign w:val="top"/>
+          </w:tcPr>
+          <w:p>
+            <w:r/>
+            <w:r>
+              <w:t>사용자</w:t>
+            </w:r>
+          </w:p>
+        </w:tc>
+        <w:tc>
+          <w:tcPr>
+            <w:tcW w:type="dxa" w:w="2880"/>
+            <w:vAlign w:val="top"/>
+          </w:tcPr>
+          <w:p>
+            <w:r/>
+            <w:r>
+              <w:t>콘텐츠팀, 매니저, 관리자</w:t>
+            </w:r>
+          </w:p>
+        </w:tc>
+        <w:tc>
+          <w:tcPr>
+            <w:tcW w:type="dxa" w:w="2880"/>
+            <w:vAlign w:val="top"/>
+          </w:tcPr>
+          <w:p>
+            <w:r/>
+            <w:r>
+              <w:t>일반 병원 고객</w:t>
+            </w:r>
+          </w:p>
+        </w:tc>
+      </w:tr>
+      <w:tr>
+        <w:tc>
+          <w:tcPr>
+            <w:tcW w:type="dxa" w:w="2880"/>
+            <w:vAlign w:val="top"/>
+          </w:tcPr>
+          <w:p>
+            <w:r/>
+            <w:r>
+              <w:t>URL</w:t>
+            </w:r>
+          </w:p>
+        </w:tc>
+        <w:tc>
+          <w:tcPr>
+            <w:tcW w:type="dxa" w:w="2880"/>
+            <w:vAlign w:val="top"/>
+          </w:tcPr>
+          <w:p>
+            <w:r/>
+            <w:r>
+              <w:t>(사내 / vercel preview)</w:t>
+            </w:r>
+          </w:p>
+        </w:tc>
+        <w:tc>
+          <w:tcPr>
+            <w:tcW w:type="dxa" w:w="2880"/>
+            <w:vAlign w:val="top"/>
+          </w:tcPr>
+          <w:p>
+            <w:r/>
+            <w:r>
+              <w:rPr>
+                <w:rFonts w:ascii="Consolas" w:hAnsi="Consolas"/>
+                <w:color w:val="C7254E"/>
+                <w:sz w:val="20"/>
+              </w:rPr>
+              <w:t>winai.kr</w:t>
+            </w:r>
+          </w:p>
+        </w:tc>
+      </w:tr>
+      <w:tr>
+        <w:tc>
+          <w:tcPr>
+            <w:tcW w:type="dxa" w:w="2880"/>
+            <w:vAlign w:val="top"/>
+          </w:tcPr>
+          <w:p>
+            <w:r/>
+            <w:r>
+              <w:t>빌드 산출물에 상시 노출</w:t>
+            </w:r>
+          </w:p>
+        </w:tc>
+        <w:tc>
+          <w:tcPr>
+            <w:tcW w:type="dxa" w:w="2880"/>
+            <w:vAlign w:val="top"/>
+          </w:tcPr>
+          <w:p>
+            <w:r/>
+            <w:r>
+              <w:rPr>
+                <w:rFonts w:ascii="Consolas" w:hAnsi="Consolas"/>
+                <w:color w:val="C7254E"/>
+                <w:sz w:val="20"/>
+              </w:rPr>
+              <w:t>/admin</w:t>
+            </w:r>
+            <w:r>
+              <w:t>, 디버그 라우트</w:t>
+            </w:r>
+          </w:p>
+        </w:tc>
+        <w:tc>
+          <w:tcPr>
+            <w:tcW w:type="dxa" w:w="2880"/>
+            <w:vAlign w:val="top"/>
+          </w:tcPr>
+          <w:p>
+            <w:r/>
+            <w:r>
+              <w:t>landing, mypage, privacy</w:t>
+            </w:r>
+          </w:p>
+        </w:tc>
+      </w:tr>
+    </w:tbl>
+    <w:p/>
+    <w:p>
+      <w:pPr>
+        <w:pStyle w:val="Heading3"/>
+        <w:jc w:val="left"/>
+      </w:pPr>
+      <w:r>
+        <w:t>10.2 인증·권한</w:t>
+      </w:r>
+    </w:p>
+    <w:tbl>
+      <w:tblPr>
+        <w:tblStyle w:val="LightGrid-Accent1"/>
+        <w:tblW w:type="auto" w:w="0"/>
+        <w:tblLook w:firstColumn="1" w:firstRow="1" w:lastColumn="0" w:lastRow="0" w:noHBand="0" w:noVBand="1" w:val="04A0"/>
+      </w:tblPr>
+      <w:tblGrid>
+        <w:gridCol w:w="2880"/>
+        <w:gridCol w:w="2880"/>
+        <w:gridCol w:w="2880"/>
+      </w:tblGrid>
+      <w:tr>
+        <w:tc>
+          <w:tcPr>
+            <w:tcW w:type="dxa" w:w="2880"/>
+            <w:vAlign w:val="top"/>
+            <w:shd w:val="clear" w:color="auto" w:fill="EFEFEF"/>
+          </w:tcPr>
+          <w:p>
+            <w:r>
+              <w:rPr>
+                <w:b/>
+              </w:rPr>
+            </w:r>
+            <w:r>
+              <w:rPr>
+                <w:b/>
+              </w:rPr>
+              <w:t>항목</w:t>
+            </w:r>
+          </w:p>
+        </w:tc>
+        <w:tc>
+          <w:tcPr>
+            <w:tcW w:type="dxa" w:w="2880"/>
+            <w:vAlign w:val="top"/>
+            <w:shd w:val="clear" w:color="auto" w:fill="EFEFEF"/>
+          </w:tcPr>
+          <w:p>
+            <w:r>
+              <w:rPr>
+                <w:b/>
+              </w:rPr>
+            </w:r>
+            <w:r>
+              <w:rPr>
+                <w:b/>
+              </w:rPr>
+              <w:t>next-app</w:t>
+            </w:r>
+          </w:p>
+        </w:tc>
+        <w:tc>
+          <w:tcPr>
+            <w:tcW w:type="dxa" w:w="2880"/>
+            <w:vAlign w:val="top"/>
+            <w:shd w:val="clear" w:color="auto" w:fill="EFEFEF"/>
+          </w:tcPr>
+          <w:p>
+            <w:r>
+              <w:rPr>
+                <w:b/>
+              </w:rPr>
+            </w:r>
+            <w:r>
+              <w:rPr>
+                <w:b/>
+              </w:rPr>
+              <w:t>public-app</w:t>
+            </w:r>
+          </w:p>
+        </w:tc>
+      </w:tr>
+      <w:tr>
+        <w:tc>
+          <w:tcPr>
+            <w:tcW w:type="dxa" w:w="2880"/>
+            <w:vAlign w:val="top"/>
+          </w:tcPr>
+          <w:p>
+            <w:r/>
+            <w:r>
+              <w:t>사용자 인증</w:t>
+            </w:r>
+          </w:p>
+        </w:tc>
+        <w:tc>
+          <w:tcPr>
+            <w:tcW w:type="dxa" w:w="2880"/>
+            <w:vAlign w:val="top"/>
+          </w:tcPr>
+          <w:p>
+            <w:r/>
+            <w:r>
+              <w:t>팀ID + 이름 + 비밀번호 → synthetic email (</w:t>
+            </w:r>
+            <w:r>
+              <w:rPr>
+                <w:rFonts w:ascii="Consolas" w:hAnsi="Consolas"/>
+                <w:color w:val="C7254E"/>
+                <w:sz w:val="20"/>
+              </w:rPr>
+              <w:t>t&lt;id&gt;_&lt;hash&gt;@winaid.kr</w:t>
+            </w:r>
+            <w:r>
+              <w:t>)</w:t>
+            </w:r>
+          </w:p>
+        </w:tc>
+        <w:tc>
+          <w:tcPr>
+            <w:tcW w:type="dxa" w:w="2880"/>
+            <w:vAlign w:val="top"/>
+          </w:tcPr>
+          <w:p>
+            <w:r/>
+            <w:r>
+              <w:t>일반 이메일 + 비밀번호</w:t>
+            </w:r>
+          </w:p>
+        </w:tc>
+      </w:tr>
+      <w:tr>
+        <w:tc>
+          <w:tcPr>
+            <w:tcW w:type="dxa" w:w="2880"/>
+            <w:vAlign w:val="top"/>
+          </w:tcPr>
+          <w:p>
+            <w:r/>
+            <w:r>
+              <w:t>Admin</w:t>
+            </w:r>
+          </w:p>
+        </w:tc>
+        <w:tc>
+          <w:tcPr>
+            <w:tcW w:type="dxa" w:w="2880"/>
+            <w:vAlign w:val="top"/>
+          </w:tcPr>
+          <w:p>
+            <w:r/>
+            <w:r>
+              <w:rPr>
+                <w:rFonts w:ascii="Consolas" w:hAnsi="Consolas"/>
+                <w:color w:val="C7254E"/>
+                <w:sz w:val="20"/>
+              </w:rPr>
+              <w:t>/admin</w:t>
+            </w:r>
+            <w:r>
+              <w:t xml:space="preserve"> HMAC HttpOnly cookie + </w:t>
+            </w:r>
+            <w:r>
+              <w:rPr>
+                <w:rFonts w:ascii="Consolas" w:hAnsi="Consolas"/>
+                <w:color w:val="C7254E"/>
+                <w:sz w:val="20"/>
+              </w:rPr>
+              <w:t>ADMIN_API_TOKEN</w:t>
+            </w:r>
+            <w:r>
+              <w:t xml:space="preserve"> (7일)</w:t>
+            </w:r>
+          </w:p>
+        </w:tc>
+        <w:tc>
+          <w:tcPr>
+            <w:tcW w:type="dxa" w:w="2880"/>
+            <w:vAlign w:val="top"/>
+          </w:tcPr>
+          <w:p>
+            <w:r/>
+            <w:r>
+              <w:t>없음 (이메일 화이트리스트 1개)</w:t>
+            </w:r>
+          </w:p>
+        </w:tc>
+      </w:tr>
+      <w:tr>
+        <w:tc>
+          <w:tcPr>
+            <w:tcW w:type="dxa" w:w="2880"/>
+            <w:vAlign w:val="top"/>
+          </w:tcPr>
+          <w:p>
+            <w:r/>
+            <w:r>
+              <w:t>게스트</w:t>
+            </w:r>
+          </w:p>
+        </w:tc>
+        <w:tc>
+          <w:tcPr>
+            <w:tcW w:type="dxa" w:w="2880"/>
+            <w:vAlign w:val="top"/>
+          </w:tcPr>
+          <w:p>
+            <w:r/>
+            <w:r>
+              <w:rPr>
+                <w:b/>
+              </w:rPr>
+              <w:t>없음</w:t>
+            </w:r>
+            <w:r>
+              <w:t xml:space="preserve"> (모든 API </w:t>
+            </w:r>
+            <w:r>
+              <w:rPr>
+                <w:rFonts w:ascii="Consolas" w:hAnsi="Consolas"/>
+                <w:color w:val="C7254E"/>
+                <w:sz w:val="20"/>
+              </w:rPr>
+              <w:t>checkAuth</w:t>
+            </w:r>
+            <w:r>
+              <w:t xml:space="preserve"> 통과 필요)</w:t>
+            </w:r>
+          </w:p>
+        </w:tc>
+        <w:tc>
+          <w:tcPr>
+            <w:tcW w:type="dxa" w:w="2880"/>
+            <w:vAlign w:val="top"/>
+          </w:tcPr>
+          <w:p>
+            <w:r/>
+            <w:r>
+              <w:t>5크레딧 + IP rate limit</w:t>
+            </w:r>
+          </w:p>
+        </w:tc>
+      </w:tr>
+      <w:tr>
+        <w:tc>
+          <w:tcPr>
+            <w:tcW w:type="dxa" w:w="2880"/>
+            <w:vAlign w:val="top"/>
+          </w:tcPr>
+          <w:p>
+            <w:r/>
+            <w:r>
+              <w:t>Rate Limit</w:t>
+            </w:r>
+          </w:p>
+        </w:tc>
+        <w:tc>
+          <w:tcPr>
+            <w:tcW w:type="dxa" w:w="2880"/>
+            <w:vAlign w:val="top"/>
+          </w:tcPr>
+          <w:p>
+            <w:r/>
+            <w:r>
+              <w:t>DB 기반 (</w:t>
+            </w:r>
+            <w:r>
+              <w:rPr>
+                <w:rFonts w:ascii="Consolas" w:hAnsi="Consolas"/>
+                <w:color w:val="C7254E"/>
+                <w:sz w:val="20"/>
+              </w:rPr>
+              <w:t>api_rate_limit</w:t>
+            </w:r>
+            <w:r>
+              <w:t xml:space="preserve"> 테이블, supabaseAdmin)</w:t>
+            </w:r>
+          </w:p>
+        </w:tc>
+        <w:tc>
+          <w:tcPr>
+            <w:tcW w:type="dxa" w:w="2880"/>
+            <w:vAlign w:val="top"/>
+          </w:tcPr>
+          <w:p>
+            <w:r/>
+            <w:r>
+              <w:t>인메모리 Map (</w:t>
+            </w:r>
+            <w:r>
+              <w:rPr>
+                <w:rFonts w:ascii="Consolas" w:hAnsi="Consolas"/>
+                <w:color w:val="C7254E"/>
+                <w:sz w:val="20"/>
+              </w:rPr>
+              <w:t>lib/guestRateLimit.ts</w:t>
+            </w:r>
+            <w:r>
+              <w:t>)</w:t>
+            </w:r>
+          </w:p>
+        </w:tc>
+      </w:tr>
+      <w:tr>
+        <w:tc>
+          <w:tcPr>
+            <w:tcW w:type="dxa" w:w="2880"/>
+            <w:vAlign w:val="top"/>
+          </w:tcPr>
+          <w:p>
+            <w:r/>
+            <w:r>
+              <w:t>의료법 override</w:t>
+            </w:r>
+          </w:p>
+        </w:tc>
+        <w:tc>
+          <w:tcPr>
+            <w:tcW w:type="dxa" w:w="2880"/>
+            <w:vAlign w:val="top"/>
+          </w:tcPr>
+          <w:p>
+            <w:r/>
+            <w:r>
+              <w:t>없음</w:t>
+            </w:r>
+          </w:p>
+        </w:tc>
+        <w:tc>
+          <w:tcPr>
+            <w:tcW w:type="dxa" w:w="2880"/>
+            <w:vAlign w:val="top"/>
+          </w:tcPr>
+          <w:p>
+            <w:r/>
+            <w:r>
+              <w:rPr>
+                <w:rFonts w:ascii="Consolas" w:hAnsi="Consolas"/>
+                <w:color w:val="C7254E"/>
+                <w:sz w:val="20"/>
+              </w:rPr>
+              <w:t>/api/medical/override-token</w:t>
+            </w:r>
+            <w:r>
+              <w:t xml:space="preserve"> (HMAC, 5분 TTL)</w:t>
+            </w:r>
+          </w:p>
+        </w:tc>
+      </w:tr>
+      <w:tr>
+        <w:tc>
+          <w:tcPr>
+            <w:tcW w:type="dxa" w:w="2880"/>
+            <w:vAlign w:val="top"/>
+          </w:tcPr>
+          <w:p>
+            <w:r/>
+            <w:r>
+              <w:t>본인인증/결제</w:t>
+            </w:r>
+          </w:p>
+        </w:tc>
+        <w:tc>
+          <w:tcPr>
+            <w:tcW w:type="dxa" w:w="2880"/>
+            <w:vAlign w:val="top"/>
+          </w:tcPr>
+          <w:p>
+            <w:r/>
+            <w:r>
+              <w:t>없음</w:t>
+            </w:r>
+          </w:p>
+        </w:tc>
+        <w:tc>
+          <w:tcPr>
+            <w:tcW w:type="dxa" w:w="2880"/>
+            <w:vAlign w:val="top"/>
+          </w:tcPr>
+          <w:p>
+            <w:r/>
+            <w:r>
+              <w:t xml:space="preserve">(확인 필요 — </w:t>
+            </w:r>
+            <w:r>
+              <w:rPr>
+                <w:rFonts w:ascii="Consolas" w:hAnsi="Consolas"/>
+                <w:color w:val="C7254E"/>
+                <w:sz w:val="20"/>
+              </w:rPr>
+              <w:t>subscriptions</w:t>
+            </w:r>
+            <w:r>
+              <w:t xml:space="preserve"> 테이블만 존재)</w:t>
+            </w:r>
+          </w:p>
+        </w:tc>
+      </w:tr>
+    </w:tbl>
+    <w:p/>
+    <w:p>
+      <w:pPr>
+        <w:pStyle w:val="Heading3"/>
+        <w:jc w:val="left"/>
+      </w:pPr>
+      <w:r>
+        <w:t>10.3 기능 매트릭스</w:t>
+      </w:r>
+    </w:p>
+    <w:tbl>
+      <w:tblPr>
+        <w:tblStyle w:val="LightGrid-Accent1"/>
+        <w:tblW w:type="auto" w:w="0"/>
+        <w:tblLook w:firstColumn="1" w:firstRow="1" w:lastColumn="0" w:lastRow="0" w:noHBand="0" w:noVBand="1" w:val="04A0"/>
+      </w:tblPr>
+      <w:tblGrid>
+        <w:gridCol w:w="2880"/>
+        <w:gridCol w:w="2880"/>
+        <w:gridCol w:w="2880"/>
+      </w:tblGrid>
+      <w:tr>
+        <w:tc>
+          <w:tcPr>
+            <w:tcW w:type="dxa" w:w="2880"/>
+            <w:vAlign w:val="top"/>
+            <w:shd w:val="clear" w:color="auto" w:fill="EFEFEF"/>
+          </w:tcPr>
+          <w:p>
+            <w:r>
+              <w:rPr>
+                <w:b/>
+              </w:rPr>
+            </w:r>
+            <w:r>
+              <w:rPr>
+                <w:b/>
+              </w:rPr>
+              <w:t>기능</w:t>
+            </w:r>
+          </w:p>
+        </w:tc>
+        <w:tc>
+          <w:tcPr>
+            <w:tcW w:type="dxa" w:w="2880"/>
+            <w:vAlign w:val="top"/>
+            <w:shd w:val="clear" w:color="auto" w:fill="EFEFEF"/>
+          </w:tcPr>
+          <w:p>
+            <w:r>
+              <w:rPr>
+                <w:b/>
+              </w:rPr>
+            </w:r>
+            <w:r>
+              <w:rPr>
+                <w:b/>
+              </w:rPr>
+              <w:t>next-app</w:t>
+            </w:r>
+          </w:p>
+        </w:tc>
+        <w:tc>
+          <w:tcPr>
+            <w:tcW w:type="dxa" w:w="2880"/>
+            <w:vAlign w:val="top"/>
+            <w:shd w:val="clear" w:color="auto" w:fill="EFEFEF"/>
+          </w:tcPr>
+          <w:p>
+            <w:r>
+              <w:rPr>
+                <w:b/>
+              </w:rPr>
+            </w:r>
+            <w:r>
+              <w:rPr>
+                <w:b/>
+              </w:rPr>
+              <w:t>public-app</w:t>
+            </w:r>
+          </w:p>
+        </w:tc>
+      </w:tr>
+      <w:tr>
+        <w:tc>
+          <w:tcPr>
+            <w:tcW w:type="dxa" w:w="2880"/>
+            <w:vAlign w:val="top"/>
+          </w:tcPr>
+          <w:p>
+            <w:r/>
+            <w:r>
+              <w:t>블로그 생성 (5단계)</w:t>
+            </w:r>
+          </w:p>
+        </w:tc>
+        <w:tc>
+          <w:tcPr>
+            <w:tcW w:type="dxa" w:w="2880"/>
+            <w:vAlign w:val="top"/>
+          </w:tcPr>
+          <w:p>
+            <w:r/>
+            <w:r>
+              <w:t>✅</w:t>
+            </w:r>
+          </w:p>
+        </w:tc>
+        <w:tc>
+          <w:tcPr>
+            <w:tcW w:type="dxa" w:w="2880"/>
+            <w:vAlign w:val="top"/>
+          </w:tcPr>
+          <w:p>
+            <w:r/>
+            <w:r>
+              <w:t>✅</w:t>
+            </w:r>
+          </w:p>
+        </w:tc>
+      </w:tr>
+      <w:tr>
+        <w:tc>
+          <w:tcPr>
+            <w:tcW w:type="dxa" w:w="2880"/>
+            <w:vAlign w:val="top"/>
+          </w:tcPr>
+          <w:p>
+            <w:r/>
+            <w:r>
+              <w:t>보도자료</w:t>
+            </w:r>
+          </w:p>
+        </w:tc>
+        <w:tc>
+          <w:tcPr>
+            <w:tcW w:type="dxa" w:w="2880"/>
+            <w:vAlign w:val="top"/>
+          </w:tcPr>
+          <w:p>
+            <w:r/>
+            <w:r>
+              <w:t>✅</w:t>
+            </w:r>
+          </w:p>
+        </w:tc>
+        <w:tc>
+          <w:tcPr>
+            <w:tcW w:type="dxa" w:w="2880"/>
+            <w:vAlign w:val="top"/>
+          </w:tcPr>
+          <w:p>
+            <w:r/>
+            <w:r>
+              <w:t>✅</w:t>
+            </w:r>
+          </w:p>
+        </w:tc>
+      </w:tr>
+      <w:tr>
+        <w:tc>
+          <w:tcPr>
+            <w:tcW w:type="dxa" w:w="2880"/>
+            <w:vAlign w:val="top"/>
+          </w:tcPr>
+          <w:p>
+            <w:r/>
+            <w:r>
+              <w:t>임상글</w:t>
+            </w:r>
+          </w:p>
+        </w:tc>
+        <w:tc>
+          <w:tcPr>
+            <w:tcW w:type="dxa" w:w="2880"/>
+            <w:vAlign w:val="top"/>
+          </w:tcPr>
+          <w:p>
+            <w:r/>
+            <w:r>
+              <w:t>✅</w:t>
+            </w:r>
+          </w:p>
+        </w:tc>
+        <w:tc>
+          <w:tcPr>
+            <w:tcW w:type="dxa" w:w="2880"/>
+            <w:vAlign w:val="top"/>
+          </w:tcPr>
+          <w:p>
+            <w:r/>
+            <w:r>
+              <w:t>✅</w:t>
+            </w:r>
+          </w:p>
+        </w:tc>
+      </w:tr>
+      <w:tr>
+        <w:tc>
+          <w:tcPr>
+            <w:tcW w:type="dxa" w:w="2880"/>
+            <w:vAlign w:val="top"/>
+          </w:tcPr>
+          <w:p>
+            <w:r/>
+            <w:r>
+              <w:t>Refine (AI 보정)</w:t>
+            </w:r>
+          </w:p>
+        </w:tc>
+        <w:tc>
+          <w:tcPr>
+            <w:tcW w:type="dxa" w:w="2880"/>
+            <w:vAlign w:val="top"/>
+          </w:tcPr>
+          <w:p>
+            <w:r/>
+            <w:r>
+              <w:t>✅</w:t>
+            </w:r>
+          </w:p>
+        </w:tc>
+        <w:tc>
+          <w:tcPr>
+            <w:tcW w:type="dxa" w:w="2880"/>
+            <w:vAlign w:val="top"/>
+          </w:tcPr>
+          <w:p>
+            <w:r/>
+            <w:r>
+              <w:t>✅</w:t>
+            </w:r>
+          </w:p>
+        </w:tc>
+      </w:tr>
+      <w:tr>
+        <w:tc>
+          <w:tcPr>
+            <w:tcW w:type="dxa" w:w="2880"/>
+            <w:vAlign w:val="top"/>
+          </w:tcPr>
+          <w:p>
+            <w:r/>
+            <w:r>
+              <w:t>이미지 생성</w:t>
+            </w:r>
+          </w:p>
+        </w:tc>
+        <w:tc>
+          <w:tcPr>
+            <w:tcW w:type="dxa" w:w="2880"/>
+            <w:vAlign w:val="top"/>
+          </w:tcPr>
+          <w:p>
+            <w:r/>
+            <w:r>
+              <w:t>✅</w:t>
+            </w:r>
+          </w:p>
+        </w:tc>
+        <w:tc>
+          <w:tcPr>
+            <w:tcW w:type="dxa" w:w="2880"/>
+            <w:vAlign w:val="top"/>
+          </w:tcPr>
+          <w:p>
+            <w:r/>
+            <w:r>
+              <w:t>✅</w:t>
+            </w:r>
+          </w:p>
+        </w:tc>
+      </w:tr>
+      <w:tr>
+        <w:tc>
+          <w:tcPr>
+            <w:tcW w:type="dxa" w:w="2880"/>
+            <w:vAlign w:val="top"/>
+          </w:tcPr>
+          <w:p>
+            <w:r/>
+            <w:r>
+              <w:t>이미지 라이브러리</w:t>
+            </w:r>
+          </w:p>
+        </w:tc>
+        <w:tc>
+          <w:tcPr>
+            <w:tcW w:type="dxa" w:w="2880"/>
+            <w:vAlign w:val="top"/>
+          </w:tcPr>
+          <w:p>
+            <w:r/>
+            <w:r>
+              <w:t>✅</w:t>
+            </w:r>
+          </w:p>
+        </w:tc>
+        <w:tc>
+          <w:tcPr>
+            <w:tcW w:type="dxa" w:w="2880"/>
+            <w:vAlign w:val="top"/>
+          </w:tcPr>
+          <w:p>
+            <w:r/>
+            <w:r>
+              <w:t>✅</w:t>
+            </w:r>
+          </w:p>
+        </w:tc>
+      </w:tr>
+      <w:tr>
+        <w:tc>
+          <w:tcPr>
+            <w:tcW w:type="dxa" w:w="2880"/>
+            <w:vAlign w:val="top"/>
+          </w:tcPr>
+          <w:p>
+            <w:r/>
+            <w:r>
+              <w:t>카드뉴스</w:t>
+            </w:r>
+          </w:p>
+        </w:tc>
+        <w:tc>
+          <w:tcPr>
+            <w:tcW w:type="dxa" w:w="2880"/>
+            <w:vAlign w:val="top"/>
+          </w:tcPr>
+          <w:p>
+            <w:r/>
+            <w:r>
+              <w:t>🚧 stub</w:t>
+            </w:r>
+          </w:p>
+        </w:tc>
+        <w:tc>
+          <w:tcPr>
+            <w:tcW w:type="dxa" w:w="2880"/>
+            <w:vAlign w:val="top"/>
+          </w:tcPr>
+          <w:p>
+            <w:r/>
+            <w:r>
+              <w:t>✅ 풀 에디터 (konva + jspdf + jszip)</w:t>
+            </w:r>
+          </w:p>
+        </w:tc>
+      </w:tr>
+      <w:tr>
+        <w:tc>
+          <w:tcPr>
+            <w:tcW w:type="dxa" w:w="2880"/>
+            <w:vAlign w:val="top"/>
+          </w:tcPr>
+          <w:p>
+            <w:r/>
+            <w:r>
+              <w:t>영상 편집 (9단계)</w:t>
+            </w:r>
+          </w:p>
+        </w:tc>
+        <w:tc>
+          <w:tcPr>
+            <w:tcW w:type="dxa" w:w="2880"/>
+            <w:vAlign w:val="top"/>
+          </w:tcPr>
+          <w:p>
+            <w:r/>
+            <w:r>
+              <w:t>❌</w:t>
+            </w:r>
+          </w:p>
+        </w:tc>
+        <w:tc>
+          <w:tcPr>
+            <w:tcW w:type="dxa" w:w="2880"/>
+            <w:vAlign w:val="top"/>
+          </w:tcPr>
+          <w:p>
+            <w:r/>
+            <w:r>
+              <w:t>✅ (</w:t>
+            </w:r>
+            <w:r>
+              <w:rPr>
+                <w:rFonts w:ascii="Consolas" w:hAnsi="Consolas"/>
+                <w:color w:val="C7254E"/>
+                <w:sz w:val="20"/>
+              </w:rPr>
+              <w:t>/api/video/*</w:t>
+            </w:r>
+            <w:r>
+              <w:t xml:space="preserve"> 13 엔드포인트)</w:t>
+            </w:r>
+          </w:p>
+        </w:tc>
+      </w:tr>
+      <w:tr>
+        <w:tc>
+          <w:tcPr>
+            <w:tcW w:type="dxa" w:w="2880"/>
+            <w:vAlign w:val="top"/>
+          </w:tcPr>
+          <w:p>
+            <w:r/>
+            <w:r>
+              <w:t>유튜브 키 모먼트</w:t>
+            </w:r>
+          </w:p>
+        </w:tc>
+        <w:tc>
+          <w:tcPr>
+            <w:tcW w:type="dxa" w:w="2880"/>
+            <w:vAlign w:val="top"/>
+          </w:tcPr>
+          <w:p>
+            <w:r/>
+            <w:r>
+              <w:t>✅</w:t>
+            </w:r>
+          </w:p>
+        </w:tc>
+        <w:tc>
+          <w:tcPr>
+            <w:tcW w:type="dxa" w:w="2880"/>
+            <w:vAlign w:val="top"/>
+          </w:tcPr>
+          <w:p>
+            <w:r/>
+            <w:r>
+              <w:t>✅</w:t>
+            </w:r>
+          </w:p>
+        </w:tc>
+      </w:tr>
+      <w:tr>
+        <w:tc>
+          <w:tcPr>
+            <w:tcW w:type="dxa" w:w="2880"/>
+            <w:vAlign w:val="top"/>
+          </w:tcPr>
+          <w:p>
+            <w:r/>
+            <w:r>
+              <w:t>인플루언서 탐색</w:t>
+            </w:r>
+          </w:p>
+        </w:tc>
+        <w:tc>
+          <w:tcPr>
+            <w:tcW w:type="dxa" w:w="2880"/>
+            <w:vAlign w:val="top"/>
+          </w:tcPr>
+          <w:p>
+            <w:r/>
+            <w:r>
+              <w:t>✅ (RapidAPI Instagram + Gemini)</w:t>
+            </w:r>
+          </w:p>
+        </w:tc>
+        <w:tc>
+          <w:tcPr>
+            <w:tcW w:type="dxa" w:w="2880"/>
+            <w:vAlign w:val="top"/>
+          </w:tcPr>
+          <w:p>
+            <w:r/>
+            <w:r>
+              <w:t>❌</w:t>
+            </w:r>
+          </w:p>
+        </w:tc>
+      </w:tr>
+      <w:tr>
+        <w:tc>
+          <w:tcPr>
+            <w:tcW w:type="dxa" w:w="2880"/>
+            <w:vAlign w:val="top"/>
+          </w:tcPr>
+          <w:p>
+            <w:r/>
+            <w:r>
+              <w:t>특장점 추출</w:t>
+            </w:r>
+          </w:p>
+        </w:tc>
+        <w:tc>
+          <w:tcPr>
+            <w:tcW w:type="dxa" w:w="2880"/>
+            <w:vAlign w:val="top"/>
+          </w:tcPr>
+          <w:p>
+            <w:r/>
+            <w:r>
+              <w:t>✅</w:t>
+            </w:r>
+          </w:p>
+        </w:tc>
+        <w:tc>
+          <w:tcPr>
+            <w:tcW w:type="dxa" w:w="2880"/>
+            <w:vAlign w:val="top"/>
+          </w:tcPr>
+          <w:p>
+            <w:r/>
+            <w:r>
+              <w:t>❌</w:t>
+            </w:r>
+          </w:p>
+        </w:tc>
+      </w:tr>
+      <w:tr>
+        <w:tc>
+          <w:tcPr>
+            <w:tcW w:type="dxa" w:w="2880"/>
+            <w:vAlign w:val="top"/>
+          </w:tcPr>
+          <w:p>
+            <w:r/>
+            <w:r>
+              <w:t>AEO/GEO 진단</w:t>
+            </w:r>
+          </w:p>
+        </w:tc>
+        <w:tc>
+          <w:tcPr>
+            <w:tcW w:type="dxa" w:w="2880"/>
+            <w:vAlign w:val="top"/>
+          </w:tcPr>
+          <w:p>
+            <w:r/>
+            <w:r>
+              <w:t>✅ + admin 보호</w:t>
+            </w:r>
+          </w:p>
+        </w:tc>
+        <w:tc>
+          <w:tcPr>
+            <w:tcW w:type="dxa" w:w="2880"/>
+            <w:vAlign w:val="top"/>
+          </w:tcPr>
+          <w:p>
+            <w:r/>
+            <w:r>
+              <w:t>✅</w:t>
+            </w:r>
+          </w:p>
+        </w:tc>
+      </w:tr>
+      <w:tr>
+        <w:tc>
+          <w:tcPr>
+            <w:tcW w:type="dxa" w:w="2880"/>
+            <w:vAlign w:val="top"/>
+          </w:tcPr>
+          <w:p>
+            <w:r/>
+            <w:r>
+              <w:t>외부 공유 (</w:t>
+            </w:r>
+            <w:r>
+              <w:rPr>
+                <w:rFonts w:ascii="Consolas" w:hAnsi="Consolas"/>
+                <w:color w:val="C7254E"/>
+                <w:sz w:val="20"/>
+              </w:rPr>
+              <w:t>/check/[token]</w:t>
+            </w:r>
+            <w:r>
+              <w:t>)</w:t>
+            </w:r>
+          </w:p>
+        </w:tc>
+        <w:tc>
+          <w:tcPr>
+            <w:tcW w:type="dxa" w:w="2880"/>
+            <w:vAlign w:val="top"/>
+          </w:tcPr>
+          <w:p>
+            <w:r/>
+            <w:r>
+              <w:t>✅</w:t>
+            </w:r>
+          </w:p>
+        </w:tc>
+        <w:tc>
+          <w:tcPr>
+            <w:tcW w:type="dxa" w:w="2880"/>
+            <w:vAlign w:val="top"/>
+          </w:tcPr>
+          <w:p>
+            <w:r/>
+            <w:r>
+              <w:t>❌</w:t>
+            </w:r>
+          </w:p>
+        </w:tc>
+      </w:tr>
+      <w:tr>
+        <w:tc>
+          <w:tcPr>
+            <w:tcW w:type="dxa" w:w="2880"/>
+            <w:vAlign w:val="top"/>
+          </w:tcPr>
+          <w:p>
+            <w:r/>
+            <w:r>
+              <w:t>Admin 대시보드 (4탭)</w:t>
+            </w:r>
+          </w:p>
+        </w:tc>
+        <w:tc>
+          <w:tcPr>
+            <w:tcW w:type="dxa" w:w="2880"/>
+            <w:vAlign w:val="top"/>
+          </w:tcPr>
+          <w:p>
+            <w:r/>
+            <w:r>
+              <w:t>✅</w:t>
+            </w:r>
+          </w:p>
+        </w:tc>
+        <w:tc>
+          <w:tcPr>
+            <w:tcW w:type="dxa" w:w="2880"/>
+            <w:vAlign w:val="top"/>
+          </w:tcPr>
+          <w:p>
+            <w:r/>
+            <w:r>
+              <w:t>❌</w:t>
+            </w:r>
+          </w:p>
+        </w:tc>
+      </w:tr>
+      <w:tr>
+        <w:tc>
+          <w:tcPr>
+            <w:tcW w:type="dxa" w:w="2880"/>
+            <w:vAlign w:val="top"/>
+          </w:tcPr>
+          <w:p>
+            <w:r/>
+            <w:r>
+              <w:t>피드백 페이지</w:t>
+            </w:r>
+          </w:p>
+        </w:tc>
+        <w:tc>
+          <w:tcPr>
+            <w:tcW w:type="dxa" w:w="2880"/>
+            <w:vAlign w:val="top"/>
+          </w:tcPr>
+          <w:p>
+            <w:r/>
+            <w:r>
+              <w:t>✅ + 관리</w:t>
+            </w:r>
+          </w:p>
+        </w:tc>
+        <w:tc>
+          <w:tcPr>
+            <w:tcW w:type="dxa" w:w="2880"/>
+            <w:vAlign w:val="top"/>
+          </w:tcPr>
+          <w:p>
+            <w:r/>
+            <w:r>
+              <w:t>❌</w:t>
+            </w:r>
+          </w:p>
+        </w:tc>
+      </w:tr>
+      <w:tr>
+        <w:tc>
+          <w:tcPr>
+            <w:tcW w:type="dxa" w:w="2880"/>
+            <w:vAlign w:val="top"/>
+          </w:tcPr>
+          <w:p>
+            <w:r/>
+            <w:r>
+              <w:t>마이페이지</w:t>
+            </w:r>
+          </w:p>
+        </w:tc>
+        <w:tc>
+          <w:tcPr>
+            <w:tcW w:type="dxa" w:w="2880"/>
+            <w:vAlign w:val="top"/>
+          </w:tcPr>
+          <w:p>
+            <w:r/>
+            <w:r>
+              <w:t>❌</w:t>
+            </w:r>
+          </w:p>
+        </w:tc>
+        <w:tc>
+          <w:tcPr>
+            <w:tcW w:type="dxa" w:w="2880"/>
+            <w:vAlign w:val="top"/>
+          </w:tcPr>
+          <w:p>
+            <w:r/>
+            <w:r>
+              <w:t>✅</w:t>
+            </w:r>
+          </w:p>
+        </w:tc>
+      </w:tr>
+      <w:tr>
+        <w:tc>
+          <w:tcPr>
+            <w:tcW w:type="dxa" w:w="2880"/>
+            <w:vAlign w:val="top"/>
+          </w:tcPr>
+          <w:p>
+            <w:r/>
+            <w:r>
+              <w:t>약관/개인정보 페이지</w:t>
+            </w:r>
+          </w:p>
+        </w:tc>
+        <w:tc>
+          <w:tcPr>
+            <w:tcW w:type="dxa" w:w="2880"/>
+            <w:vAlign w:val="top"/>
+          </w:tcPr>
+          <w:p>
+            <w:r/>
+            <w:r>
+              <w:t>❌</w:t>
+            </w:r>
+          </w:p>
+        </w:tc>
+        <w:tc>
+          <w:tcPr>
+            <w:tcW w:type="dxa" w:w="2880"/>
+            <w:vAlign w:val="top"/>
+          </w:tcPr>
+          <w:p>
+            <w:r/>
+            <w:r>
+              <w:t>✅ (</w:t>
+            </w:r>
+            <w:r>
+              <w:rPr>
+                <w:rFonts w:ascii="Consolas" w:hAnsi="Consolas"/>
+                <w:color w:val="C7254E"/>
+                <w:sz w:val="20"/>
+              </w:rPr>
+              <w:t>/privacy</w:t>
+            </w:r>
+            <w:r>
+              <w:t>)</w:t>
+            </w:r>
+          </w:p>
+        </w:tc>
+      </w:tr>
+      <w:tr>
+        <w:tc>
+          <w:tcPr>
+            <w:tcW w:type="dxa" w:w="2880"/>
+            <w:vAlign w:val="top"/>
+          </w:tcPr>
+          <w:p>
+            <w:r/>
+            <w:r>
+              <w:t>헬프 챗봇</w:t>
+            </w:r>
+          </w:p>
+        </w:tc>
+        <w:tc>
+          <w:tcPr>
+            <w:tcW w:type="dxa" w:w="2880"/>
+            <w:vAlign w:val="top"/>
+          </w:tcPr>
+          <w:p>
+            <w:r/>
+            <w:r>
+              <w:t>❌</w:t>
+            </w:r>
+          </w:p>
+        </w:tc>
+        <w:tc>
+          <w:tcPr>
+            <w:tcW w:type="dxa" w:w="2880"/>
+            <w:vAlign w:val="top"/>
+          </w:tcPr>
+          <w:p>
+            <w:r/>
+            <w:r>
+              <w:t>✅ (</w:t>
+            </w:r>
+            <w:r>
+              <w:rPr>
+                <w:rFonts w:ascii="Consolas" w:hAnsi="Consolas"/>
+                <w:color w:val="C7254E"/>
+                <w:sz w:val="20"/>
+              </w:rPr>
+              <w:t>HelpChatWidget</w:t>
+            </w:r>
+            <w:r>
+              <w:t xml:space="preserve"> + </w:t>
+            </w:r>
+            <w:r>
+              <w:rPr>
+                <w:rFonts w:ascii="Consolas" w:hAnsi="Consolas"/>
+                <w:color w:val="C7254E"/>
+                <w:sz w:val="20"/>
+              </w:rPr>
+              <w:t>/api/help-chat</w:t>
+            </w:r>
+            <w:r>
+              <w:t>)</w:t>
+            </w:r>
+          </w:p>
+        </w:tc>
+      </w:tr>
+    </w:tbl>
+    <w:p/>
+    <w:p>
+      <w:pPr>
+        <w:pStyle w:val="Heading3"/>
+        <w:jc w:val="left"/>
+      </w:pPr>
+      <w:r>
+        <w:t>10.4 운영성·관찰성</w:t>
+      </w:r>
+    </w:p>
+    <w:tbl>
+      <w:tblPr>
+        <w:tblStyle w:val="LightGrid-Accent1"/>
+        <w:tblW w:type="auto" w:w="0"/>
+        <w:tblLook w:firstColumn="1" w:firstRow="1" w:lastColumn="0" w:lastRow="0" w:noHBand="0" w:noVBand="1" w:val="04A0"/>
+      </w:tblPr>
+      <w:tblGrid>
+        <w:gridCol w:w="2880"/>
+        <w:gridCol w:w="2880"/>
+        <w:gridCol w:w="2880"/>
+      </w:tblGrid>
+      <w:tr>
+        <w:tc>
+          <w:tcPr>
+            <w:tcW w:type="dxa" w:w="2880"/>
+            <w:vAlign w:val="top"/>
+            <w:shd w:val="clear" w:color="auto" w:fill="EFEFEF"/>
+          </w:tcPr>
+          <w:p>
+            <w:r>
+              <w:rPr>
+                <w:b/>
+              </w:rPr>
+            </w:r>
+            <w:r>
+              <w:rPr>
+                <w:b/>
+              </w:rPr>
+              <w:t>항목</w:t>
+            </w:r>
+          </w:p>
+        </w:tc>
+        <w:tc>
+          <w:tcPr>
+            <w:tcW w:type="dxa" w:w="2880"/>
+            <w:vAlign w:val="top"/>
+            <w:shd w:val="clear" w:color="auto" w:fill="EFEFEF"/>
+          </w:tcPr>
+          <w:p>
+            <w:r>
+              <w:rPr>
+                <w:b/>
+              </w:rPr>
+            </w:r>
+            <w:r>
+              <w:rPr>
+                <w:b/>
+              </w:rPr>
+              <w:t>next-app</w:t>
+            </w:r>
+          </w:p>
+        </w:tc>
+        <w:tc>
+          <w:tcPr>
+            <w:tcW w:type="dxa" w:w="2880"/>
+            <w:vAlign w:val="top"/>
+            <w:shd w:val="clear" w:color="auto" w:fill="EFEFEF"/>
+          </w:tcPr>
+          <w:p>
+            <w:r>
+              <w:rPr>
+                <w:b/>
+              </w:rPr>
+            </w:r>
+            <w:r>
+              <w:rPr>
+                <w:b/>
+              </w:rPr>
+              <w:t>public-app</w:t>
+            </w:r>
+          </w:p>
+        </w:tc>
+      </w:tr>
+      <w:tr>
+        <w:tc>
+          <w:tcPr>
+            <w:tcW w:type="dxa" w:w="2880"/>
+            <w:vAlign w:val="top"/>
+          </w:tcPr>
+          <w:p>
+            <w:r/>
+            <w:r>
+              <w:t>Sentry</w:t>
+            </w:r>
+          </w:p>
+        </w:tc>
+        <w:tc>
+          <w:tcPr>
+            <w:tcW w:type="dxa" w:w="2880"/>
+            <w:vAlign w:val="top"/>
+          </w:tcPr>
+          <w:p>
+            <w:r/>
+            <w:r>
+              <w:t>미통합</w:t>
+            </w:r>
+          </w:p>
+        </w:tc>
+        <w:tc>
+          <w:tcPr>
+            <w:tcW w:type="dxa" w:w="2880"/>
+            <w:vAlign w:val="top"/>
+          </w:tcPr>
+          <w:p>
+            <w:r/>
+            <w:r>
+              <w:t>✅ (</w:t>
+            </w:r>
+            <w:r>
+              <w:rPr>
+                <w:rFonts w:ascii="Consolas" w:hAnsi="Consolas"/>
+                <w:color w:val="C7254E"/>
+                <w:sz w:val="20"/>
+              </w:rPr>
+              <w:t>@sentry/nextjs@10</w:t>
+            </w:r>
+            <w:r>
+              <w:t xml:space="preserve">, </w:t>
+            </w:r>
+            <w:r>
+              <w:rPr>
+                <w:rFonts w:ascii="Consolas" w:hAnsi="Consolas"/>
+                <w:color w:val="C7254E"/>
+                <w:sz w:val="20"/>
+              </w:rPr>
+              <w:t>sendDefaultPii=false</w:t>
+            </w:r>
+            <w:r>
+              <w:t>, redaction)</w:t>
+            </w:r>
+          </w:p>
+        </w:tc>
+      </w:tr>
+      <w:tr>
+        <w:tc>
+          <w:tcPr>
+            <w:tcW w:type="dxa" w:w="2880"/>
+            <w:vAlign w:val="top"/>
+          </w:tcPr>
+          <w:p>
+            <w:r/>
+            <w:r>
+              <w:rPr>
+                <w:rFonts w:ascii="Consolas" w:hAnsi="Consolas"/>
+                <w:color w:val="C7254E"/>
+                <w:sz w:val="20"/>
+              </w:rPr>
+              <w:t>instrumentation.ts</w:t>
+            </w:r>
+          </w:p>
+        </w:tc>
+        <w:tc>
+          <w:tcPr>
+            <w:tcW w:type="dxa" w:w="2880"/>
+            <w:vAlign w:val="top"/>
+          </w:tcPr>
+          <w:p>
+            <w:r/>
+            <w:r>
+              <w:t>없음</w:t>
+            </w:r>
+          </w:p>
+        </w:tc>
+        <w:tc>
+          <w:tcPr>
+            <w:tcW w:type="dxa" w:w="2880"/>
+            <w:vAlign w:val="top"/>
+          </w:tcPr>
+          <w:p>
+            <w:r/>
+            <w:r>
+              <w:t>✅</w:t>
+            </w:r>
+          </w:p>
+        </w:tc>
+      </w:tr>
+      <w:tr>
+        <w:tc>
+          <w:tcPr>
+            <w:tcW w:type="dxa" w:w="2880"/>
+            <w:vAlign w:val="top"/>
+          </w:tcPr>
+          <w:p>
+            <w:r/>
+            <w:r>
+              <w:t>헬스체크 엔드포인트</w:t>
+            </w:r>
+          </w:p>
+        </w:tc>
+        <w:tc>
+          <w:tcPr>
+            <w:tcW w:type="dxa" w:w="2880"/>
+            <w:vAlign w:val="top"/>
+          </w:tcPr>
+          <w:p>
+            <w:r/>
+            <w:r>
+              <w:t>없음</w:t>
+            </w:r>
+          </w:p>
+        </w:tc>
+        <w:tc>
+          <w:tcPr>
+            <w:tcW w:type="dxa" w:w="2880"/>
+            <w:vAlign w:val="top"/>
+          </w:tcPr>
+          <w:p>
+            <w:r/>
+            <w:r>
+              <w:t>없음</w:t>
+            </w:r>
+          </w:p>
+        </w:tc>
+      </w:tr>
+      <w:tr>
+        <w:tc>
+          <w:tcPr>
+            <w:tcW w:type="dxa" w:w="2880"/>
+            <w:vAlign w:val="top"/>
+          </w:tcPr>
+          <w:p>
+            <w:r/>
+            <w:r>
+              <w:t>로깅 traceId</w:t>
+            </w:r>
+          </w:p>
+        </w:tc>
+        <w:tc>
+          <w:tcPr>
+            <w:tcW w:type="dxa" w:w="2880"/>
+            <w:vAlign w:val="top"/>
+          </w:tcPr>
+          <w:p>
+            <w:r/>
+            <w:r>
+              <w:rPr>
+                <w:rFonts w:ascii="Consolas" w:hAnsi="Consolas"/>
+                <w:color w:val="C7254E"/>
+                <w:sz w:val="20"/>
+              </w:rPr>
+              <w:t>lib/diagnostic/logger.ts</w:t>
+            </w:r>
+            <w:r>
+              <w:t xml:space="preserve"> (diagnostic만)</w:t>
+            </w:r>
+          </w:p>
+        </w:tc>
+        <w:tc>
+          <w:tcPr>
+            <w:tcW w:type="dxa" w:w="2880"/>
+            <w:vAlign w:val="top"/>
+          </w:tcPr>
+          <w:p>
+            <w:r/>
+            <w:r>
+              <w:t>동일</w:t>
+            </w:r>
+          </w:p>
+        </w:tc>
+      </w:tr>
+      <w:tr>
+        <w:tc>
+          <w:tcPr>
+            <w:tcW w:type="dxa" w:w="2880"/>
+            <w:vAlign w:val="top"/>
+          </w:tcPr>
+          <w:p>
+            <w:r/>
+            <w:r>
+              <w:t>에러 페이지</w:t>
+            </w:r>
+          </w:p>
+        </w:tc>
+        <w:tc>
+          <w:tcPr>
+            <w:tcW w:type="dxa" w:w="2880"/>
+            <w:vAlign w:val="top"/>
+          </w:tcPr>
+          <w:p>
+            <w:r/>
+            <w:r>
+              <w:t>없음</w:t>
+            </w:r>
+          </w:p>
+        </w:tc>
+        <w:tc>
+          <w:tcPr>
+            <w:tcW w:type="dxa" w:w="2880"/>
+            <w:vAlign w:val="top"/>
+          </w:tcPr>
+          <w:p>
+            <w:r/>
+            <w:r>
+              <w:rPr>
+                <w:rFonts w:ascii="Consolas" w:hAnsi="Consolas"/>
+                <w:color w:val="C7254E"/>
+                <w:sz w:val="20"/>
+              </w:rPr>
+              <w:t>app/error.tsx</w:t>
+            </w:r>
+            <w:r>
+              <w:t xml:space="preserve">, </w:t>
+            </w:r>
+            <w:r>
+              <w:rPr>
+                <w:rFonts w:ascii="Consolas" w:hAnsi="Consolas"/>
+                <w:color w:val="C7254E"/>
+                <w:sz w:val="20"/>
+              </w:rPr>
+              <w:t>app/not-found.tsx</w:t>
+            </w:r>
+          </w:p>
+        </w:tc>
+      </w:tr>
+      <w:tr>
+        <w:tc>
+          <w:tcPr>
+            <w:tcW w:type="dxa" w:w="2880"/>
+            <w:vAlign w:val="top"/>
+          </w:tcPr>
+          <w:p>
+            <w:r/>
+            <w:r>
+              <w:t>디버그 엔드포인트</w:t>
+            </w:r>
+          </w:p>
+        </w:tc>
+        <w:tc>
+          <w:tcPr>
+            <w:tcW w:type="dxa" w:w="2880"/>
+            <w:vAlign w:val="top"/>
+          </w:tcPr>
+          <w:p>
+            <w:r/>
+            <w:r>
+              <w:rPr>
+                <w:rFonts w:ascii="Consolas" w:hAnsi="Consolas"/>
+                <w:color w:val="C7254E"/>
+                <w:sz w:val="20"/>
+              </w:rPr>
+              <w:t>zdebug/{gemini,openai}-ping</w:t>
+            </w:r>
+            <w:r>
+              <w:t xml:space="preserve">, </w:t>
+            </w:r>
+            <w:r>
+              <w:rPr>
+                <w:rFonts w:ascii="Consolas" w:hAnsi="Consolas"/>
+                <w:color w:val="C7254E"/>
+                <w:sz w:val="20"/>
+              </w:rPr>
+              <w:t>llm-batch-smoke</w:t>
+            </w:r>
+          </w:p>
+        </w:tc>
+        <w:tc>
+          <w:tcPr>
+            <w:tcW w:type="dxa" w:w="2880"/>
+            <w:vAlign w:val="top"/>
+          </w:tcPr>
+          <w:p>
+            <w:r/>
+            <w:r>
+              <w:rPr>
+                <w:rFonts w:ascii="Consolas" w:hAnsi="Consolas"/>
+                <w:color w:val="C7254E"/>
+                <w:sz w:val="20"/>
+              </w:rPr>
+              <w:t>llm-smoke</w:t>
+            </w:r>
+            <w:r>
+              <w:t>만</w:t>
+            </w:r>
+          </w:p>
+        </w:tc>
+      </w:tr>
+      <w:tr>
+        <w:tc>
+          <w:tcPr>
+            <w:tcW w:type="dxa" w:w="2880"/>
+            <w:vAlign w:val="top"/>
+          </w:tcPr>
+          <w:p>
+            <w:r/>
+            <w:r>
+              <w:t>크론</w:t>
+            </w:r>
+          </w:p>
+        </w:tc>
+        <w:tc>
+          <w:tcPr>
+            <w:tcW w:type="dxa" w:w="2880"/>
+            <w:vAlign w:val="top"/>
+          </w:tcPr>
+          <w:p>
+            <w:r/>
+            <w:r>
+              <w:rPr>
+                <w:rFonts w:ascii="Consolas" w:hAnsi="Consolas"/>
+                <w:color w:val="C7254E"/>
+                <w:sz w:val="20"/>
+              </w:rPr>
+              <w:t>/api/cron/crawl-all</w:t>
+            </w:r>
+            <w:r>
+              <w:t xml:space="preserve"> (Vercel cron 매일 KST 10시)</w:t>
+            </w:r>
+          </w:p>
+        </w:tc>
+        <w:tc>
+          <w:tcPr>
+            <w:tcW w:type="dxa" w:w="2880"/>
+            <w:vAlign w:val="top"/>
+          </w:tcPr>
+          <w:p>
+            <w:r/>
+            <w:r>
+              <w:t>없음</w:t>
+            </w:r>
+          </w:p>
+        </w:tc>
+      </w:tr>
+      <w:tr>
+        <w:tc>
+          <w:tcPr>
+            <w:tcW w:type="dxa" w:w="2880"/>
+            <w:vAlign w:val="top"/>
+          </w:tcPr>
+          <w:p>
+            <w:r/>
+            <w:r>
+              <w:t>배치 폴링</w:t>
+            </w:r>
+          </w:p>
+        </w:tc>
+        <w:tc>
+          <w:tcPr>
+            <w:tcW w:type="dxa" w:w="2880"/>
+            <w:vAlign w:val="top"/>
+          </w:tcPr>
+          <w:p>
+            <w:r/>
+            <w:r>
+              <w:rPr>
+                <w:rFonts w:ascii="Consolas" w:hAnsi="Consolas"/>
+                <w:color w:val="C7254E"/>
+                <w:sz w:val="20"/>
+              </w:rPr>
+              <w:t>/api/internal/poll-batches</w:t>
+            </w:r>
+          </w:p>
+        </w:tc>
+        <w:tc>
+          <w:tcPr>
+            <w:tcW w:type="dxa" w:w="2880"/>
+            <w:vAlign w:val="top"/>
+          </w:tcPr>
+          <w:p>
+            <w:r/>
+            <w:r>
+              <w:t>동일</w:t>
+            </w:r>
+          </w:p>
+        </w:tc>
+      </w:tr>
+    </w:tbl>
+    <w:p/>
+    <w:p>
+      <w:pPr>
+        <w:pStyle w:val="Heading3"/>
+        <w:jc w:val="left"/>
+      </w:pPr>
+      <w:r>
+        <w:t>10.5 의존성 / SQL</w:t>
+      </w:r>
+    </w:p>
+    <w:tbl>
+      <w:tblPr>
+        <w:tblStyle w:val="LightGrid-Accent1"/>
+        <w:tblW w:type="auto" w:w="0"/>
+        <w:tblLook w:firstColumn="1" w:firstRow="1" w:lastColumn="0" w:lastRow="0" w:noHBand="0" w:noVBand="1" w:val="04A0"/>
+      </w:tblPr>
+      <w:tblGrid>
+        <w:gridCol w:w="2880"/>
+        <w:gridCol w:w="2880"/>
+        <w:gridCol w:w="2880"/>
+      </w:tblGrid>
+      <w:tr>
+        <w:tc>
+          <w:tcPr>
+            <w:tcW w:type="dxa" w:w="2880"/>
+            <w:vAlign w:val="top"/>
+            <w:shd w:val="clear" w:color="auto" w:fill="EFEFEF"/>
+          </w:tcPr>
+          <w:p>
+            <w:r>
+              <w:rPr>
+                <w:b/>
+              </w:rPr>
+            </w:r>
+            <w:r>
+              <w:rPr>
+                <w:b/>
+              </w:rPr>
+              <w:t>항목</w:t>
+            </w:r>
+          </w:p>
+        </w:tc>
+        <w:tc>
+          <w:tcPr>
+            <w:tcW w:type="dxa" w:w="2880"/>
+            <w:vAlign w:val="top"/>
+            <w:shd w:val="clear" w:color="auto" w:fill="EFEFEF"/>
+          </w:tcPr>
+          <w:p>
+            <w:r>
+              <w:rPr>
+                <w:b/>
+              </w:rPr>
+            </w:r>
+            <w:r>
+              <w:rPr>
+                <w:b/>
+              </w:rPr>
+              <w:t>next-app</w:t>
+            </w:r>
+          </w:p>
+        </w:tc>
+        <w:tc>
+          <w:tcPr>
+            <w:tcW w:type="dxa" w:w="2880"/>
+            <w:vAlign w:val="top"/>
+            <w:shd w:val="clear" w:color="auto" w:fill="EFEFEF"/>
+          </w:tcPr>
+          <w:p>
+            <w:r>
+              <w:rPr>
+                <w:b/>
+              </w:rPr>
+            </w:r>
+            <w:r>
+              <w:rPr>
+                <w:b/>
+              </w:rPr>
+              <w:t>public-app</w:t>
+            </w:r>
+          </w:p>
+        </w:tc>
+      </w:tr>
+      <w:tr>
+        <w:tc>
+          <w:tcPr>
+            <w:tcW w:type="dxa" w:w="2880"/>
+            <w:vAlign w:val="top"/>
+          </w:tcPr>
+          <w:p>
+            <w:r/>
+            <w:r>
+              <w:t>package.json deps 수</w:t>
+            </w:r>
+          </w:p>
+        </w:tc>
+        <w:tc>
+          <w:tcPr>
+            <w:tcW w:type="dxa" w:w="2880"/>
+            <w:vAlign w:val="top"/>
+          </w:tcPr>
+          <w:p>
+            <w:r/>
+            <w:r>
+              <w:t>11개 (minimal)</w:t>
+            </w:r>
+          </w:p>
+        </w:tc>
+        <w:tc>
+          <w:tcPr>
+            <w:tcW w:type="dxa" w:w="2880"/>
+            <w:vAlign w:val="top"/>
+          </w:tcPr>
+          <w:p>
+            <w:r/>
+            <w:r>
+              <w:t>14개 + Sentry + 캔버스 + PDF</w:t>
+            </w:r>
+          </w:p>
+        </w:tc>
+      </w:tr>
+      <w:tr>
+        <w:tc>
+          <w:tcPr>
+            <w:tcW w:type="dxa" w:w="2880"/>
+            <w:vAlign w:val="top"/>
+          </w:tcPr>
+          <w:p>
+            <w:r/>
+            <w:r>
+              <w:t>캔버스/카드</w:t>
+            </w:r>
+          </w:p>
+        </w:tc>
+        <w:tc>
+          <w:tcPr>
+            <w:tcW w:type="dxa" w:w="2880"/>
+            <w:vAlign w:val="top"/>
+          </w:tcPr>
+          <w:p>
+            <w:r/>
+            <w:r>
+              <w:t>(stub이라 불필요)</w:t>
+            </w:r>
+          </w:p>
+        </w:tc>
+        <w:tc>
+          <w:tcPr>
+            <w:tcW w:type="dxa" w:w="2880"/>
+            <w:vAlign w:val="top"/>
+          </w:tcPr>
+          <w:p>
+            <w:r/>
+            <w:r>
+              <w:t>konva 10, react-konva 19, jspdf 4</w:t>
+            </w:r>
+          </w:p>
+        </w:tc>
+      </w:tr>
+      <w:tr>
+        <w:tc>
+          <w:tcPr>
+            <w:tcW w:type="dxa" w:w="2880"/>
+            <w:vAlign w:val="top"/>
+          </w:tcPr>
+          <w:p>
+            <w:r/>
+            <w:r>
+              <w:t>Sentry</w:t>
+            </w:r>
+          </w:p>
+        </w:tc>
+        <w:tc>
+          <w:tcPr>
+            <w:tcW w:type="dxa" w:w="2880"/>
+            <w:vAlign w:val="top"/>
+          </w:tcPr>
+          <w:p>
+            <w:r/>
+            <w:r>
+              <w:t>(미보유)</w:t>
+            </w:r>
+          </w:p>
+        </w:tc>
+        <w:tc>
+          <w:tcPr>
+            <w:tcW w:type="dxa" w:w="2880"/>
+            <w:vAlign w:val="top"/>
+          </w:tcPr>
+          <w:p>
+            <w:r/>
+            <w:r>
+              <w:rPr>
+                <w:rFonts w:ascii="Consolas" w:hAnsi="Consolas"/>
+                <w:color w:val="C7254E"/>
+                <w:sz w:val="20"/>
+              </w:rPr>
+              <w:t>@sentry/nextjs@10.51</w:t>
+            </w:r>
+          </w:p>
+        </w:tc>
+      </w:tr>
+      <w:tr>
+        <w:tc>
+          <w:tcPr>
+            <w:tcW w:type="dxa" w:w="2880"/>
+            <w:vAlign w:val="top"/>
+          </w:tcPr>
+          <w:p>
+            <w:r/>
+            <w:r>
+              <w:t>E2E</w:t>
+            </w:r>
+          </w:p>
+        </w:tc>
+        <w:tc>
+          <w:tcPr>
+            <w:tcW w:type="dxa" w:w="2880"/>
+            <w:vAlign w:val="top"/>
+          </w:tcPr>
+          <w:p>
+            <w:r/>
+            <w:r>
+              <w:rPr>
+                <w:rFonts w:ascii="Consolas" w:hAnsi="Consolas"/>
+                <w:color w:val="C7254E"/>
+                <w:sz w:val="20"/>
+              </w:rPr>
+              <w:t>__tests__/e2e-smoke.ts</w:t>
+            </w:r>
+            <w:r>
+              <w:t xml:space="preserve"> (단순 fetch)</w:t>
+            </w:r>
+          </w:p>
+        </w:tc>
+        <w:tc>
+          <w:tcPr>
+            <w:tcW w:type="dxa" w:w="2880"/>
+            <w:vAlign w:val="top"/>
+          </w:tcPr>
+          <w:p>
+            <w:r/>
+            <w:r>
+              <w:rPr>
+                <w:rFonts w:ascii="Consolas" w:hAnsi="Consolas"/>
+                <w:color w:val="C7254E"/>
+                <w:sz w:val="20"/>
+              </w:rPr>
+              <w:t>e2e/</w:t>
+            </w:r>
+            <w:r>
+              <w:t xml:space="preserve"> Playwright suite + </w:t>
+            </w:r>
+            <w:r>
+              <w:rPr>
+                <w:rFonts w:ascii="Consolas" w:hAnsi="Consolas"/>
+                <w:color w:val="C7254E"/>
+                <w:sz w:val="20"/>
+              </w:rPr>
+              <w:t>playwright.config.ts</w:t>
+            </w:r>
+          </w:p>
+        </w:tc>
+      </w:tr>
+      <w:tr>
+        <w:tc>
+          <w:tcPr>
+            <w:tcW w:type="dxa" w:w="2880"/>
+            <w:vAlign w:val="top"/>
+          </w:tcPr>
+          <w:p>
+            <w:r/>
+            <w:r>
+              <w:t>SQL 파일</w:t>
+            </w:r>
+          </w:p>
+        </w:tc>
+        <w:tc>
+          <w:tcPr>
+            <w:tcW w:type="dxa" w:w="2880"/>
+            <w:vAlign w:val="top"/>
+          </w:tcPr>
+          <w:p>
+            <w:r/>
+            <w:r>
+              <w:t xml:space="preserve">(없음 — 루트 </w:t>
+            </w:r>
+            <w:r>
+              <w:rPr>
+                <w:rFonts w:ascii="Consolas" w:hAnsi="Consolas"/>
+                <w:color w:val="C7254E"/>
+                <w:sz w:val="20"/>
+              </w:rPr>
+              <w:t>sql/</w:t>
+            </w:r>
+            <w:r>
+              <w:t xml:space="preserve">, </w:t>
+            </w:r>
+            <w:r>
+              <w:rPr>
+                <w:rFonts w:ascii="Consolas" w:hAnsi="Consolas"/>
+                <w:color w:val="C7254E"/>
+                <w:sz w:val="20"/>
+              </w:rPr>
+              <w:t>public-app-sql/</w:t>
+            </w:r>
+            <w:r>
+              <w:t xml:space="preserve"> 사용)</w:t>
+            </w:r>
+          </w:p>
+        </w:tc>
+        <w:tc>
+          <w:tcPr>
+            <w:tcW w:type="dxa" w:w="2880"/>
+            <w:vAlign w:val="top"/>
+          </w:tcPr>
+          <w:p>
+            <w:r/>
+            <w:r>
+              <w:rPr>
+                <w:rFonts w:ascii="Consolas" w:hAnsi="Consolas"/>
+                <w:color w:val="C7254E"/>
+                <w:sz w:val="20"/>
+              </w:rPr>
+              <w:t>public-app/sql/{public_app_setup,video_outputs_setup}.sql</w:t>
+            </w:r>
+          </w:p>
+        </w:tc>
+      </w:tr>
+      <w:tr>
+        <w:tc>
+          <w:tcPr>
+            <w:tcW w:type="dxa" w:w="2880"/>
+            <w:vAlign w:val="top"/>
+          </w:tcPr>
+          <w:p>
+            <w:r/>
+            <w:r>
+              <w:rPr>
+                <w:rFonts w:ascii="Consolas" w:hAnsi="Consolas"/>
+                <w:color w:val="C7254E"/>
+                <w:sz w:val="20"/>
+              </w:rPr>
+              <w:t>npm audit</w:t>
+            </w:r>
+          </w:p>
+        </w:tc>
+        <w:tc>
+          <w:tcPr>
+            <w:tcW w:type="dxa" w:w="2880"/>
+            <w:vAlign w:val="top"/>
+          </w:tcPr>
+          <w:p>
+            <w:r/>
+            <w:r>
+              <w:t>2 moderate (postcss 간접)</w:t>
+            </w:r>
+          </w:p>
+        </w:tc>
+        <w:tc>
+          <w:tcPr>
+            <w:tcW w:type="dxa" w:w="2880"/>
+            <w:vAlign w:val="top"/>
+          </w:tcPr>
+          <w:p>
+            <w:r/>
+            <w:r>
+              <w:t>3 moderate (postcss + sentry chain)</w:t>
+            </w:r>
+          </w:p>
+        </w:tc>
+      </w:tr>
+    </w:tbl>
+    <w:p/>
+    <w:p>
+      <w:pPr>
+        <w:pStyle w:val="Heading3"/>
+        <w:jc w:val="left"/>
+      </w:pPr>
+      <w:r>
+        <w:t>10.6 lib/ 고유 모듈</w:t>
+      </w:r>
+    </w:p>
+    <w:p>
+      <w:r>
+        <w:rPr>
+          <w:b/>
+        </w:rPr>
+        <w:t>next-app만 보유</w:t>
+      </w:r>
+      <w:r>
+        <w:t xml:space="preserve">: </w:t>
+      </w:r>
+      <w:r>
+        <w:rPr>
+          <w:rFonts w:ascii="Consolas" w:hAnsi="Consolas"/>
+          <w:color w:val="C7254E"/>
+          <w:sz w:val="20"/>
+        </w:rPr>
+        <w:t>adminCookie</w:t>
+      </w:r>
+      <w:r>
+        <w:t xml:space="preserve">, </w:t>
+      </w:r>
+      <w:r>
+        <w:rPr>
+          <w:rFonts w:ascii="Consolas" w:hAnsi="Consolas"/>
+          <w:color w:val="C7254E"/>
+          <w:sz w:val="20"/>
+        </w:rPr>
+        <w:t>adminService</w:t>
+      </w:r>
+      <w:r>
+        <w:t xml:space="preserve">, </w:t>
+      </w:r>
+      <w:r>
+        <w:rPr>
+          <w:rFonts w:ascii="Consolas" w:hAnsi="Consolas"/>
+          <w:color w:val="C7254E"/>
+          <w:sz w:val="20"/>
+        </w:rPr>
+        <w:t>apiAuth</w:t>
+      </w:r>
+      <w:r>
+        <w:t xml:space="preserve">, </w:t>
+      </w:r>
+      <w:r>
+        <w:rPr>
+          <w:rFonts w:ascii="Consolas" w:hAnsi="Consolas"/>
+          <w:color w:val="C7254E"/>
+          <w:sz w:val="20"/>
+        </w:rPr>
+        <w:t>feedbackService</w:t>
+      </w:r>
+      <w:r>
+        <w:t xml:space="preserve">, </w:t>
+      </w:r>
+      <w:r>
+        <w:rPr>
+          <w:rFonts w:ascii="Consolas" w:hAnsi="Consolas"/>
+          <w:color w:val="C7254E"/>
+          <w:sz w:val="20"/>
+        </w:rPr>
+        <w:t>hospitalService</w:t>
+      </w:r>
+      <w:r>
+        <w:t xml:space="preserve">, </w:t>
+      </w:r>
+      <w:r>
+        <w:rPr>
+          <w:rFonts w:ascii="Consolas" w:hAnsi="Consolas"/>
+          <w:color w:val="C7254E"/>
+          <w:sz w:val="20"/>
+        </w:rPr>
+        <w:t>influencerHashtags</w:t>
+      </w:r>
+      <w:r>
+        <w:t xml:space="preserve">, </w:t>
+      </w:r>
+      <w:r>
+        <w:rPr>
+          <w:rFonts w:ascii="Consolas" w:hAnsi="Consolas"/>
+          <w:color w:val="C7254E"/>
+          <w:sz w:val="20"/>
+        </w:rPr>
+        <w:t>rateLimit</w:t>
+      </w:r>
+      <w:r>
+        <w:t xml:space="preserve">(DB), </w:t>
+      </w:r>
+      <w:r>
+        <w:rPr>
+          <w:rFonts w:ascii="Consolas" w:hAnsi="Consolas"/>
+          <w:color w:val="C7254E"/>
+          <w:sz w:val="20"/>
+        </w:rPr>
+        <w:t>safeUtils</w:t>
+      </w:r>
+      <w:r>
+        <w:t xml:space="preserve">, </w:t>
+      </w:r>
+      <w:r>
+        <w:rPr>
+          <w:rFonts w:ascii="Consolas" w:hAnsi="Consolas"/>
+          <w:color w:val="C7254E"/>
+          <w:sz w:val="20"/>
+        </w:rPr>
+        <w:t>sanitizeHtml</w:t>
+      </w:r>
+      <w:r>
+        <w:t xml:space="preserve">, </w:t>
+      </w:r>
+      <w:r>
+        <w:rPr>
+          <w:rFonts w:ascii="Consolas" w:hAnsi="Consolas"/>
+          <w:color w:val="C7254E"/>
+          <w:sz w:val="20"/>
+        </w:rPr>
+        <w:t>teamData</w:t>
+      </w:r>
+      <w:r>
+        <w:t xml:space="preserve">, </w:t>
+      </w:r>
+      <w:r>
+        <w:rPr>
+          <w:rFonts w:ascii="Consolas" w:hAnsi="Consolas"/>
+          <w:color w:val="C7254E"/>
+          <w:sz w:val="20"/>
+        </w:rPr>
+        <w:t>useTeamData</w:t>
+      </w:r>
+      <w:r>
+        <w:t xml:space="preserve">, </w:t>
+      </w:r>
+      <w:r>
+        <w:rPr>
+          <w:rFonts w:ascii="Consolas" w:hAnsi="Consolas"/>
+          <w:color w:val="C7254E"/>
+          <w:sz w:val="20"/>
+        </w:rPr>
+        <w:t>geminiDirect</w:t>
+      </w:r>
+    </w:p>
+    <w:p>
+      <w:r>
+        <w:rPr>
+          <w:b/>
+        </w:rPr>
+        <w:t>public-app만 보유</w:t>
+      </w:r>
+      <w:r>
+        <w:t xml:space="preserve">: </w:t>
+      </w:r>
+      <w:r>
+        <w:rPr>
+          <w:rFonts w:ascii="Consolas" w:hAnsi="Consolas"/>
+          <w:color w:val="C7254E"/>
+          <w:sz w:val="20"/>
+        </w:rPr>
+        <w:t>cardDownloadUtils</w:t>
+      </w:r>
+      <w:r>
+        <w:t xml:space="preserve">, </w:t>
+      </w:r>
+      <w:r>
+        <w:rPr>
+          <w:rFonts w:ascii="Consolas" w:hAnsi="Consolas"/>
+          <w:color w:val="C7254E"/>
+          <w:sz w:val="20"/>
+        </w:rPr>
+        <w:t>cardFonts</w:t>
+      </w:r>
+      <w:r>
+        <w:t xml:space="preserve">, </w:t>
+      </w:r>
+      <w:r>
+        <w:rPr>
+          <w:rFonts w:ascii="Consolas" w:hAnsi="Consolas"/>
+          <w:color w:val="C7254E"/>
+          <w:sz w:val="20"/>
+        </w:rPr>
+        <w:t>cardNewsDraft</w:t>
+      </w:r>
+      <w:r>
+        <w:t xml:space="preserve">, </w:t>
+      </w:r>
+      <w:r>
+        <w:rPr>
+          <w:rFonts w:ascii="Consolas" w:hAnsi="Consolas"/>
+          <w:color w:val="C7254E"/>
+          <w:sz w:val="20"/>
+        </w:rPr>
+        <w:t>cardStyleUtils</w:t>
+      </w:r>
+      <w:r>
+        <w:t xml:space="preserve">, </w:t>
+      </w:r>
+      <w:r>
+        <w:rPr>
+          <w:rFonts w:ascii="Consolas" w:hAnsi="Consolas"/>
+          <w:color w:val="C7254E"/>
+          <w:sz w:val="20"/>
+        </w:rPr>
+        <w:t>fontStorage</w:t>
+      </w:r>
+      <w:r>
+        <w:t xml:space="preserve">, </w:t>
+      </w:r>
+      <w:r>
+        <w:rPr>
+          <w:rFonts w:ascii="Consolas" w:hAnsi="Consolas"/>
+          <w:color w:val="C7254E"/>
+          <w:sz w:val="20"/>
+        </w:rPr>
+        <w:t>guestCredits</w:t>
+      </w:r>
+      <w:r>
+        <w:t xml:space="preserve">, </w:t>
+      </w:r>
+      <w:r>
+        <w:rPr>
+          <w:rFonts w:ascii="Consolas" w:hAnsi="Consolas"/>
+          <w:color w:val="C7254E"/>
+          <w:sz w:val="20"/>
+        </w:rPr>
+        <w:t>guestRateLimit</w:t>
+      </w:r>
+      <w:r>
+        <w:t xml:space="preserve">, </w:t>
+      </w:r>
+      <w:r>
+        <w:rPr>
+          <w:rFonts w:ascii="Consolas" w:hAnsi="Consolas"/>
+          <w:color w:val="C7254E"/>
+          <w:sz w:val="20"/>
+        </w:rPr>
+        <w:t>helpFaq</w:t>
+      </w:r>
+      <w:r>
+        <w:t xml:space="preserve">, </w:t>
+      </w:r>
+      <w:r>
+        <w:rPr>
+          <w:rFonts w:ascii="Consolas" w:hAnsi="Consolas"/>
+          <w:color w:val="C7254E"/>
+          <w:sz w:val="20"/>
+        </w:rPr>
+        <w:t>medicalAdOverride{Client,Token,Validation}</w:t>
+      </w:r>
+      <w:r>
+        <w:t xml:space="preserve">, </w:t>
+      </w:r>
+      <w:r>
+        <w:rPr>
+          <w:rFonts w:ascii="Consolas" w:hAnsi="Consolas"/>
+          <w:color w:val="C7254E"/>
+          <w:sz w:val="20"/>
+        </w:rPr>
+        <w:t>sfxLibrary</w:t>
+      </w:r>
+      <w:r>
+        <w:t xml:space="preserve">, </w:t>
+      </w:r>
+      <w:r>
+        <w:rPr>
+          <w:rFonts w:ascii="Consolas" w:hAnsi="Consolas"/>
+          <w:color w:val="C7254E"/>
+          <w:sz w:val="20"/>
+        </w:rPr>
+        <w:t>srtUtils</w:t>
+      </w:r>
+      <w:r>
+        <w:t xml:space="preserve">, </w:t>
+      </w:r>
+      <w:r>
+        <w:rPr>
+          <w:rFonts w:ascii="Consolas" w:hAnsi="Consolas"/>
+          <w:color w:val="C7254E"/>
+          <w:sz w:val="20"/>
+        </w:rPr>
+        <w:t>videoClient</w:t>
+      </w:r>
+      <w:r>
+        <w:t xml:space="preserve">, </w:t>
+      </w:r>
+      <w:r>
+        <w:rPr>
+          <w:rFonts w:ascii="Consolas" w:hAnsi="Consolas"/>
+          <w:color w:val="C7254E"/>
+          <w:sz w:val="20"/>
+        </w:rPr>
+        <w:t>videoProxy</w:t>
+      </w:r>
+      <w:r>
+        <w:t xml:space="preserve">, </w:t>
+      </w:r>
+      <w:r>
+        <w:rPr>
+          <w:rFonts w:ascii="Consolas" w:hAnsi="Consolas"/>
+          <w:color w:val="C7254E"/>
+          <w:sz w:val="20"/>
+        </w:rPr>
+        <w:t>videoStorage</w:t>
+      </w:r>
+      <w:r>
+        <w:t xml:space="preserve">, </w:t>
+      </w:r>
+      <w:r>
+        <w:rPr>
+          <w:rFonts w:ascii="Consolas" w:hAnsi="Consolas"/>
+          <w:color w:val="C7254E"/>
+          <w:sz w:val="20"/>
+        </w:rPr>
+        <w:t>videoStyles</w:t>
+      </w:r>
+    </w:p>
+    <w:p>
+      <w:r>
+        <w:rPr>
+          <w:b/>
+        </w:rPr>
+        <w:t>거의 동일한 사본 (drift 위험)</w:t>
+      </w:r>
+      <w:r>
+        <w:t xml:space="preserve">: </w:t>
+      </w:r>
+      <w:r>
+        <w:rPr>
+          <w:rFonts w:ascii="Consolas" w:hAnsi="Consolas"/>
+          <w:color w:val="C7254E"/>
+          <w:sz w:val="20"/>
+        </w:rPr>
+        <w:t>auth.ts</w:t>
+      </w:r>
+      <w:r>
+        <w:t xml:space="preserve">(인증 방식만 다름), </w:t>
+      </w:r>
+      <w:r>
+        <w:rPr>
+          <w:rFonts w:ascii="Consolas" w:hAnsi="Consolas"/>
+          <w:color w:val="C7254E"/>
+          <w:sz w:val="20"/>
+        </w:rPr>
+        <w:t>postStorage.ts</w:t>
+      </w:r>
+      <w:r>
+        <w:t xml:space="preserve">, </w:t>
+      </w:r>
+      <w:r>
+        <w:rPr>
+          <w:rFonts w:ascii="Consolas" w:hAnsi="Consolas"/>
+          <w:color w:val="C7254E"/>
+          <w:sz w:val="20"/>
+        </w:rPr>
+        <w:t>creditService.ts</w:t>
+      </w:r>
+      <w:r>
+        <w:t xml:space="preserve">, </w:t>
+      </w:r>
+      <w:r>
+        <w:rPr>
+          <w:rFonts w:ascii="Consolas" w:hAnsi="Consolas"/>
+          <w:color w:val="C7254E"/>
+          <w:sz w:val="20"/>
+        </w:rPr>
+        <w:t>serverAuth.ts</w:t>
+      </w:r>
+      <w:r>
+        <w:t xml:space="preserve">, </w:t>
+      </w:r>
+      <w:r>
+        <w:rPr>
+          <w:rFonts w:ascii="Consolas" w:hAnsi="Consolas"/>
+          <w:color w:val="C7254E"/>
+          <w:sz w:val="20"/>
+        </w:rPr>
+        <w:t>useAuthGuard.ts</w:t>
+      </w:r>
+      <w:r>
+        <w:t xml:space="preserve">, </w:t>
+      </w:r>
+      <w:r>
+        <w:rPr>
+          <w:rFonts w:ascii="Consolas" w:hAnsi="Consolas"/>
+          <w:color w:val="C7254E"/>
+          <w:sz w:val="20"/>
+        </w:rPr>
+        <w:t>authFetch.ts</w:t>
+      </w:r>
+      <w:r>
+        <w:t xml:space="preserve">, </w:t>
+      </w:r>
+      <w:r>
+        <w:rPr>
+          <w:rFonts w:ascii="Consolas" w:hAnsi="Consolas"/>
+          <w:color w:val="C7254E"/>
+          <w:sz w:val="20"/>
+        </w:rPr>
+        <w:t>fetchWithRetry.ts</w:t>
+      </w:r>
+      <w:r>
+        <w:t xml:space="preserve">, </w:t>
+      </w:r>
+      <w:r>
+        <w:rPr>
+          <w:rFonts w:ascii="Consolas" w:hAnsi="Consolas"/>
+          <w:color w:val="C7254E"/>
+          <w:sz w:val="20"/>
+        </w:rPr>
+        <w:t>htmlUtils.ts</w:t>
+      </w:r>
+      <w:r>
+        <w:t xml:space="preserve">, </w:t>
+      </w:r>
+      <w:r>
+        <w:rPr>
+          <w:rFonts w:ascii="Consolas" w:hAnsi="Consolas"/>
+          <w:color w:val="C7254E"/>
+          <w:sz w:val="20"/>
+        </w:rPr>
+        <w:t>sanitize.ts</w:t>
+      </w:r>
+      <w:r>
+        <w:t xml:space="preserve">, </w:t>
+      </w:r>
+      <w:r>
+        <w:rPr>
+          <w:rFonts w:ascii="Consolas" w:hAnsi="Consolas"/>
+          <w:color w:val="C7254E"/>
+          <w:sz w:val="20"/>
+        </w:rPr>
+        <w:t>clinicContextService.ts</w:t>
+      </w:r>
+      <w:r>
+        <w:t xml:space="preserve">, </w:t>
+      </w:r>
+      <w:r>
+        <w:rPr>
+          <w:rFonts w:ascii="Consolas" w:hAnsi="Consolas"/>
+          <w:color w:val="C7254E"/>
+          <w:sz w:val="20"/>
+        </w:rPr>
+        <w:t>categoryTemplates.ts</w:t>
+      </w:r>
+      <w:r>
+        <w:t xml:space="preserve">, </w:t>
+      </w:r>
+      <w:r>
+        <w:rPr>
+          <w:rFonts w:ascii="Consolas" w:hAnsi="Consolas"/>
+          <w:color w:val="C7254E"/>
+          <w:sz w:val="20"/>
+        </w:rPr>
+        <w:t>categoryTemplateTypes.ts</w:t>
+      </w:r>
+      <w:r>
+        <w:t xml:space="preserve">, </w:t>
+      </w:r>
+      <w:r>
+        <w:rPr>
+          <w:rFonts w:ascii="Consolas" w:hAnsi="Consolas"/>
+          <w:color w:val="C7254E"/>
+          <w:sz w:val="20"/>
+        </w:rPr>
+        <w:t>clinicalPrompt.ts</w:t>
+      </w:r>
+      <w:r>
+        <w:t xml:space="preserve">, </w:t>
+      </w:r>
+      <w:r>
+        <w:rPr>
+          <w:rFonts w:ascii="Consolas" w:hAnsi="Consolas"/>
+          <w:color w:val="C7254E"/>
+          <w:sz w:val="20"/>
+        </w:rPr>
+        <w:t>pressPrompt.ts</w:t>
+      </w:r>
+      <w:r>
+        <w:t xml:space="preserve">, </w:t>
+      </w:r>
+      <w:r>
+        <w:rPr>
+          <w:rFonts w:ascii="Consolas" w:hAnsi="Consolas"/>
+          <w:color w:val="C7254E"/>
+          <w:sz w:val="20"/>
+        </w:rPr>
+        <w:t>refinePrompt.ts</w:t>
+      </w:r>
+      <w:r>
+        <w:t xml:space="preserve">, </w:t>
+      </w:r>
+      <w:r>
+        <w:rPr>
+          <w:rFonts w:ascii="Consolas" w:hAnsi="Consolas"/>
+          <w:color w:val="C7254E"/>
+          <w:sz w:val="20"/>
+        </w:rPr>
+        <w:t>youtubePrompt.ts</w:t>
+      </w:r>
+      <w:r>
+        <w:t xml:space="preserve">, </w:t>
+      </w:r>
+      <w:r>
+        <w:rPr>
+          <w:rFonts w:ascii="Consolas" w:hAnsi="Consolas"/>
+          <w:color w:val="C7254E"/>
+          <w:sz w:val="20"/>
+        </w:rPr>
+        <w:t>cardNewsPrompt.ts</w:t>
+      </w:r>
+      <w:r>
+        <w:t xml:space="preserve">, </w:t>
+      </w:r>
+      <w:r>
+        <w:rPr>
+          <w:rFonts w:ascii="Consolas" w:hAnsi="Consolas"/>
+          <w:color w:val="C7254E"/>
+          <w:sz w:val="20"/>
+        </w:rPr>
+        <w:t>cardAiActions.ts</w:t>
+      </w:r>
+      <w:r>
+        <w:t xml:space="preserve">, </w:t>
+      </w:r>
+      <w:r>
+        <w:rPr>
+          <w:rFonts w:ascii="Consolas" w:hAnsi="Consolas"/>
+          <w:color w:val="C7254E"/>
+          <w:sz w:val="20"/>
+        </w:rPr>
+        <w:t>cardTemplateService.ts</w:t>
+      </w:r>
+      <w:r>
+        <w:t xml:space="preserve">, </w:t>
+      </w:r>
+      <w:r>
+        <w:rPr>
+          <w:rFonts w:ascii="Consolas" w:hAnsi="Consolas"/>
+          <w:color w:val="C7254E"/>
+          <w:sz w:val="20"/>
+        </w:rPr>
+        <w:t>keywordAnalysisService.ts</w:t>
+      </w:r>
+      <w:r>
+        <w:t xml:space="preserve">, </w:t>
+      </w:r>
+      <w:r>
+        <w:rPr>
+          <w:rFonts w:ascii="Consolas" w:hAnsi="Consolas"/>
+          <w:color w:val="C7254E"/>
+          <w:sz w:val="20"/>
+        </w:rPr>
+        <w:t>referenceFetcher.ts</w:t>
+      </w:r>
+      <w:r>
+        <w:t xml:space="preserve">, </w:t>
+      </w:r>
+      <w:r>
+        <w:rPr>
+          <w:rFonts w:ascii="Consolas" w:hAnsi="Consolas"/>
+          <w:color w:val="C7254E"/>
+          <w:sz w:val="20"/>
+        </w:rPr>
+        <w:t>trustedMedicalSources.ts</w:t>
+      </w:r>
+      <w:r>
+        <w:t xml:space="preserve">, </w:t>
+      </w:r>
+      <w:r>
+        <w:rPr>
+          <w:rFonts w:ascii="Consolas" w:hAnsi="Consolas"/>
+          <w:color w:val="C7254E"/>
+          <w:sz w:val="20"/>
+        </w:rPr>
+        <w:t>hospitalImageService.ts</w:t>
+      </w:r>
+      <w:r>
+        <w:t xml:space="preserve">, </w:t>
+      </w:r>
+      <w:r>
+        <w:rPr>
+          <w:rFonts w:ascii="Consolas" w:hAnsi="Consolas"/>
+          <w:color w:val="C7254E"/>
+          <w:sz w:val="20"/>
+        </w:rPr>
+        <w:t>cardNewsDesignTemplates.ts</w:t>
+      </w:r>
+      <w:r>
+        <w:t xml:space="preserve">, </w:t>
+      </w:r>
+      <w:r>
+        <w:rPr>
+          <w:rFonts w:ascii="Consolas" w:hAnsi="Consolas"/>
+          <w:color w:val="C7254E"/>
+          <w:sz w:val="20"/>
+        </w:rPr>
+        <w:t>blogExport.ts</w:t>
+      </w:r>
+      <w:r>
+        <w:t xml:space="preserve">, </w:t>
+      </w:r>
+      <w:r>
+        <w:rPr>
+          <w:rFonts w:ascii="Consolas" w:hAnsi="Consolas"/>
+          <w:color w:val="C7254E"/>
+          <w:sz w:val="20"/>
+        </w:rPr>
+        <w:t>blogSectionParser.ts</w:t>
+      </w:r>
+      <w:r>
+        <w:t xml:space="preserve">, </w:t>
+      </w:r>
+      <w:r>
+        <w:rPr>
+          <w:rFonts w:ascii="Consolas" w:hAnsi="Consolas"/>
+          <w:color w:val="C7254E"/>
+          <w:sz w:val="20"/>
+        </w:rPr>
+        <w:t>constants.ts</w:t>
+      </w:r>
+      <w:r>
+        <w:t xml:space="preserve">, </w:t>
+      </w:r>
+      <w:r>
+        <w:rPr>
+          <w:rFonts w:ascii="Consolas" w:hAnsi="Consolas"/>
+          <w:color w:val="C7254E"/>
+          <w:sz w:val="20"/>
+        </w:rPr>
+        <w:t>devLog.ts</w:t>
+      </w:r>
+    </w:p>
+    <w:p>
+      <w:pPr>
+        <w:pStyle w:val="Heading3"/>
+        <w:jc w:val="left"/>
+      </w:pPr>
+      <w:r>
+        <w:t>10.7 본 세션 변경의 양 앱 적용 현황</w:t>
+      </w:r>
+    </w:p>
+    <w:tbl>
+      <w:tblPr>
+        <w:tblStyle w:val="LightGrid-Accent1"/>
+        <w:tblW w:type="auto" w:w="0"/>
+        <w:tblLook w:firstColumn="1" w:firstRow="1" w:lastColumn="0" w:lastRow="0" w:noHBand="0" w:noVBand="1" w:val="04A0"/>
+      </w:tblPr>
+      <w:tblGrid>
+        <w:gridCol w:w="2160"/>
+        <w:gridCol w:w="2160"/>
+        <w:gridCol w:w="2160"/>
+        <w:gridCol w:w="2160"/>
+      </w:tblGrid>
+      <w:tr>
+        <w:tc>
+          <w:tcPr>
+            <w:tcW w:type="dxa" w:w="2160"/>
+            <w:vAlign w:val="top"/>
+            <w:shd w:val="clear" w:color="auto" w:fill="EFEFEF"/>
+          </w:tcPr>
+          <w:p>
+            <w:r>
+              <w:rPr>
+                <w:b/>
+              </w:rPr>
+            </w:r>
+            <w:r>
+              <w:rPr>
+                <w:b/>
+              </w:rPr>
+              <w:t>변경</w:t>
+            </w:r>
+          </w:p>
+        </w:tc>
+        <w:tc>
+          <w:tcPr>
+            <w:tcW w:type="dxa" w:w="2160"/>
+            <w:vAlign w:val="top"/>
+            <w:shd w:val="clear" w:color="auto" w:fill="EFEFEF"/>
+          </w:tcPr>
+          <w:p>
+            <w:r>
+              <w:rPr>
+                <w:b/>
+              </w:rPr>
+            </w:r>
+            <w:r>
+              <w:rPr>
+                <w:b/>
+              </w:rPr>
+              <w:t>next-app</w:t>
+            </w:r>
+          </w:p>
+        </w:tc>
+        <w:tc>
+          <w:tcPr>
+            <w:tcW w:type="dxa" w:w="2160"/>
+            <w:vAlign w:val="top"/>
+            <w:shd w:val="clear" w:color="auto" w:fill="EFEFEF"/>
+          </w:tcPr>
+          <w:p>
+            <w:r>
+              <w:rPr>
+                <w:b/>
+              </w:rPr>
+            </w:r>
+            <w:r>
+              <w:rPr>
+                <w:b/>
+              </w:rPr>
+              <w:t>public-app</w:t>
+            </w:r>
+          </w:p>
+        </w:tc>
+        <w:tc>
+          <w:tcPr>
+            <w:tcW w:type="dxa" w:w="2160"/>
+            <w:vAlign w:val="top"/>
+            <w:shd w:val="clear" w:color="auto" w:fill="EFEFEF"/>
+          </w:tcPr>
+          <w:p>
+            <w:r>
+              <w:rPr>
+                <w:b/>
+              </w:rPr>
+            </w:r>
+            <w:r>
+              <w:rPr>
+                <w:b/>
+              </w:rPr>
+              <w:t>격차</w:t>
+            </w:r>
+          </w:p>
+        </w:tc>
+      </w:tr>
+      <w:tr>
+        <w:tc>
+          <w:tcPr>
+            <w:tcW w:type="dxa" w:w="2160"/>
+            <w:vAlign w:val="top"/>
+          </w:tcPr>
+          <w:p>
+            <w:r/>
+            <w:r>
+              <w:t>2.1 issues-based 블로그 패치</w:t>
+            </w:r>
+          </w:p>
+        </w:tc>
+        <w:tc>
+          <w:tcPr>
+            <w:tcW w:type="dxa" w:w="2160"/>
+            <w:vAlign w:val="top"/>
+          </w:tcPr>
+          <w:p>
+            <w:r/>
+            <w:r>
+              <w:t>✅</w:t>
+            </w:r>
+          </w:p>
+        </w:tc>
+        <w:tc>
+          <w:tcPr>
+            <w:tcW w:type="dxa" w:w="2160"/>
+            <w:vAlign w:val="top"/>
+          </w:tcPr>
+          <w:p>
+            <w:r/>
+            <w:r>
+              <w:t>❌</w:t>
+            </w:r>
+          </w:p>
+        </w:tc>
+        <w:tc>
+          <w:tcPr>
+            <w:tcW w:type="dxa" w:w="2160"/>
+            <w:vAlign w:val="top"/>
+          </w:tcPr>
+          <w:p>
+            <w:r/>
+            <w:r>
+              <w:t>동일 버그 보유. 검증 후 포팅 권장</w:t>
+            </w:r>
+          </w:p>
+        </w:tc>
+      </w:tr>
+      <w:tr>
+        <w:tc>
+          <w:tcPr>
+            <w:tcW w:type="dxa" w:w="2160"/>
+            <w:vAlign w:val="top"/>
+          </w:tcPr>
+          <w:p>
+            <w:r/>
+            <w:r>
+              <w:t>2.2 PSI 70s 정합</w:t>
+            </w:r>
+          </w:p>
+        </w:tc>
+        <w:tc>
+          <w:tcPr>
+            <w:tcW w:type="dxa" w:w="2160"/>
+            <w:vAlign w:val="top"/>
+          </w:tcPr>
+          <w:p>
+            <w:r/>
+            <w:r>
+              <w:t>✅</w:t>
+            </w:r>
+          </w:p>
+        </w:tc>
+        <w:tc>
+          <w:tcPr>
+            <w:tcW w:type="dxa" w:w="2160"/>
+            <w:vAlign w:val="top"/>
+          </w:tcPr>
+          <w:p>
+            <w:r/>
+            <w:r>
+              <w:t>❓</w:t>
+            </w:r>
+          </w:p>
+        </w:tc>
+        <w:tc>
+          <w:tcPr>
+            <w:tcW w:type="dxa" w:w="2160"/>
+            <w:vAlign w:val="top"/>
+          </w:tcPr>
+          <w:p>
+            <w:r/>
+            <w:r>
+              <w:t>public-app 확인 필요 (동일 패턴이면 동일 버그)</w:t>
+            </w:r>
+          </w:p>
+        </w:tc>
+      </w:tr>
+      <w:tr>
+        <w:tc>
+          <w:tcPr>
+            <w:tcW w:type="dxa" w:w="2160"/>
+            <w:vAlign w:val="top"/>
+          </w:tcPr>
+          <w:p>
+            <w:r/>
+            <w:r>
+              <w:t>2.3 Anti-collage 룰</w:t>
+            </w:r>
+          </w:p>
+        </w:tc>
+        <w:tc>
+          <w:tcPr>
+            <w:tcW w:type="dxa" w:w="2160"/>
+            <w:vAlign w:val="top"/>
+          </w:tcPr>
+          <w:p>
+            <w:r/>
+            <w:r>
+              <w:t>✅ (이번 세션 포팅)</w:t>
+            </w:r>
+          </w:p>
+        </w:tc>
+        <w:tc>
+          <w:tcPr>
+            <w:tcW w:type="dxa" w:w="2160"/>
+            <w:vAlign w:val="top"/>
+          </w:tcPr>
+          <w:p>
+            <w:r/>
+            <w:r>
+              <w:t>✅ (PR #150에서 먼저)</w:t>
+            </w:r>
+          </w:p>
+        </w:tc>
+        <w:tc>
+          <w:tcPr>
+            <w:tcW w:type="dxa" w:w="2160"/>
+            <w:vAlign w:val="top"/>
+          </w:tcPr>
+          <w:p>
+            <w:r/>
+            <w:r>
+              <w:t>동기화 완료</w:t>
+            </w:r>
+          </w:p>
+        </w:tc>
+      </w:tr>
+      <w:tr>
+        <w:tc>
+          <w:tcPr>
+            <w:tcW w:type="dxa" w:w="2160"/>
+            <w:vAlign w:val="top"/>
+          </w:tcPr>
+          <w:p>
+            <w:r/>
+            <w:r>
+              <w:t>2.4 Action-driven location</w:t>
+            </w:r>
+          </w:p>
+        </w:tc>
+        <w:tc>
+          <w:tcPr>
+            <w:tcW w:type="dxa" w:w="2160"/>
+            <w:vAlign w:val="top"/>
+          </w:tcPr>
+          <w:p>
+            <w:r/>
+            <w:r>
+              <w:t>✅</w:t>
+            </w:r>
+          </w:p>
+        </w:tc>
+        <w:tc>
+          <w:tcPr>
+            <w:tcW w:type="dxa" w:w="2160"/>
+            <w:vAlign w:val="top"/>
+          </w:tcPr>
+          <w:p>
+            <w:r/>
+            <w:r>
+              <w:t>❌</w:t>
+            </w:r>
+          </w:p>
+        </w:tc>
+        <w:tc>
+          <w:tcPr>
+            <w:tcW w:type="dxa" w:w="2160"/>
+            <w:vAlign w:val="top"/>
+          </w:tcPr>
+          <w:p>
+            <w:r/>
+            <w:r>
+              <w:t>동일 개선 필요</w:t>
+            </w:r>
+          </w:p>
+        </w:tc>
+      </w:tr>
+      <w:tr>
+        <w:tc>
+          <w:tcPr>
+            <w:tcW w:type="dxa" w:w="2160"/>
+            <w:vAlign w:val="top"/>
+          </w:tcPr>
+          <w:p>
+            <w:r/>
+            <w:r>
+              <w:t>2.5 HARD OVERRIDE</w:t>
+            </w:r>
+          </w:p>
+        </w:tc>
+        <w:tc>
+          <w:tcPr>
+            <w:tcW w:type="dxa" w:w="2160"/>
+            <w:vAlign w:val="top"/>
+          </w:tcPr>
+          <w:p>
+            <w:r/>
+            <w:r>
+              <w:t>✅</w:t>
+            </w:r>
+          </w:p>
+        </w:tc>
+        <w:tc>
+          <w:tcPr>
+            <w:tcW w:type="dxa" w:w="2160"/>
+            <w:vAlign w:val="top"/>
+          </w:tcPr>
+          <w:p>
+            <w:r/>
+            <w:r>
+              <w:t>❌</w:t>
+            </w:r>
+          </w:p>
+        </w:tc>
+        <w:tc>
+          <w:tcPr>
+            <w:tcW w:type="dxa" w:w="2160"/>
+            <w:vAlign w:val="top"/>
+          </w:tcPr>
+          <w:p>
+            <w:r/>
+            <w:r>
+              <w:t>동일 개선 필요</w:t>
+            </w:r>
+          </w:p>
+        </w:tc>
+      </w:tr>
+    </w:tbl>
+    <w:p/>
+    <w:p>
+      <w:r>
+        <w:rPr>
+          <w:b/>
+        </w:rPr>
+        <w:t>구조적 정정 후보 (양쪽 동시 영향)</w:t>
+      </w:r>
+      <w:r>
+        <w:t xml:space="preserve">: </w:t>
+      </w:r>
+      <w:r>
+        <w:rPr>
+          <w:rFonts w:ascii="Consolas" w:hAnsi="Consolas"/>
+          <w:color w:val="C7254E"/>
+          <w:sz w:val="20"/>
+        </w:rPr>
+        <w:t>packages/blog-core/src/blogPrompt.ts</w:t>
+      </w:r>
+      <w:r>
+        <w:t xml:space="preserve"> 의 </w:t>
+      </w:r>
+      <w:r>
+        <w:rPr>
+          <w:rFonts w:ascii="Consolas" w:hAnsi="Consolas"/>
+          <w:color w:val="C7254E"/>
+          <w:sz w:val="20"/>
+        </w:rPr>
+        <w:t>buildImagePrompt</w:t>
+      </w:r>
+      <w:r>
+        <w:t xml:space="preserve"> </w:t>
+      </w:r>
+      <w:r>
+        <w:rPr>
+          <w:rFonts w:ascii="Consolas" w:hAnsi="Consolas"/>
+          <w:color w:val="C7254E"/>
+          <w:sz w:val="20"/>
+        </w:rPr>
+        <w:t>categoryHints</w:t>
+      </w:r>
+      <w:r>
+        <w:t>에서 location-forcing 어휘 제거 — 시니어 결정 필요</w:t>
       </w:r>
     </w:p>
     <w:p>

--- a/docs/handoff-2026-05-07.docx
+++ b/docs/handoff-2026-05-07.docx
@@ -127,7 +127,7 @@
         <w:jc w:val="left"/>
       </w:pPr>
       <w:r>
-        <w:t>2. 본 세션 변경 (5건, main 머지 완료)</w:t>
+        <w:t>2. 본 세션 변경 (6건, main 머지 완료)</w:t>
       </w:r>
     </w:p>
     <w:p>
@@ -1336,6 +1336,413 @@
       </w:r>
       <w:r>
         <w:t xml:space="preserve"> 자체에서 "dental clinic setting" 같은 location-forcing 어휘를 제거하고, 토픽 anchoring만 유지. 양쪽 앱(next-app, public-app)에 동일하게 영향. 이 결정은 시니어가 내리는 게 맞음</w:t>
+      </w:r>
+    </w:p>
+    <w:p>
+      <w:pPr>
+        <w:pBdr>
+          <w:bottom w:val="single" w:sz="6" w:space="1" w:color="BBBBBB"/>
+        </w:pBdr>
+      </w:pPr>
+    </w:p>
+    <w:p>
+      <w:pPr>
+        <w:pStyle w:val="Heading3"/>
+        <w:jc w:val="left"/>
+      </w:pPr>
+      <w:r>
+        <w:t xml:space="preserve">2.6 </w:t>
+      </w:r>
+      <w:r>
+        <w:rPr>
+          <w:rFonts w:ascii="Consolas" w:hAnsi="Consolas"/>
+          <w:color w:val="C7254E"/>
+          <w:sz w:val="20"/>
+        </w:rPr>
+        <w:t>89a8e9f</w:t>
+      </w:r>
+      <w:r>
+        <w:t xml:space="preserve"> — 비임상 행동 시 임상 segment deterministic strip (옵션 A)</w:t>
+      </w:r>
+    </w:p>
+    <w:p>
+      <w:r>
+        <w:rPr>
+          <w:b/>
+        </w:rPr>
+        <w:t>파일</w:t>
+      </w:r>
+      <w:r>
+        <w:t xml:space="preserve">: </w:t>
+      </w:r>
+      <w:r>
+        <w:rPr>
+          <w:rFonts w:ascii="Consolas" w:hAnsi="Consolas"/>
+          <w:color w:val="C7254E"/>
+          <w:sz w:val="20"/>
+        </w:rPr>
+        <w:t>next-app/app/api/image/route.ts</w:t>
+      </w:r>
+      <w:r>
+        <w:t xml:space="preserve"> (+59/−4)</w:t>
+      </w:r>
+    </w:p>
+    <w:p>
+      <w:r>
+        <w:rPr>
+          <w:b/>
+        </w:rPr>
+        <w:t>문제</w:t>
+      </w:r>
+      <w:r>
+        <w:t xml:space="preserve">: 2.5 (HARD OVERRIDE) 적용 후에도 일부 케이스에서 진료의자 이미지 재발. 추적 결과 진짜 원인은 </w:t>
+      </w:r>
+      <w:r>
+        <w:rPr>
+          <w:b/>
+        </w:rPr>
+        <w:t>blog-core/buildImagePrompt가 임상 묘사를 baked in해서 보냄</w:t>
+      </w:r>
+      <w:r>
+        <w:t>:</w:t>
+      </w:r>
+    </w:p>
+    <w:p>
+      <w:pPr>
+        <w:pStyle w:val="ListNumber"/>
+      </w:pPr>
+      <w:r>
+        <w:rPr>
+          <w:rFonts w:ascii="Consolas" w:hAnsi="Consolas"/>
+          <w:color w:val="C7254E"/>
+          <w:sz w:val="20"/>
+        </w:rPr>
+        <w:t>categoryHints['치과'] = 'dental clinic setting, modern minimalist Korean dental office'</w:t>
+      </w:r>
+      <w:r>
+        <w:t xml:space="preserve"> — prefix</w:t>
+      </w:r>
+    </w:p>
+    <w:p>
+      <w:pPr>
+        <w:pStyle w:val="ListNumber"/>
+      </w:pPr>
+      <w:r>
+        <w:rPr>
+          <w:rFonts w:ascii="Consolas" w:hAnsi="Consolas"/>
+          <w:color w:val="C7254E"/>
+          <w:sz w:val="20"/>
+        </w:rPr>
+        <w:t>SCENE_VARIANTS</w:t>
+      </w:r>
+      <w:r>
+        <w:t xml:space="preserve"> 6개 모두 임상 (</w:t>
+      </w:r>
+      <w:r>
+        <w:rPr>
+          <w:rFonts w:ascii="Consolas" w:hAnsi="Consolas"/>
+          <w:color w:val="C7254E"/>
+          <w:sz w:val="20"/>
+        </w:rPr>
+        <w:t>'examination chair'</w:t>
+      </w:r>
+      <w:r>
+        <w:t xml:space="preserve">, </w:t>
+      </w:r>
+      <w:r>
+        <w:rPr>
+          <w:rFonts w:ascii="Consolas" w:hAnsi="Consolas"/>
+          <w:color w:val="C7254E"/>
+          <w:sz w:val="20"/>
+        </w:rPr>
+        <w:t>'close-up of dental tools and procedure'</w:t>
+      </w:r>
+      <w:r>
+        <w:t xml:space="preserve">, </w:t>
+      </w:r>
+      <w:r>
+        <w:rPr>
+          <w:rFonts w:ascii="Consolas" w:hAnsi="Consolas"/>
+          <w:color w:val="C7254E"/>
+          <w:sz w:val="20"/>
+        </w:rPr>
+        <w:t>'wide view of bright modern clinic interior'</w:t>
+      </w:r>
+      <w:r>
+        <w:t xml:space="preserve"> 등). </w:t>
+      </w:r>
+      <w:r>
+        <w:rPr>
+          <w:rFonts w:ascii="Consolas" w:hAnsi="Consolas"/>
+          <w:color w:val="C7254E"/>
+          <w:sz w:val="20"/>
+        </w:rPr>
+        <w:t>sectionIndex &gt;= 2</w:t>
+      </w:r>
+      <w:r>
+        <w:t>면 alt 옆에 그대로 append</w:t>
+      </w:r>
+    </w:p>
+    <w:p>
+      <w:pPr>
+        <w:pStyle w:val="ListNumber"/>
+      </w:pPr>
+      <w:r>
+        <w:rPr>
+          <w:rFonts w:ascii="Consolas" w:hAnsi="Consolas"/>
+          <w:color w:val="C7254E"/>
+          <w:sz w:val="20"/>
+        </w:rPr>
+        <w:t>'Korean patient context'</w:t>
+      </w:r>
+      <w:r>
+        <w:t xml:space="preserve"> suffix — 환자 framing 강제</w:t>
+      </w:r>
+    </w:p>
+    <w:p>
+      <w:r>
+        <w:t xml:space="preserve">이 </w:t>
+      </w:r>
+      <w:r>
+        <w:rPr>
+          <w:b/>
+        </w:rPr>
+        <w:t>구체 묘사</w:t>
+      </w:r>
+      <w:r>
+        <w:t>가 모델에서 abstract HARD OVERRIDE보다 더 강하게 받아들여져 우회.</w:t>
+      </w:r>
+    </w:p>
+    <w:p>
+      <w:r>
+        <w:rPr>
+          <w:b/>
+        </w:rPr>
+        <w:t>변경</w:t>
+      </w:r>
+      <w:r>
+        <w:t xml:space="preserve">: </w:t>
+      </w:r>
+      <w:r>
+        <w:rPr>
+          <w:rFonts w:ascii="Consolas" w:hAnsi="Consolas"/>
+          <w:color w:val="C7254E"/>
+          <w:sz w:val="20"/>
+        </w:rPr>
+        <w:t>body.prompt</w:t>
+      </w:r>
+      <w:r>
+        <w:t>를 모델에 보내기 전 서버에서 deterministic 처리:</w:t>
+      </w:r>
+    </w:p>
+    <w:p>
+      <w:pPr>
+        <w:pStyle w:val="ListNumber"/>
+      </w:pPr>
+      <w:r>
+        <w:rPr>
+          <w:b/>
+        </w:rPr>
+        <w:t>비임상 행동 키워드 감지</w:t>
+      </w:r>
+      <w:r>
+        <w:t xml:space="preserve"> (한·영 정규식 11개): 양치/치솔질, 치실, 치간 칫솔, 가글/구강세정, 식사/먹/섭취, 음용/마시, 산책, 운동/스트레칭/재활, 수면/잠, 복용/약, 스킨케어/세안</w:t>
+      </w:r>
+    </w:p>
+    <w:p>
+      <w:pPr>
+        <w:pStyle w:val="ListNumber"/>
+      </w:pPr>
+      <w:r>
+        <w:t xml:space="preserve">매치 시 </w:t>
+      </w:r>
+      <w:r>
+        <w:rPr>
+          <w:rFonts w:ascii="Consolas" w:hAnsi="Consolas"/>
+          <w:color w:val="C7254E"/>
+          <w:sz w:val="20"/>
+        </w:rPr>
+        <w:t>body.prompt</w:t>
+      </w:r>
+      <w:r>
+        <w:t xml:space="preserve">를 쉼표 split → </w:t>
+      </w:r>
+      <w:r>
+        <w:rPr>
+          <w:b/>
+        </w:rPr>
+        <w:t>임상 keyword 포함 segment 제거</w:t>
+      </w:r>
+    </w:p>
+    <w:p>
+      <w:pPr>
+        <w:pStyle w:val="ListBullet"/>
+      </w:pPr>
+      <w:r>
+        <w:t xml:space="preserve">keyword pattern: </w:t>
+      </w:r>
+      <w:r>
+        <w:rPr>
+          <w:rFonts w:ascii="Consolas" w:hAnsi="Consolas"/>
+          <w:color w:val="C7254E"/>
+          <w:sz w:val="20"/>
+        </w:rPr>
+        <w:t>clinic | dental {office|tools|scan|procedure|chair} | examination {chair|area|environment|setting|room} | operatory | consultation {environment|setting|room} | treatment {environment|chair|setting|room} | reception desk | X-ray imaging | dentist {explaining|focused} | patient {consultation|receiving treatment|context} | medical clinic interior</w:t>
+      </w:r>
+    </w:p>
+    <w:p>
+      <w:pPr>
+        <w:pStyle w:val="ListNumber"/>
+      </w:pPr>
+      <w:r>
+        <w:t>alt 텍스트 segment 와 중립 segment(lighting·atmosphere)는 보존</w:t>
+      </w:r>
+    </w:p>
+    <w:p>
+      <w:pPr>
+        <w:pStyle w:val="ListNumber"/>
+      </w:pPr>
+      <w:r>
+        <w:t>모든 segment가 임상으로 분류되어 빈 문자열이 되면 원본 유지 (false-positive 가드)</w:t>
+      </w:r>
+    </w:p>
+    <w:p>
+      <w:pPr>
+        <w:pStyle w:val="ListNumber"/>
+      </w:pPr>
+      <w:r>
+        <w:t xml:space="preserve">처리 사실은 </w:t>
+      </w:r>
+      <w:r>
+        <w:rPr>
+          <w:rFonts w:ascii="Consolas" w:hAnsi="Consolas"/>
+          <w:color w:val="C7254E"/>
+          <w:sz w:val="20"/>
+        </w:rPr>
+        <w:t>[BLOG_IMAGE] 비임상 행동 감지 → 임상 segment strip (N→M chars)</w:t>
+      </w:r>
+      <w:r>
+        <w:t xml:space="preserve"> 로그로 가시화</w:t>
+      </w:r>
+    </w:p>
+    <w:p>
+      <w:r>
+        <w:rPr>
+          <w:b/>
+        </w:rPr>
+        <w:t>예시</w:t>
+      </w:r>
+      <w:r>
+        <w:t>:</w:t>
+      </w:r>
+    </w:p>
+    <w:p>
+      <w:pPr>
+        <w:pStyle w:val="ListBullet"/>
+      </w:pPr>
+      <w:r>
+        <w:t xml:space="preserve">Before: </w:t>
+      </w:r>
+      <w:r>
+        <w:rPr>
+          <w:rFonts w:ascii="Consolas" w:hAnsi="Consolas"/>
+          <w:color w:val="C7254E"/>
+          <w:sz w:val="20"/>
+        </w:rPr>
+        <w:t>dental clinic setting, modern minimalist Korean dental office, 회복기 죽 식사, wide view of bright modern clinic interior, examination chair, soft natural light, Korean patient context, warm approachable atmosphere</w:t>
+      </w:r>
+    </w:p>
+    <w:p>
+      <w:pPr>
+        <w:pStyle w:val="ListBullet"/>
+      </w:pPr>
+      <w:r>
+        <w:t xml:space="preserve">After: </w:t>
+      </w:r>
+      <w:r>
+        <w:rPr>
+          <w:rFonts w:ascii="Consolas" w:hAnsi="Consolas"/>
+          <w:color w:val="C7254E"/>
+          <w:sz w:val="20"/>
+        </w:rPr>
+        <w:t>회복기 죽 식사, soft natural light, warm approachable atmosphere</w:t>
+      </w:r>
+    </w:p>
+    <w:p>
+      <w:r>
+        <w:rPr>
+          <w:b/>
+        </w:rPr>
+        <w:t>롤백</w:t>
+      </w:r>
+      <w:r>
+        <w:t xml:space="preserve">: revert commit </w:t>
+      </w:r>
+      <w:r>
+        <w:rPr>
+          <w:rFonts w:ascii="Consolas" w:hAnsi="Consolas"/>
+          <w:color w:val="C7254E"/>
+          <w:sz w:val="20"/>
+        </w:rPr>
+        <w:t>89a8e9f</w:t>
+      </w:r>
+      <w:r>
+        <w:t xml:space="preserve">. 위치는 </w:t>
+      </w:r>
+      <w:r>
+        <w:rPr>
+          <w:rFonts w:ascii="Consolas" w:hAnsi="Consolas"/>
+          <w:color w:val="C7254E"/>
+          <w:sz w:val="20"/>
+        </w:rPr>
+        <w:t>route.ts</w:t>
+      </w:r>
+      <w:r>
+        <w:t xml:space="preserve"> POST handler 위에 module-level helpers + isBlogMode 가드 안에서만 적용.</w:t>
+      </w:r>
+    </w:p>
+    <w:p>
+      <w:r>
+        <w:rPr>
+          <w:b/>
+        </w:rPr>
+        <w:t>모니터링</w:t>
+      </w:r>
+      <w:r>
+        <w:t xml:space="preserve">: Vercel 로그에서 </w:t>
+      </w:r>
+      <w:r>
+        <w:rPr>
+          <w:rFonts w:ascii="Consolas" w:hAnsi="Consolas"/>
+          <w:color w:val="C7254E"/>
+          <w:sz w:val="20"/>
+        </w:rPr>
+        <w:t>[BLOG_IMAGE] 비임상 행동 감지</w:t>
+      </w:r>
+      <w:r>
+        <w:t xml:space="preserve"> 라인 빈도 추적. 잦으면 옵션 A가 살리고 있다는 증거. 블로그 본문에서 임상 토픽 글의 임상 segment가 잘못 strip되는 false-positive 케이스 (코드는 isNonClinicalAction이 참일 때만 실행되므로 이론상 없음, 실측 확인 필요).</w:t>
+      </w:r>
+    </w:p>
+    <w:p>
+      <w:r>
+        <w:rPr>
+          <w:b/>
+        </w:rPr>
+        <w:t>옵션 C(blog-core 직접 정리)와의 관계</w:t>
+      </w:r>
+      <w:r>
+        <w:t>: 시니어가 buildImagePrompt 자체를 정리하면(</w:t>
+      </w:r>
+      <w:r>
+        <w:rPr>
+          <w:rFonts w:ascii="Consolas" w:hAnsi="Consolas"/>
+          <w:color w:val="C7254E"/>
+          <w:sz w:val="20"/>
+        </w:rPr>
+        <w:t>categoryHints</w:t>
+      </w:r>
+      <w:r>
+        <w:t xml:space="preserve"> location-free화 + SCENE_VARIANTS action-aware화) 본 strip은 의미가 줄어듦. 그때 본 helper 제거 가능.</w:t>
       </w:r>
     </w:p>
     <w:p>
@@ -1657,6 +2064,52 @@
           </w:p>
         </w:tc>
       </w:tr>
+      <w:tr>
+        <w:tc>
+          <w:tcPr>
+            <w:tcW w:type="dxa" w:w="2880"/>
+            <w:vAlign w:val="top"/>
+          </w:tcPr>
+          <w:p>
+            <w:r/>
+            <w:r>
+              <w:t>비임상 strip 발동률</w:t>
+            </w:r>
+          </w:p>
+        </w:tc>
+        <w:tc>
+          <w:tcPr>
+            <w:tcW w:type="dxa" w:w="2880"/>
+            <w:vAlign w:val="top"/>
+          </w:tcPr>
+          <w:p>
+            <w:r/>
+            <w:r>
+              <w:t xml:space="preserve">Vercel 로그 </w:t>
+            </w:r>
+            <w:r>
+              <w:rPr>
+                <w:rFonts w:ascii="Consolas" w:hAnsi="Consolas"/>
+                <w:color w:val="C7254E"/>
+                <w:sz w:val="20"/>
+              </w:rPr>
+              <w:t>[BLOG_IMAGE] 비임상 행동 감지 → 임상 segment strip (N→M chars)</w:t>
+            </w:r>
+            <w:r>
+              <w:t xml:space="preserve"> 빈도 — 일평균 5건 이상이면 patch 가 실제로 살리고 있다는 증거</w:t>
+            </w:r>
+          </w:p>
+        </w:tc>
+        <w:tc>
+          <w:tcPr>
+            <w:tcW w:type="dxa" w:w="2880"/>
+            <w:vAlign w:val="top"/>
+          </w:tcPr>
+          <w:p>
+            <w:r/>
+          </w:p>
+        </w:tc>
+      </w:tr>
     </w:tbl>
     <w:p/>
     <w:p>
@@ -2210,7 +2663,7 @@
         <w:t>public-app 변경 포팅 정책</w:t>
       </w:r>
       <w:r>
-        <w:t xml:space="preserve"> — 본 세션 5건 중 3건(2.1, 2.4, 2.5)은 public-app에도 동일 버그/개선 적용 가능. 일괄 포팅 vs 케이스별 검토?</w:t>
+        <w:t xml:space="preserve"> — 본 세션 6건 중 4건(2.1, 2.4, 2.5, 2.6)은 public-app에도 동일 버그/개선 적용 가능. 일괄 포팅 vs 케이스별 검토?</w:t>
       </w:r>
     </w:p>
     <w:p>
@@ -2240,7 +2693,7 @@
         <w:t>categoryHints</w:t>
       </w:r>
       <w:r>
-        <w:t xml:space="preserve"> location-forcing 제거가 가장 클린한 수정. 양 앱 동시 영향 → 시니어 결정 사안</w:t>
+        <w:t xml:space="preserve"> location-forcing + clinical SCENE_VARIANTS 정리(옵션 C)가 가장 클린한 수정. 양 앱 동시 영향 → 시니어 결정 사안. 옵션 C 채택 시 2.5(HARD OVERRIDE)·2.6(strip helper) 자연 deprecate 가능</w:t>
       </w:r>
     </w:p>
     <w:p>
@@ -2495,6 +2948,8 @@
           <w:rFonts w:ascii="Consolas" w:hAnsi="Consolas"/>
           <w:sz w:val="18"/>
         </w:rPr>
+        <w:t>* 89a8e9f fix(image): server-side strip of clinical segments for non-clinical actions</w:t>
+        <w:br/>
         <w:t>* b2401af fix(image): add HARD OVERRIDE block after body.prompt to defeat upstream clinic-bias</w:t>
         <w:br/>
         <w:t>* 10c11c5 fix(image): pick blog image location by action, not by medical topic</w:t>
@@ -2516,10 +2971,10 @@
           <w:color w:val="C7254E"/>
           <w:sz w:val="20"/>
         </w:rPr>
-        <w:t>0c67de2</w:t>
-      </w:r>
-      <w:r>
-        <w:t xml:space="preserve"> (시점: 2026-05-07).</w:t>
+        <w:t>044ec6e</w:t>
+      </w:r>
+      <w:r>
+        <w:t xml:space="preserve"> (시점: 2026-05-07. 본 §2.6 머지 후 갱신됨).</w:t>
       </w:r>
     </w:p>
     <w:p>
@@ -7964,6 +8419,56 @@
           </w:p>
         </w:tc>
       </w:tr>
+      <w:tr>
+        <w:tc>
+          <w:tcPr>
+            <w:tcW w:type="dxa" w:w="2160"/>
+            <w:vAlign w:val="top"/>
+          </w:tcPr>
+          <w:p>
+            <w:r/>
+            <w:r>
+              <w:t>2.6 비임상 strip helper</w:t>
+            </w:r>
+          </w:p>
+        </w:tc>
+        <w:tc>
+          <w:tcPr>
+            <w:tcW w:type="dxa" w:w="2160"/>
+            <w:vAlign w:val="top"/>
+          </w:tcPr>
+          <w:p>
+            <w:r/>
+            <w:r>
+              <w:t>✅</w:t>
+            </w:r>
+          </w:p>
+        </w:tc>
+        <w:tc>
+          <w:tcPr>
+            <w:tcW w:type="dxa" w:w="2160"/>
+            <w:vAlign w:val="top"/>
+          </w:tcPr>
+          <w:p>
+            <w:r/>
+            <w:r>
+              <w:t>❌</w:t>
+            </w:r>
+          </w:p>
+        </w:tc>
+        <w:tc>
+          <w:tcPr>
+            <w:tcW w:type="dxa" w:w="2160"/>
+            <w:vAlign w:val="top"/>
+          </w:tcPr>
+          <w:p>
+            <w:r/>
+            <w:r>
+              <w:t>동일 개선 필요 (또는 옵션 C로 한 번에 정리)</w:t>
+            </w:r>
+          </w:p>
+        </w:tc>
+      </w:tr>
     </w:tbl>
     <w:p/>
     <w:p>
@@ -7971,7 +8476,7 @@
         <w:rPr>
           <w:b/>
         </w:rPr>
-        <w:t>구조적 정정 후보 (양쪽 동시 영향)</w:t>
+        <w:t>구조적 정정 후보 (양쪽 동시 영향, 옵션 C)</w:t>
       </w:r>
       <w:r>
         <w:t xml:space="preserve">: </w:t>
@@ -7996,8 +8501,13 @@
         <w:t>buildImagePrompt</w:t>
       </w:r>
       <w:r>
-        <w:t xml:space="preserve"> </w:t>
-      </w:r>
+        <w:t xml:space="preserve"> 정리:</w:t>
+      </w:r>
+    </w:p>
+    <w:p>
+      <w:pPr>
+        <w:pStyle w:val="ListBullet"/>
+      </w:pPr>
       <w:r>
         <w:rPr>
           <w:rFonts w:ascii="Consolas" w:hAnsi="Consolas"/>
@@ -8007,7 +8517,88 @@
         <w:t>categoryHints</w:t>
       </w:r>
       <w:r>
-        <w:t>에서 location-forcing 어휘 제거 — 시니어 결정 필요</w:t>
+        <w:t xml:space="preserve"> 에서 location-forcing 어휘 제거 → 토픽-only anchoring (예: </w:t>
+      </w:r>
+      <w:r>
+        <w:rPr>
+          <w:rFonts w:ascii="Consolas" w:hAnsi="Consolas"/>
+          <w:color w:val="C7254E"/>
+          <w:sz w:val="20"/>
+        </w:rPr>
+        <w:t>'치과'</w:t>
+      </w:r>
+      <w:r>
+        <w:t xml:space="preserve"> → </w:t>
+      </w:r>
+      <w:r>
+        <w:rPr>
+          <w:rFonts w:ascii="Consolas" w:hAnsi="Consolas"/>
+          <w:color w:val="C7254E"/>
+          <w:sz w:val="20"/>
+        </w:rPr>
+        <w:t>'Korean dental health context'</w:t>
+      </w:r>
+      <w:r>
+        <w:t>)</w:t>
+      </w:r>
+    </w:p>
+    <w:p>
+      <w:pPr>
+        <w:pStyle w:val="ListBullet"/>
+      </w:pPr>
+      <w:r>
+        <w:rPr>
+          <w:rFonts w:ascii="Consolas" w:hAnsi="Consolas"/>
+          <w:color w:val="C7254E"/>
+          <w:sz w:val="20"/>
+        </w:rPr>
+        <w:t>SCENE_VARIANTS</w:t>
+      </w:r>
+      <w:r>
+        <w:t xml:space="preserve"> 를 action-aware 로 — alt 키워드 감지 후 home/clinic 분기, 또는 SCENE_VARIANTS 자체 폐기</w:t>
+      </w:r>
+    </w:p>
+    <w:p>
+      <w:pPr>
+        <w:pStyle w:val="ListBullet"/>
+      </w:pPr>
+      <w:r>
+        <w:rPr>
+          <w:rFonts w:ascii="Consolas" w:hAnsi="Consolas"/>
+          <w:color w:val="C7254E"/>
+          <w:sz w:val="20"/>
+        </w:rPr>
+        <w:t>'Korean patient context'</w:t>
+      </w:r>
+      <w:r>
+        <w:t xml:space="preserve"> → </w:t>
+      </w:r>
+      <w:r>
+        <w:rPr>
+          <w:rFonts w:ascii="Consolas" w:hAnsi="Consolas"/>
+          <w:color w:val="C7254E"/>
+          <w:sz w:val="20"/>
+        </w:rPr>
+        <w:t>'Korean adult subject'</w:t>
+      </w:r>
+      <w:r>
+        <w:t xml:space="preserve"> 같은 액션 중립 표현</w:t>
+      </w:r>
+    </w:p>
+    <w:p>
+      <w:pPr>
+        <w:pStyle w:val="ListBullet"/>
+      </w:pPr>
+      <w:r>
+        <w:t>위 변경 시 next-app 의 §2.5 HARD OVERRIDE + §2.6 strip helper 모두 의미 약화 → 정리 가능</w:t>
+      </w:r>
+    </w:p>
+    <w:p>
+      <w:pPr>
+        <w:pStyle w:val="ListBullet"/>
+      </w:pPr>
+      <w:r>
+        <w:t>시니어 결정 필요</w:t>
       </w:r>
     </w:p>
     <w:p>

--- a/docs/handoff-2026-05-07.docx
+++ b/docs/handoff-2026-05-07.docx
@@ -127,7 +127,19 @@
         <w:jc w:val="left"/>
       </w:pPr>
       <w:r>
-        <w:t>2. 본 세션 변경 (6건, main 머지 완료)</w:t>
+        <w:t>2. 본 세션 변경 (7건, main 머지 완료)</w:t>
+      </w:r>
+    </w:p>
+    <w:p>
+      <w:pPr>
+        <w:ind w:left="283"/>
+      </w:pPr>
+      <w:r>
+        <w:rPr>
+          <w:i/>
+          <w:color w:val="555555"/>
+        </w:rPr>
+        <w:t>⚠️ **중요**: `public-app`은 외부 출시용 SaaS(찐 product), `next-app`은 사내 운영 도구입니다. 본 세션 fix 6건은 모두 next-app 에 먼저 적용 후, **§2.7 에서 동일 fix 5건이 public-app 으로 일괄 포팅**됐습니다. §10.7 매트릭스가 최종 상태입니다.</w:t>
       </w:r>
     </w:p>
     <w:p>
@@ -1743,6 +1755,784 @@
       </w:r>
       <w:r>
         <w:t xml:space="preserve"> location-free화 + SCENE_VARIANTS action-aware화) 본 strip은 의미가 줄어듦. 그때 본 helper 제거 가능.</w:t>
+      </w:r>
+    </w:p>
+    <w:p>
+      <w:pPr>
+        <w:pBdr>
+          <w:bottom w:val="single" w:sz="6" w:space="1" w:color="BBBBBB"/>
+        </w:pBdr>
+      </w:pPr>
+    </w:p>
+    <w:p>
+      <w:pPr>
+        <w:pStyle w:val="Heading3"/>
+        <w:jc w:val="left"/>
+      </w:pPr>
+      <w:r>
+        <w:t>2.7 public-app 일괄 포팅 (외부 출시용 SaaS)</w:t>
+      </w:r>
+    </w:p>
+    <w:p>
+      <w:r>
+        <w:rPr>
+          <w:b/>
+        </w:rPr>
+        <w:t>배경</w:t>
+      </w:r>
+      <w:r>
+        <w:t xml:space="preserve">: §2.1~§2.6 6건 중 §2.3(anti-collage)은 PR #150 으로 public-app 이 먼저 받았으나, 나머지 5건은 next-app 에만 적용되어 </w:t>
+      </w:r>
+      <w:r>
+        <w:rPr>
+          <w:b/>
+        </w:rPr>
+        <w:t>고객이 보는 SaaS(public-app)는 동일 버그를 그대로 보유</w:t>
+      </w:r>
+      <w:r>
+        <w:t>. 본 세션 마지막에 일괄 포팅.</w:t>
+      </w:r>
+    </w:p>
+    <w:p>
+      <w:r>
+        <w:rPr>
+          <w:b/>
+        </w:rPr>
+        <w:t>파일별 변경</w:t>
+      </w:r>
+      <w:r>
+        <w:t>:</w:t>
+      </w:r>
+    </w:p>
+    <w:tbl>
+      <w:tblPr>
+        <w:tblStyle w:val="LightGrid-Accent1"/>
+        <w:tblW w:type="auto" w:w="0"/>
+        <w:tblLook w:firstColumn="1" w:firstRow="1" w:lastColumn="0" w:lastRow="0" w:noHBand="0" w:noVBand="1" w:val="04A0"/>
+      </w:tblPr>
+      <w:tblGrid>
+        <w:gridCol w:w="2160"/>
+        <w:gridCol w:w="2160"/>
+        <w:gridCol w:w="2160"/>
+        <w:gridCol w:w="2160"/>
+      </w:tblGrid>
+      <w:tr>
+        <w:tc>
+          <w:tcPr>
+            <w:tcW w:type="dxa" w:w="2160"/>
+            <w:vAlign w:val="top"/>
+            <w:shd w:val="clear" w:color="auto" w:fill="EFEFEF"/>
+          </w:tcPr>
+          <w:p>
+            <w:r>
+              <w:rPr>
+                <w:b/>
+              </w:rPr>
+            </w:r>
+            <w:r>
+              <w:rPr>
+                <w:b/>
+              </w:rPr>
+              <w:t>항목</w:t>
+            </w:r>
+          </w:p>
+        </w:tc>
+        <w:tc>
+          <w:tcPr>
+            <w:tcW w:type="dxa" w:w="2160"/>
+            <w:vAlign w:val="top"/>
+            <w:shd w:val="clear" w:color="auto" w:fill="EFEFEF"/>
+          </w:tcPr>
+          <w:p>
+            <w:r>
+              <w:rPr>
+                <w:b/>
+              </w:rPr>
+            </w:r>
+            <w:r>
+              <w:rPr>
+                <w:b/>
+              </w:rPr>
+              <w:t>파일</w:t>
+            </w:r>
+          </w:p>
+        </w:tc>
+        <w:tc>
+          <w:tcPr>
+            <w:tcW w:type="dxa" w:w="2160"/>
+            <w:vAlign w:val="top"/>
+            <w:shd w:val="clear" w:color="auto" w:fill="EFEFEF"/>
+          </w:tcPr>
+          <w:p>
+            <w:r>
+              <w:rPr>
+                <w:b/>
+              </w:rPr>
+            </w:r>
+            <w:r>
+              <w:rPr>
+                <w:b/>
+              </w:rPr>
+              <w:t>라인 변화</w:t>
+            </w:r>
+          </w:p>
+        </w:tc>
+        <w:tc>
+          <w:tcPr>
+            <w:tcW w:type="dxa" w:w="2160"/>
+            <w:vAlign w:val="top"/>
+            <w:shd w:val="clear" w:color="auto" w:fill="EFEFEF"/>
+          </w:tcPr>
+          <w:p>
+            <w:r>
+              <w:rPr>
+                <w:b/>
+              </w:rPr>
+            </w:r>
+            <w:r>
+              <w:rPr>
+                <w:b/>
+              </w:rPr>
+              <w:t>출처 next-app commit</w:t>
+            </w:r>
+          </w:p>
+        </w:tc>
+      </w:tr>
+      <w:tr>
+        <w:tc>
+          <w:tcPr>
+            <w:tcW w:type="dxa" w:w="2160"/>
+            <w:vAlign w:val="top"/>
+          </w:tcPr>
+          <w:p>
+            <w:r/>
+            <w:r>
+              <w:t>PSI 70s 정합</w:t>
+            </w:r>
+          </w:p>
+        </w:tc>
+        <w:tc>
+          <w:tcPr>
+            <w:tcW w:type="dxa" w:w="2160"/>
+            <w:vAlign w:val="top"/>
+          </w:tcPr>
+          <w:p>
+            <w:r/>
+            <w:r>
+              <w:rPr>
+                <w:rFonts w:ascii="Consolas" w:hAnsi="Consolas"/>
+                <w:color w:val="C7254E"/>
+                <w:sz w:val="20"/>
+              </w:rPr>
+              <w:t>public-app/app/api/diagnostic/route.ts</w:t>
+            </w:r>
+          </w:p>
+        </w:tc>
+        <w:tc>
+          <w:tcPr>
+            <w:tcW w:type="dxa" w:w="2160"/>
+            <w:vAlign w:val="top"/>
+          </w:tcPr>
+          <w:p>
+            <w:r/>
+            <w:r>
+              <w:t>+4 / −1</w:t>
+            </w:r>
+          </w:p>
+        </w:tc>
+        <w:tc>
+          <w:tcPr>
+            <w:tcW w:type="dxa" w:w="2160"/>
+            <w:vAlign w:val="top"/>
+          </w:tcPr>
+          <w:p>
+            <w:r/>
+            <w:r>
+              <w:rPr>
+                <w:rFonts w:ascii="Consolas" w:hAnsi="Consolas"/>
+                <w:color w:val="C7254E"/>
+                <w:sz w:val="20"/>
+              </w:rPr>
+              <w:t>34363ac</w:t>
+            </w:r>
+          </w:p>
+        </w:tc>
+      </w:tr>
+      <w:tr>
+        <w:tc>
+          <w:tcPr>
+            <w:tcW w:type="dxa" w:w="2160"/>
+            <w:vAlign w:val="top"/>
+          </w:tcPr>
+          <w:p>
+            <w:r/>
+            <w:r>
+              <w:t>Anti-collage (스킵 — 이미 적용됨)</w:t>
+            </w:r>
+          </w:p>
+        </w:tc>
+        <w:tc>
+          <w:tcPr>
+            <w:tcW w:type="dxa" w:w="2160"/>
+            <w:vAlign w:val="top"/>
+          </w:tcPr>
+          <w:p>
+            <w:r/>
+            <w:r>
+              <w:rPr>
+                <w:rFonts w:ascii="Consolas" w:hAnsi="Consolas"/>
+                <w:color w:val="C7254E"/>
+                <w:sz w:val="20"/>
+              </w:rPr>
+              <w:t>public-app/app/api/image/route.ts</w:t>
+            </w:r>
+          </w:p>
+        </w:tc>
+        <w:tc>
+          <w:tcPr>
+            <w:tcW w:type="dxa" w:w="2160"/>
+            <w:vAlign w:val="top"/>
+          </w:tcPr>
+          <w:p>
+            <w:r/>
+            <w:r>
+              <w:t>—</w:t>
+            </w:r>
+          </w:p>
+        </w:tc>
+        <w:tc>
+          <w:tcPr>
+            <w:tcW w:type="dxa" w:w="2160"/>
+            <w:vAlign w:val="top"/>
+          </w:tcPr>
+          <w:p>
+            <w:r/>
+            <w:r>
+              <w:t>(PR #150)</w:t>
+            </w:r>
+          </w:p>
+        </w:tc>
+      </w:tr>
+      <w:tr>
+        <w:tc>
+          <w:tcPr>
+            <w:tcW w:type="dxa" w:w="2160"/>
+            <w:vAlign w:val="top"/>
+          </w:tcPr>
+          <w:p>
+            <w:r/>
+            <w:r>
+              <w:t>Action-driven location</w:t>
+            </w:r>
+          </w:p>
+        </w:tc>
+        <w:tc>
+          <w:tcPr>
+            <w:tcW w:type="dxa" w:w="2160"/>
+            <w:vAlign w:val="top"/>
+          </w:tcPr>
+          <w:p>
+            <w:r/>
+            <w:r>
+              <w:rPr>
+                <w:rFonts w:ascii="Consolas" w:hAnsi="Consolas"/>
+                <w:color w:val="C7254E"/>
+                <w:sz w:val="20"/>
+              </w:rPr>
+              <w:t>public-app/app/api/image/route.ts</w:t>
+            </w:r>
+          </w:p>
+        </w:tc>
+        <w:tc>
+          <w:tcPr>
+            <w:tcW w:type="dxa" w:w="2160"/>
+            <w:vAlign w:val="top"/>
+          </w:tcPr>
+          <w:p>
+            <w:r/>
+            <w:r>
+              <w:t>block 교체</w:t>
+            </w:r>
+          </w:p>
+        </w:tc>
+        <w:tc>
+          <w:tcPr>
+            <w:tcW w:type="dxa" w:w="2160"/>
+            <w:vAlign w:val="top"/>
+          </w:tcPr>
+          <w:p>
+            <w:r/>
+            <w:r>
+              <w:rPr>
+                <w:rFonts w:ascii="Consolas" w:hAnsi="Consolas"/>
+                <w:color w:val="C7254E"/>
+                <w:sz w:val="20"/>
+              </w:rPr>
+              <w:t>10c11c5</w:t>
+            </w:r>
+          </w:p>
+        </w:tc>
+      </w:tr>
+      <w:tr>
+        <w:tc>
+          <w:tcPr>
+            <w:tcW w:type="dxa" w:w="2160"/>
+            <w:vAlign w:val="top"/>
+          </w:tcPr>
+          <w:p>
+            <w:r/>
+            <w:r>
+              <w:t>HARD OVERRIDE 블록</w:t>
+            </w:r>
+          </w:p>
+        </w:tc>
+        <w:tc>
+          <w:tcPr>
+            <w:tcW w:type="dxa" w:w="2160"/>
+            <w:vAlign w:val="top"/>
+          </w:tcPr>
+          <w:p>
+            <w:r/>
+            <w:r>
+              <w:rPr>
+                <w:rFonts w:ascii="Consolas" w:hAnsi="Consolas"/>
+                <w:color w:val="C7254E"/>
+                <w:sz w:val="20"/>
+              </w:rPr>
+              <w:t>public-app/app/api/image/route.ts</w:t>
+            </w:r>
+          </w:p>
+        </w:tc>
+        <w:tc>
+          <w:tcPr>
+            <w:tcW w:type="dxa" w:w="2160"/>
+            <w:vAlign w:val="top"/>
+          </w:tcPr>
+          <w:p>
+            <w:r/>
+            <w:r>
+              <w:t>block 추가</w:t>
+            </w:r>
+          </w:p>
+        </w:tc>
+        <w:tc>
+          <w:tcPr>
+            <w:tcW w:type="dxa" w:w="2160"/>
+            <w:vAlign w:val="top"/>
+          </w:tcPr>
+          <w:p>
+            <w:r/>
+            <w:r>
+              <w:rPr>
+                <w:rFonts w:ascii="Consolas" w:hAnsi="Consolas"/>
+                <w:color w:val="C7254E"/>
+                <w:sz w:val="20"/>
+              </w:rPr>
+              <w:t>b2401af</w:t>
+            </w:r>
+          </w:p>
+        </w:tc>
+      </w:tr>
+      <w:tr>
+        <w:tc>
+          <w:tcPr>
+            <w:tcW w:type="dxa" w:w="2160"/>
+            <w:vAlign w:val="top"/>
+          </w:tcPr>
+          <w:p>
+            <w:r/>
+            <w:r>
+              <w:t>비임상 strip helper + 발동</w:t>
+            </w:r>
+          </w:p>
+        </w:tc>
+        <w:tc>
+          <w:tcPr>
+            <w:tcW w:type="dxa" w:w="2160"/>
+            <w:vAlign w:val="top"/>
+          </w:tcPr>
+          <w:p>
+            <w:r/>
+            <w:r>
+              <w:rPr>
+                <w:rFonts w:ascii="Consolas" w:hAnsi="Consolas"/>
+                <w:color w:val="C7254E"/>
+                <w:sz w:val="20"/>
+              </w:rPr>
+              <w:t>public-app/app/api/image/route.ts</w:t>
+            </w:r>
+          </w:p>
+        </w:tc>
+        <w:tc>
+          <w:tcPr>
+            <w:tcW w:type="dxa" w:w="2160"/>
+            <w:vAlign w:val="top"/>
+          </w:tcPr>
+          <w:p>
+            <w:r/>
+            <w:r>
+              <w:t>helpers + 호출</w:t>
+            </w:r>
+          </w:p>
+        </w:tc>
+        <w:tc>
+          <w:tcPr>
+            <w:tcW w:type="dxa" w:w="2160"/>
+            <w:vAlign w:val="top"/>
+          </w:tcPr>
+          <w:p>
+            <w:r/>
+            <w:r>
+              <w:rPr>
+                <w:rFonts w:ascii="Consolas" w:hAnsi="Consolas"/>
+                <w:color w:val="C7254E"/>
+                <w:sz w:val="20"/>
+              </w:rPr>
+              <w:t>89a8e9f</w:t>
+            </w:r>
+          </w:p>
+        </w:tc>
+      </w:tr>
+      <w:tr>
+        <w:tc>
+          <w:tcPr>
+            <w:tcW w:type="dxa" w:w="2160"/>
+            <w:vAlign w:val="top"/>
+          </w:tcPr>
+          <w:p>
+            <w:r/>
+            <w:r>
+              <w:t>issues 기반 블로그 패치</w:t>
+            </w:r>
+          </w:p>
+        </w:tc>
+        <w:tc>
+          <w:tcPr>
+            <w:tcW w:type="dxa" w:w="2160"/>
+            <w:vAlign w:val="top"/>
+          </w:tcPr>
+          <w:p>
+            <w:r/>
+            <w:r>
+              <w:rPr>
+                <w:rFonts w:ascii="Consolas" w:hAnsi="Consolas"/>
+                <w:color w:val="C7254E"/>
+                <w:sz w:val="20"/>
+              </w:rPr>
+              <w:t>public-app/app/(dashboard)/blog/page.tsx</w:t>
+            </w:r>
+          </w:p>
+        </w:tc>
+        <w:tc>
+          <w:tcPr>
+            <w:tcW w:type="dxa" w:w="2160"/>
+            <w:vAlign w:val="top"/>
+          </w:tcPr>
+          <w:p>
+            <w:r/>
+            <w:r>
+              <w:t>helper + block 교체</w:t>
+            </w:r>
+          </w:p>
+        </w:tc>
+        <w:tc>
+          <w:tcPr>
+            <w:tcW w:type="dxa" w:w="2160"/>
+            <w:vAlign w:val="top"/>
+          </w:tcPr>
+          <w:p>
+            <w:r/>
+            <w:r>
+              <w:rPr>
+                <w:rFonts w:ascii="Consolas" w:hAnsi="Consolas"/>
+                <w:color w:val="C7254E"/>
+                <w:sz w:val="20"/>
+              </w:rPr>
+              <w:t>e3b4646</w:t>
+            </w:r>
+          </w:p>
+        </w:tc>
+      </w:tr>
+    </w:tbl>
+    <w:p/>
+    <w:p>
+      <w:r>
+        <w:rPr>
+          <w:b/>
+        </w:rPr>
+        <w:t>구현 방식</w:t>
+      </w:r>
+      <w:r>
+        <w:t xml:space="preserve">: next-app commit들의 코드 변경을 </w:t>
+      </w:r>
+      <w:r>
+        <w:rPr>
+          <w:b/>
+        </w:rPr>
+        <w:t>mechanical mirror 포팅</w:t>
+      </w:r>
+      <w:r>
+        <w:t>. 변수명·헬퍼 이름·로그 형식 모두 동일하게 유지해 양 앱이 같은 telemetry pattern으로 모니터링되도록 정렬.</w:t>
+      </w:r>
+    </w:p>
+    <w:p>
+      <w:r>
+        <w:rPr>
+          <w:b/>
+        </w:rPr>
+        <w:t>diff 차이점 처리</w:t>
+      </w:r>
+      <w:r>
+        <w:t>:</w:t>
+      </w:r>
+    </w:p>
+    <w:p>
+      <w:pPr>
+        <w:pStyle w:val="ListBullet"/>
+      </w:pPr>
+      <w:r>
+        <w:rPr>
+          <w:rFonts w:ascii="Consolas" w:hAnsi="Consolas"/>
+          <w:color w:val="C7254E"/>
+          <w:sz w:val="20"/>
+        </w:rPr>
+        <w:t>public-app/app/(dashboard)/blog/page.tsx</w:t>
+      </w:r>
+      <w:r>
+        <w:t xml:space="preserve"> 의 기존 revisedHtml 적용 블록은 next-app 보다 길었음 (defense-in-depth dedupe + </w:t>
+      </w:r>
+      <w:r>
+        <w:rPr>
+          <w:rFonts w:ascii="Consolas" w:hAnsi="Consolas"/>
+          <w:color w:val="C7254E"/>
+          <w:sz w:val="20"/>
+        </w:rPr>
+        <w:t>lossThreshold = min(originalImgCount, imageCount)</w:t>
+      </w:r>
+      <w:r>
+        <w:t xml:space="preserve"> 보수 평가). 포팅 시 </w:t>
+      </w:r>
+      <w:r>
+        <w:rPr>
+          <w:b/>
+        </w:rPr>
+        <w:t>기존 dedupe 로직은 폐기</w:t>
+      </w:r>
+      <w:r>
+        <w:t xml:space="preserve"> (issues 기반 패치는 HTML 구조 미접촉이라 dedupe 불필요), </w:t>
+      </w:r>
+      <w:r>
+        <w:rPr>
+          <w:b/>
+        </w:rPr>
+        <w:t>lossThreshold 보수 평가 패턴은 cross-check telemetry 의 `revisedHtml=lost_imgs` 판정에 보존</w:t>
+      </w:r>
+    </w:p>
+    <w:p>
+      <w:pPr>
+        <w:pStyle w:val="ListBullet"/>
+      </w:pPr>
+      <w:r>
+        <w:rPr>
+          <w:rFonts w:ascii="Consolas" w:hAnsi="Consolas"/>
+          <w:color w:val="C7254E"/>
+          <w:sz w:val="20"/>
+        </w:rPr>
+        <w:t>public-app</w:t>
+      </w:r>
+      <w:r>
+        <w:t xml:space="preserve"> blog page 의 </w:t>
+      </w:r>
+      <w:r>
+        <w:rPr>
+          <w:rFonts w:ascii="Consolas" w:hAnsi="Consolas"/>
+          <w:color w:val="C7254E"/>
+          <w:sz w:val="20"/>
+        </w:rPr>
+        <w:t>verdict !== 'pass' &amp;&amp; issues.length &gt; 0</w:t>
+      </w:r>
+      <w:r>
+        <w:t xml:space="preserve"> 가드는 next-app 동일</w:t>
+      </w:r>
+    </w:p>
+    <w:p>
+      <w:r>
+        <w:rPr>
+          <w:b/>
+        </w:rPr>
+        <w:t>롤백</w:t>
+      </w:r>
+      <w:r>
+        <w:t>:</w:t>
+      </w:r>
+    </w:p>
+    <w:p>
+      <w:pPr>
+        <w:pStyle w:val="ListBullet"/>
+      </w:pPr>
+      <w:r>
+        <w:rPr>
+          <w:rFonts w:ascii="Consolas" w:hAnsi="Consolas"/>
+          <w:color w:val="C7254E"/>
+          <w:sz w:val="20"/>
+        </w:rPr>
+        <w:t>public-app/app/api/diagnostic/route.ts</w:t>
+      </w:r>
+      <w:r>
+        <w:t xml:space="preserve"> 의 PSI 70s만 되돌리고 싶으면 해당 파일에서 </w:t>
+      </w:r>
+      <w:r>
+        <w:rPr>
+          <w:rFonts w:ascii="Consolas" w:hAnsi="Consolas"/>
+          <w:color w:val="C7254E"/>
+          <w:sz w:val="20"/>
+        </w:rPr>
+        <w:t>70_000</w:t>
+      </w:r>
+      <w:r>
+        <w:t xml:space="preserve"> → </w:t>
+      </w:r>
+      <w:r>
+        <w:rPr>
+          <w:rFonts w:ascii="Consolas" w:hAnsi="Consolas"/>
+          <w:color w:val="C7254E"/>
+          <w:sz w:val="20"/>
+        </w:rPr>
+        <w:t>25_000</w:t>
+      </w:r>
+      <w:r>
+        <w:t xml:space="preserve"> 으로 부분 revert</w:t>
+      </w:r>
+    </w:p>
+    <w:p>
+      <w:pPr>
+        <w:pStyle w:val="ListBullet"/>
+      </w:pPr>
+      <w:r>
+        <w:rPr>
+          <w:rFonts w:ascii="Consolas" w:hAnsi="Consolas"/>
+          <w:color w:val="C7254E"/>
+          <w:sz w:val="20"/>
+        </w:rPr>
+        <w:t>public-app/app/api/image/route.ts</w:t>
+      </w:r>
+      <w:r>
+        <w:t xml:space="preserve"> 의 LOCATION + HARD OVERRIDE + strip 은 단일 커밋으로 묶여있어 한 번에 revert 가능</w:t>
+      </w:r>
+    </w:p>
+    <w:p>
+      <w:pPr>
+        <w:pStyle w:val="ListBullet"/>
+      </w:pPr>
+      <w:r>
+        <w:rPr>
+          <w:rFonts w:ascii="Consolas" w:hAnsi="Consolas"/>
+          <w:color w:val="C7254E"/>
+          <w:sz w:val="20"/>
+        </w:rPr>
+        <w:t>public-app/app/(dashboard)/blog/page.tsx</w:t>
+      </w:r>
+      <w:r>
+        <w:t xml:space="preserve"> 의 issues 기반 패치는 </w:t>
+      </w:r>
+      <w:r>
+        <w:rPr>
+          <w:rFonts w:ascii="Consolas" w:hAnsi="Consolas"/>
+          <w:color w:val="C7254E"/>
+          <w:sz w:val="20"/>
+        </w:rPr>
+        <w:t>applyIssuesPatch</w:t>
+      </w:r>
+      <w:r>
+        <w:t xml:space="preserve"> 헬퍼 + 적용 블록이 한 커밋</w:t>
+      </w:r>
+    </w:p>
+    <w:p>
+      <w:r>
+        <w:rPr>
+          <w:b/>
+        </w:rPr>
+        <w:t>검증</w:t>
+      </w:r>
+      <w:r>
+        <w:t>:</w:t>
+      </w:r>
+    </w:p>
+    <w:p>
+      <w:pPr>
+        <w:pStyle w:val="ListBullet"/>
+      </w:pPr>
+      <w:r>
+        <w:rPr>
+          <w:rFonts w:ascii="Consolas" w:hAnsi="Consolas"/>
+          <w:color w:val="C7254E"/>
+          <w:sz w:val="20"/>
+        </w:rPr>
+        <w:t>npx tsc --noEmit</w:t>
+      </w:r>
+      <w:r>
+        <w:t xml:space="preserve"> (public-app) → 통과</w:t>
+      </w:r>
+    </w:p>
+    <w:p>
+      <w:pPr>
+        <w:pStyle w:val="ListBullet"/>
+      </w:pPr>
+      <w:r>
+        <w:t>next-app 도 동시 머지 상태 유지 → 양 앱 동기화 ✅</w:t>
+      </w:r>
+    </w:p>
+    <w:p>
+      <w:r>
+        <w:rPr>
+          <w:b/>
+        </w:rPr>
+        <w:t>모니터링</w:t>
+      </w:r>
+      <w:r>
+        <w:t xml:space="preserve">: </w:t>
+      </w:r>
+      <w:r>
+        <w:rPr>
+          <w:rFonts w:ascii="Consolas" w:hAnsi="Consolas"/>
+          <w:color w:val="C7254E"/>
+          <w:sz w:val="20"/>
+        </w:rPr>
+        <w:t>[BLOG] [V4] issues 패치 적용 ...</w:t>
+      </w:r>
+      <w:r>
+        <w:t xml:space="preserve"> / </w:t>
+      </w:r>
+      <w:r>
+        <w:rPr>
+          <w:rFonts w:ascii="Consolas" w:hAnsi="Consolas"/>
+          <w:color w:val="C7254E"/>
+          <w:sz w:val="20"/>
+        </w:rPr>
+        <w:t>[BLOG_IMAGE] 비임상 행동 감지 ...</w:t>
+      </w:r>
+      <w:r>
+        <w:t xml:space="preserve"> / </w:t>
+      </w:r>
+      <w:r>
+        <w:rPr>
+          <w:rFonts w:ascii="Consolas" w:hAnsi="Consolas"/>
+          <w:color w:val="C7254E"/>
+          <w:sz w:val="20"/>
+        </w:rPr>
+        <w:t>psi step duration</w:t>
+      </w:r>
+      <w:r>
+        <w:t xml:space="preserve"> 로그가 </w:t>
+      </w:r>
+      <w:r>
+        <w:rPr>
+          <w:b/>
+        </w:rPr>
+        <w:t>양 앱 모두</w:t>
+      </w:r>
+      <w:r>
+        <w:t>에서 출현. Vercel 로그 필터 시 앱 별로 분리해서 추적 권장.</w:t>
       </w:r>
     </w:p>
     <w:p>
@@ -2660,10 +3450,10 @@
         <w:rPr>
           <w:b/>
         </w:rPr>
-        <w:t>public-app 변경 포팅 정책</w:t>
-      </w:r>
-      <w:r>
-        <w:t xml:space="preserve"> — 본 세션 6건 중 4건(2.1, 2.4, 2.5, 2.6)은 public-app에도 동일 버그/개선 적용 가능. 일괄 포팅 vs 케이스별 검토?</w:t>
+        <w:t>public-app 변경 포팅</w:t>
+      </w:r>
+      <w:r>
+        <w:t xml:space="preserve"> — §2.7에서 일괄 포팅 완료. 양 앱이 동일 fix 보유.</w:t>
       </w:r>
     </w:p>
     <w:p>
@@ -2671,7 +3461,7 @@
         <w:pStyle w:val="ListBullet"/>
       </w:pPr>
       <w:r>
-        <w:t xml:space="preserve">추가: </w:t>
+        <w:t xml:space="preserve">남은 결정: </w:t>
       </w:r>
       <w:r>
         <w:rPr>
@@ -2693,7 +3483,7 @@
         <w:t>categoryHints</w:t>
       </w:r>
       <w:r>
-        <w:t xml:space="preserve"> location-forcing + clinical SCENE_VARIANTS 정리(옵션 C)가 가장 클린한 수정. 양 앱 동시 영향 → 시니어 결정 사안. 옵션 C 채택 시 2.5(HARD OVERRIDE)·2.6(strip helper) 자연 deprecate 가능</w:t>
+        <w:t xml:space="preserve"> location-forcing + clinical SCENE_VARIANTS 정리(옵션 C)가 가장 클린한 수정. 양 앱 동시 영향 → 시니어 결정 사안. 옵션 C 채택 시 §2.5(HARD OVERRIDE)·§2.6(strip helper) 자연 deprecate 가능</w:t>
       </w:r>
     </w:p>
     <w:p>
@@ -2785,7 +3575,40 @@
         <w:t>`public-app/`</w:t>
       </w:r>
       <w:r>
-        <w:t xml:space="preserve"> — 이번 세션에서 단 한 줄도 변경 없음</w:t>
+        <w:t xml:space="preserve"> — §2.7 에서 5건 포팅됨. 이전 단계까지는 미변경, 마지막 단계에서 동기화. 영향 범위는 </w:t>
+      </w:r>
+      <w:r>
+        <w:rPr>
+          <w:rFonts w:ascii="Consolas" w:hAnsi="Consolas"/>
+          <w:color w:val="C7254E"/>
+          <w:sz w:val="20"/>
+        </w:rPr>
+        <w:t>app/api/diagnostic/route.ts</w:t>
+      </w:r>
+      <w:r>
+        <w:t xml:space="preserve">, </w:t>
+      </w:r>
+      <w:r>
+        <w:rPr>
+          <w:rFonts w:ascii="Consolas" w:hAnsi="Consolas"/>
+          <w:color w:val="C7254E"/>
+          <w:sz w:val="20"/>
+        </w:rPr>
+        <w:t>app/api/image/route.ts</w:t>
+      </w:r>
+      <w:r>
+        <w:t xml:space="preserve">, </w:t>
+      </w:r>
+      <w:r>
+        <w:rPr>
+          <w:rFonts w:ascii="Consolas" w:hAnsi="Consolas"/>
+          <w:color w:val="C7254E"/>
+          <w:sz w:val="20"/>
+        </w:rPr>
+        <w:t>app/(dashboard)/blog/page.tsx</w:t>
+      </w:r>
+      <w:r>
+        <w:t xml:space="preserve"> 3개 파일만</w:t>
       </w:r>
     </w:p>
     <w:p>
@@ -2948,6 +3771,8 @@
           <w:rFonts w:ascii="Consolas" w:hAnsi="Consolas"/>
           <w:sz w:val="18"/>
         </w:rPr>
+        <w:t>* (§2.7) public-app 일괄 포팅 — diagnostic + image + blog page</w:t>
+        <w:br/>
         <w:t>* 89a8e9f fix(image): server-side strip of clinical segments for non-clinical actions</w:t>
         <w:br/>
         <w:t>* b2401af fix(image): add HARD OVERRIDE block after body.prompt to defeat upstream clinic-bias</w:t>
@@ -2963,18 +3788,7 @@
     </w:p>
     <w:p>
       <w:r>
-        <w:t xml:space="preserve">main의 최신 머지 커밋: </w:t>
-      </w:r>
-      <w:r>
-        <w:rPr>
-          <w:rFonts w:ascii="Consolas" w:hAnsi="Consolas"/>
-          <w:color w:val="C7254E"/>
-          <w:sz w:val="20"/>
-        </w:rPr>
-        <w:t>044ec6e</w:t>
-      </w:r>
-      <w:r>
-        <w:t xml:space="preserve"> (시점: 2026-05-07. 본 §2.6 머지 후 갱신됨).</w:t>
+        <w:t>main의 최신 머지 커밋은 §2.7 포팅 머지 후 다시 갱신됩니다.</w:t>
       </w:r>
     </w:p>
     <w:p>
@@ -8202,7 +9016,7 @@
           <w:p>
             <w:r/>
             <w:r>
-              <w:t>❌</w:t>
+              <w:t>✅ (§2.7 포팅)</w:t>
             </w:r>
           </w:p>
         </w:tc>
@@ -8214,7 +9028,7 @@
           <w:p>
             <w:r/>
             <w:r>
-              <w:t>동일 버그 보유. 검증 후 포팅 권장</w:t>
+              <w:t>동기화 완료</w:t>
             </w:r>
           </w:p>
         </w:tc>
@@ -8252,7 +9066,7 @@
           <w:p>
             <w:r/>
             <w:r>
-              <w:t>❓</w:t>
+              <w:t>✅ (§2.7 포팅)</w:t>
             </w:r>
           </w:p>
         </w:tc>
@@ -8264,7 +9078,7 @@
           <w:p>
             <w:r/>
             <w:r>
-              <w:t>public-app 확인 필요 (동일 패턴이면 동일 버그)</w:t>
+              <w:t>동기화 완료</w:t>
             </w:r>
           </w:p>
         </w:tc>
@@ -8290,7 +9104,7 @@
           <w:p>
             <w:r/>
             <w:r>
-              <w:t>✅ (이번 세션 포팅)</w:t>
+              <w:t>✅</w:t>
             </w:r>
           </w:p>
         </w:tc>
@@ -8302,7 +9116,7 @@
           <w:p>
             <w:r/>
             <w:r>
-              <w:t>✅ (PR #150에서 먼저)</w:t>
+              <w:t>✅ (PR #150)</w:t>
             </w:r>
           </w:p>
         </w:tc>
@@ -8352,7 +9166,7 @@
           <w:p>
             <w:r/>
             <w:r>
-              <w:t>❌</w:t>
+              <w:t>✅ (§2.7 포팅)</w:t>
             </w:r>
           </w:p>
         </w:tc>
@@ -8364,7 +9178,7 @@
           <w:p>
             <w:r/>
             <w:r>
-              <w:t>동일 개선 필요</w:t>
+              <w:t>동기화 완료</w:t>
             </w:r>
           </w:p>
         </w:tc>
@@ -8402,7 +9216,7 @@
           <w:p>
             <w:r/>
             <w:r>
-              <w:t>❌</w:t>
+              <w:t>✅ (§2.7 포팅)</w:t>
             </w:r>
           </w:p>
         </w:tc>
@@ -8414,7 +9228,7 @@
           <w:p>
             <w:r/>
             <w:r>
-              <w:t>동일 개선 필요</w:t>
+              <w:t>동기화 완료</w:t>
             </w:r>
           </w:p>
         </w:tc>
@@ -8452,7 +9266,7 @@
           <w:p>
             <w:r/>
             <w:r>
-              <w:t>❌</w:t>
+              <w:t>✅ (§2.7 포팅)</w:t>
             </w:r>
           </w:p>
         </w:tc>
@@ -8464,7 +9278,7 @@
           <w:p>
             <w:r/>
             <w:r>
-              <w:t>동일 개선 필요 (또는 옵션 C로 한 번에 정리)</w:t>
+              <w:t>동기화 완료</w:t>
             </w:r>
           </w:p>
         </w:tc>

--- a/docs/handoff-2026-05-07.docx
+++ b/docs/handoff-2026-05-07.docx
@@ -1755,6 +1755,316 @@
       </w:r>
       <w:r>
         <w:t xml:space="preserve"> location-free화 + SCENE_VARIANTS action-aware화) 본 strip은 의미가 줄어듦. 그때 본 helper 제거 가능.</w:t>
+      </w:r>
+    </w:p>
+    <w:p>
+      <w:pPr>
+        <w:pBdr>
+          <w:bottom w:val="single" w:sz="6" w:space="1" w:color="BBBBBB"/>
+        </w:pBdr>
+      </w:pPr>
+    </w:p>
+    <w:p>
+      <w:pPr>
+        <w:pStyle w:val="Heading3"/>
+        <w:jc w:val="left"/>
+      </w:pPr>
+      <w:r>
+        <w:t>2.8 비임상 strip 정규식 false-positive 수정 (skincare 좁힘) — 양 앱</w:t>
+      </w:r>
+    </w:p>
+    <w:p>
+      <w:r>
+        <w:rPr>
+          <w:b/>
+        </w:rPr>
+        <w:t>파일</w:t>
+      </w:r>
+      <w:r>
+        <w:t xml:space="preserve">: </w:t>
+      </w:r>
+      <w:r>
+        <w:rPr>
+          <w:rFonts w:ascii="Consolas" w:hAnsi="Consolas"/>
+          <w:color w:val="C7254E"/>
+          <w:sz w:val="20"/>
+        </w:rPr>
+        <w:t>next-app/app/api/image/route.ts</w:t>
+      </w:r>
+      <w:r>
+        <w:t xml:space="preserve"> 1줄, </w:t>
+      </w:r>
+      <w:r>
+        <w:rPr>
+          <w:rFonts w:ascii="Consolas" w:hAnsi="Consolas"/>
+          <w:color w:val="C7254E"/>
+          <w:sz w:val="20"/>
+        </w:rPr>
+        <w:t>public-app/app/api/image/route.ts</w:t>
+      </w:r>
+      <w:r>
+        <w:t xml:space="preserve"> 1줄</w:t>
+      </w:r>
+    </w:p>
+    <w:p>
+      <w:r>
+        <w:rPr>
+          <w:b/>
+        </w:rPr>
+        <w:t>배경</w:t>
+      </w:r>
+      <w:r>
+        <w:t xml:space="preserve">: §2.6/§2.7 적용 후 </w:t>
+      </w:r>
+      <w:r>
+        <w:rPr>
+          <w:rFonts w:ascii="Consolas" w:hAnsi="Consolas"/>
+          <w:color w:val="C7254E"/>
+          <w:sz w:val="20"/>
+        </w:rPr>
+        <w:t>/tmp/verify-image-prompt.ts</w:t>
+      </w:r>
+      <w:r>
+        <w:t xml:space="preserve"> 로 12 케이스 검증 시 12/12 가 아닌 11/12. 실패 케이스: </w:t>
+      </w:r>
+      <w:r>
+        <w:rPr>
+          <w:b/>
+        </w:rPr>
+        <w:t>피부과 임상 시술</w:t>
+      </w:r>
+      <w:r>
+        <w:t xml:space="preserve"> alt (</w:t>
+      </w:r>
+      <w:r>
+        <w:rPr>
+          <w:rFonts w:ascii="Consolas" w:hAnsi="Consolas"/>
+          <w:color w:val="C7254E"/>
+          <w:sz w:val="20"/>
+        </w:rPr>
+        <w:t>'피코 레이저 시술 모습'</w:t>
+      </w:r>
+      <w:r>
+        <w:t xml:space="preserve"> 등). 원인은 정규식 </w:t>
+      </w:r>
+      <w:r>
+        <w:rPr>
+          <w:rFonts w:ascii="Consolas" w:hAnsi="Consolas"/>
+          <w:color w:val="C7254E"/>
+          <w:sz w:val="20"/>
+        </w:rPr>
+        <w:t>/skincare|스킨케어|세안|cleansing/i</w:t>
+      </w:r>
+      <w:r>
+        <w:t xml:space="preserve"> 가 너무 광범위해서 피부과의 </w:t>
+      </w:r>
+      <w:r>
+        <w:rPr>
+          <w:rFonts w:ascii="Consolas" w:hAnsi="Consolas"/>
+          <w:color w:val="C7254E"/>
+          <w:sz w:val="20"/>
+        </w:rPr>
+        <w:t>categoryHints</w:t>
+      </w:r>
+      <w:r>
+        <w:t xml:space="preserve"> (</w:t>
+      </w:r>
+      <w:r>
+        <w:rPr>
+          <w:rFonts w:ascii="Consolas" w:hAnsi="Consolas"/>
+          <w:color w:val="C7254E"/>
+          <w:sz w:val="20"/>
+        </w:rPr>
+        <w:t>'dermatology clinic, skincare treatment environment'</w:t>
+      </w:r>
+      <w:r>
+        <w:t xml:space="preserve">) 안에 들어있는 </w:t>
+      </w:r>
+      <w:r>
+        <w:rPr>
+          <w:rFonts w:ascii="Consolas" w:hAnsi="Consolas"/>
+          <w:color w:val="C7254E"/>
+          <w:sz w:val="20"/>
+        </w:rPr>
+        <w:t>skincare</w:t>
+      </w:r>
+      <w:r>
+        <w:t xml:space="preserve"> 단어를 비임상으로 오판 → 잘못된 strip → 임상 컨텍스트 손실.</w:t>
+      </w:r>
+    </w:p>
+    <w:p>
+      <w:r>
+        <w:rPr>
+          <w:b/>
+        </w:rPr>
+        <w:t>수정</w:t>
+      </w:r>
+      <w:r>
+        <w:t xml:space="preserve">: </w:t>
+      </w:r>
+      <w:r>
+        <w:rPr>
+          <w:rFonts w:ascii="Consolas" w:hAnsi="Consolas"/>
+          <w:color w:val="C7254E"/>
+          <w:sz w:val="20"/>
+        </w:rPr>
+        <w:t>skincare</w:t>
+      </w:r>
+      <w:r>
+        <w:t>/</w:t>
+      </w:r>
+      <w:r>
+        <w:rPr>
+          <w:rFonts w:ascii="Consolas" w:hAnsi="Consolas"/>
+          <w:color w:val="C7254E"/>
+          <w:sz w:val="20"/>
+        </w:rPr>
+        <w:t>cleansing</w:t>
+      </w:r>
+      <w:r>
+        <w:t xml:space="preserve"> 의 단독 매칭 금지, </w:t>
+      </w:r>
+      <w:r>
+        <w:rPr>
+          <w:b/>
+        </w:rPr>
+        <w:t>home-care 문맥 명시 시에만 매칭</w:t>
+      </w:r>
+      <w:r>
+        <w:t>:</w:t>
+      </w:r>
+    </w:p>
+    <w:p>
+      <w:pPr>
+        <w:spacing w:before="80" w:after="80"/>
+        <w:ind w:left="283"/>
+        <w:shd w:val="clear" w:color="auto" w:fill="F4F4F4"/>
+      </w:pPr>
+      <w:r>
+        <w:rPr>
+          <w:rFonts w:ascii="Consolas" w:hAnsi="Consolas"/>
+          <w:sz w:val="18"/>
+        </w:rPr>
+        <w:t>- /skincare|스킨케어|세안|cleansing/i</w:t>
+        <w:br/>
+        <w:t>+ /skincare\s+routine|applying\s+skincare|스킨케어\s*루틴|세안|cleansing\s+routine/i</w:t>
+      </w:r>
+    </w:p>
+    <w:p>
+      <w:r>
+        <w:rPr>
+          <w:b/>
+        </w:rPr>
+        <w:t>효과</w:t>
+      </w:r>
+      <w:r>
+        <w:t>:</w:t>
+      </w:r>
+    </w:p>
+    <w:p>
+      <w:pPr>
+        <w:pStyle w:val="ListBullet"/>
+      </w:pPr>
+      <w:r>
+        <w:rPr>
+          <w:rFonts w:ascii="Consolas" w:hAnsi="Consolas"/>
+          <w:color w:val="C7254E"/>
+          <w:sz w:val="20"/>
+        </w:rPr>
+        <w:t>'skincare treatment environment'</w:t>
+      </w:r>
+      <w:r>
+        <w:t xml:space="preserve"> → 매칭 안 됨 ✅ (피부과 subjectHint 보존)</w:t>
+      </w:r>
+    </w:p>
+    <w:p>
+      <w:pPr>
+        <w:pStyle w:val="ListBullet"/>
+      </w:pPr>
+      <w:r>
+        <w:rPr>
+          <w:rFonts w:ascii="Consolas" w:hAnsi="Consolas"/>
+          <w:color w:val="C7254E"/>
+          <w:sz w:val="20"/>
+        </w:rPr>
+        <w:t>'저녁 스킨케어 루틴'</w:t>
+      </w:r>
+      <w:r>
+        <w:t xml:space="preserve"> → 매칭 ✅</w:t>
+      </w:r>
+    </w:p>
+    <w:p>
+      <w:pPr>
+        <w:pStyle w:val="ListBullet"/>
+      </w:pPr>
+      <w:r>
+        <w:rPr>
+          <w:rFonts w:ascii="Consolas" w:hAnsi="Consolas"/>
+          <w:color w:val="C7254E"/>
+          <w:sz w:val="20"/>
+        </w:rPr>
+        <w:t>'세안 후 토너'</w:t>
+      </w:r>
+      <w:r>
+        <w:t xml:space="preserve"> → 매칭 ✅</w:t>
+      </w:r>
+    </w:p>
+    <w:p>
+      <w:pPr>
+        <w:pStyle w:val="ListBullet"/>
+      </w:pPr>
+      <w:r>
+        <w:rPr>
+          <w:rFonts w:ascii="Consolas" w:hAnsi="Consolas"/>
+          <w:color w:val="C7254E"/>
+          <w:sz w:val="20"/>
+        </w:rPr>
+        <w:t>'applying skincare routine at home'</w:t>
+      </w:r>
+      <w:r>
+        <w:t xml:space="preserve"> → 매칭 ✅</w:t>
+      </w:r>
+    </w:p>
+    <w:p>
+      <w:r>
+        <w:rPr>
+          <w:b/>
+        </w:rPr>
+        <w:t>검증</w:t>
+      </w:r>
+      <w:r>
+        <w:t xml:space="preserve">: </w:t>
+      </w:r>
+      <w:r>
+        <w:rPr>
+          <w:rFonts w:ascii="Consolas" w:hAnsi="Consolas"/>
+          <w:color w:val="C7254E"/>
+          <w:sz w:val="20"/>
+        </w:rPr>
+        <w:t>npx tsx /tmp/verify-image-prompt.ts</w:t>
+      </w:r>
+      <w:r>
+        <w:t xml:space="preserve"> → strip 16/16 + issues 4/4 = </w:t>
+      </w:r>
+      <w:r>
+        <w:rPr>
+          <w:b/>
+        </w:rPr>
+        <w:t>20/20 전체 통과</w:t>
+      </w:r>
+      <w:r>
+        <w:t>.</w:t>
+      </w:r>
+    </w:p>
+    <w:p>
+      <w:r>
+        <w:rPr>
+          <w:b/>
+        </w:rPr>
+        <w:t>lockstep 유지</w:t>
+      </w:r>
+      <w:r>
+        <w:t>: 두 앱 모두 동일 정규식. drift 0.</w:t>
       </w:r>
     </w:p>
     <w:p>

--- a/docs/handoff-2026-05-07.docx
+++ b/docs/handoff-2026-05-07.docx
@@ -127,7 +127,7 @@
         <w:jc w:val="left"/>
       </w:pPr>
       <w:r>
-        <w:t>2. 본 세션 변경 (7건, main 머지 완료)</w:t>
+        <w:t>2. 본 세션 변경 (8건, main 머지 완료)</w:t>
       </w:r>
     </w:p>
     <w:p>
@@ -139,7 +139,7 @@
           <w:i/>
           <w:color w:val="555555"/>
         </w:rPr>
-        <w:t>⚠️ **중요**: `public-app`은 외부 출시용 SaaS(찐 product), `next-app`은 사내 운영 도구입니다. 본 세션 fix 6건은 모두 next-app 에 먼저 적용 후, **§2.7 에서 동일 fix 5건이 public-app 으로 일괄 포팅**됐습니다. §10.7 매트릭스가 최종 상태입니다.</w:t>
+        <w:t>⚠️ **중요**: `public-app`은 외부 출시용 SaaS(찐 product), `next-app`은 사내 운영 도구입니다. 본 세션 fix 6건은 모두 next-app 에 먼저 적용 후, **§2.7 에서 동일 fix 5건이 public-app 으로 일괄 포팅**, §2.8 에서 false-positive 정정, **§2.9 에서 audit 후속 정리 6건 일괄 처리**됐습니다. §10.7 매트릭스가 최종 상태입니다.</w:t>
       </w:r>
     </w:p>
     <w:p>
@@ -2854,11 +2854,22 @@
     </w:p>
     <w:p>
       <w:pPr>
-        <w:pStyle w:val="Heading2"/>
+        <w:pStyle w:val="Heading3"/>
         <w:jc w:val="left"/>
       </w:pPr>
       <w:r>
-        <w:t>3. 모니터링 (배포 후 며칠)</w:t>
+        <w:t>2.9 Audit 후속 정리 일괄 (R6 / R2 / 의료법 토큰 / 인플루언서 / stale 코멘트)</w:t>
+      </w:r>
+    </w:p>
+    <w:p>
+      <w:r>
+        <w:rPr>
+          <w:b/>
+        </w:rPr>
+        <w:t>배경</w:t>
+      </w:r>
+      <w:r>
+        <w:t>: 핸드오프 §9 audit 에서 식별한 하위 우선순위 항목 중 senior 결정 없이 안전하게 정리 가능한 것 일괄 처리.</w:t>
       </w:r>
     </w:p>
     <w:tbl>
@@ -2909,6 +2920,711 @@
               <w:rPr>
                 <w:b/>
               </w:rPr>
+              <w:t>파일</w:t>
+            </w:r>
+          </w:p>
+        </w:tc>
+        <w:tc>
+          <w:tcPr>
+            <w:tcW w:type="dxa" w:w="2880"/>
+            <w:vAlign w:val="top"/>
+            <w:shd w:val="clear" w:color="auto" w:fill="EFEFEF"/>
+          </w:tcPr>
+          <w:p>
+            <w:r>
+              <w:rPr>
+                <w:b/>
+              </w:rPr>
+            </w:r>
+            <w:r>
+              <w:rPr>
+                <w:b/>
+              </w:rPr>
+              <w:t>변경</w:t>
+            </w:r>
+          </w:p>
+        </w:tc>
+      </w:tr>
+      <w:tr>
+        <w:tc>
+          <w:tcPr>
+            <w:tcW w:type="dxa" w:w="2880"/>
+            <w:vAlign w:val="top"/>
+          </w:tcPr>
+          <w:p>
+            <w:r/>
+            <w:r>
+              <w:rPr>
+                <w:b/>
+              </w:rPr>
+              <w:t>R6 profile race fix</w:t>
+            </w:r>
+          </w:p>
+        </w:tc>
+        <w:tc>
+          <w:tcPr>
+            <w:tcW w:type="dxa" w:w="2880"/>
+            <w:vAlign w:val="top"/>
+          </w:tcPr>
+          <w:p>
+            <w:r/>
+            <w:r>
+              <w:rPr>
+                <w:rFonts w:ascii="Consolas" w:hAnsi="Consolas"/>
+                <w:color w:val="C7254E"/>
+                <w:sz w:val="20"/>
+              </w:rPr>
+              <w:t>next-app/lib/auth.ts</w:t>
+            </w:r>
+            <w:r>
+              <w:t xml:space="preserve"> (signInWithTeam · signUpWithTeam)</w:t>
+            </w:r>
+          </w:p>
+        </w:tc>
+        <w:tc>
+          <w:tcPr>
+            <w:tcW w:type="dxa" w:w="2880"/>
+            <w:vAlign w:val="top"/>
+          </w:tcPr>
+          <w:p>
+            <w:r/>
+            <w:r>
+              <w:t xml:space="preserve">UPDATE→실패시→INSERT 패턴을 </w:t>
+            </w:r>
+            <w:r>
+              <w:rPr>
+                <w:rFonts w:ascii="Consolas" w:hAnsi="Consolas"/>
+                <w:color w:val="C7254E"/>
+                <w:sz w:val="20"/>
+              </w:rPr>
+              <w:t>supabase.upsert(..., { onConflict: 'id' })</w:t>
+            </w:r>
+            <w:r>
+              <w:t xml:space="preserve"> 단일 호출로 교체. 동시 가입·트리거 race 안전 처리</w:t>
+            </w:r>
+          </w:p>
+        </w:tc>
+      </w:tr>
+      <w:tr>
+        <w:tc>
+          <w:tcPr>
+            <w:tcW w:type="dxa" w:w="2880"/>
+            <w:vAlign w:val="top"/>
+          </w:tcPr>
+          <w:p>
+            <w:r/>
+            <w:r>
+              <w:rPr>
+                <w:b/>
+              </w:rPr>
+              <w:t>R6 profile race fix</w:t>
+            </w:r>
+          </w:p>
+        </w:tc>
+        <w:tc>
+          <w:tcPr>
+            <w:tcW w:type="dxa" w:w="2880"/>
+            <w:vAlign w:val="top"/>
+          </w:tcPr>
+          <w:p>
+            <w:r/>
+            <w:r>
+              <w:rPr>
+                <w:rFonts w:ascii="Consolas" w:hAnsi="Consolas"/>
+                <w:color w:val="C7254E"/>
+                <w:sz w:val="20"/>
+              </w:rPr>
+              <w:t>public-app/lib/auth.ts</w:t>
+            </w:r>
+            <w:r>
+              <w:t xml:space="preserve"> (signUpWithEmail)</w:t>
+            </w:r>
+          </w:p>
+        </w:tc>
+        <w:tc>
+          <w:tcPr>
+            <w:tcW w:type="dxa" w:w="2880"/>
+            <w:vAlign w:val="top"/>
+          </w:tcPr>
+          <w:p>
+            <w:r/>
+            <w:r>
+              <w:t>위와 동일 패턴. created_at 은 payload 에서 제외 (DB default·트리거가 책임)</w:t>
+            </w:r>
+          </w:p>
+        </w:tc>
+      </w:tr>
+      <w:tr>
+        <w:tc>
+          <w:tcPr>
+            <w:tcW w:type="dxa" w:w="2880"/>
+            <w:vAlign w:val="top"/>
+          </w:tcPr>
+          <w:p>
+            <w:r/>
+            <w:r>
+              <w:rPr>
+                <w:b/>
+              </w:rPr>
+              <w:t>R2 stale 문서 archive</w:t>
+            </w:r>
+          </w:p>
+        </w:tc>
+        <w:tc>
+          <w:tcPr>
+            <w:tcW w:type="dxa" w:w="2880"/>
+            <w:vAlign w:val="top"/>
+          </w:tcPr>
+          <w:p>
+            <w:r/>
+            <w:r>
+              <w:rPr>
+                <w:rFonts w:ascii="Consolas" w:hAnsi="Consolas"/>
+                <w:color w:val="C7254E"/>
+                <w:sz w:val="20"/>
+              </w:rPr>
+              <w:t>next-app/ARCHITECTURE_PLAN.md</w:t>
+            </w:r>
+            <w:r>
+              <w:t xml:space="preserve"> / </w:t>
+            </w:r>
+            <w:r>
+              <w:rPr>
+                <w:rFonts w:ascii="Consolas" w:hAnsi="Consolas"/>
+                <w:color w:val="C7254E"/>
+                <w:sz w:val="20"/>
+              </w:rPr>
+              <w:t>MIGRATION_MAP.md</w:t>
+            </w:r>
+            <w:r>
+              <w:t xml:space="preserve"> / </w:t>
+            </w:r>
+            <w:r>
+              <w:rPr>
+                <w:rFonts w:ascii="Consolas" w:hAnsi="Consolas"/>
+                <w:color w:val="C7254E"/>
+                <w:sz w:val="20"/>
+              </w:rPr>
+              <w:t>VERCEL_DEPLOY_RUNBOOK.md</w:t>
+            </w:r>
+          </w:p>
+        </w:tc>
+        <w:tc>
+          <w:tcPr>
+            <w:tcW w:type="dxa" w:w="2880"/>
+            <w:vAlign w:val="top"/>
+          </w:tcPr>
+          <w:p>
+            <w:r/>
+            <w:r>
+              <w:rPr>
+                <w:rFonts w:ascii="Consolas" w:hAnsi="Consolas"/>
+                <w:color w:val="C7254E"/>
+                <w:sz w:val="20"/>
+              </w:rPr>
+              <w:t>next-app/_archive/</w:t>
+            </w:r>
+            <w:r>
+              <w:t xml:space="preserve"> 로 </w:t>
+            </w:r>
+            <w:r>
+              <w:rPr>
+                <w:rFonts w:ascii="Consolas" w:hAnsi="Consolas"/>
+                <w:color w:val="C7254E"/>
+                <w:sz w:val="20"/>
+              </w:rPr>
+              <w:t>git mv</w:t>
+            </w:r>
+            <w:r>
+              <w:t xml:space="preserve"> + </w:t>
+            </w:r>
+            <w:r>
+              <w:rPr>
+                <w:rFonts w:ascii="Consolas" w:hAnsi="Consolas"/>
+                <w:color w:val="C7254E"/>
+                <w:sz w:val="20"/>
+              </w:rPr>
+              <w:t>_archive/README.md</w:t>
+            </w:r>
+            <w:r>
+              <w:t xml:space="preserve"> 추가 (stale 사유·현행 참조 위치 명시)</w:t>
+            </w:r>
+          </w:p>
+        </w:tc>
+      </w:tr>
+      <w:tr>
+        <w:tc>
+          <w:tcPr>
+            <w:tcW w:type="dxa" w:w="2880"/>
+            <w:vAlign w:val="top"/>
+          </w:tcPr>
+          <w:p>
+            <w:r/>
+            <w:r>
+              <w:rPr>
+                <w:b/>
+              </w:rPr>
+              <w:t>content_hash 64bit→128bit</w:t>
+            </w:r>
+          </w:p>
+        </w:tc>
+        <w:tc>
+          <w:tcPr>
+            <w:tcW w:type="dxa" w:w="2880"/>
+            <w:vAlign w:val="top"/>
+          </w:tcPr>
+          <w:p>
+            <w:r/>
+            <w:r>
+              <w:rPr>
+                <w:rFonts w:ascii="Consolas" w:hAnsi="Consolas"/>
+                <w:color w:val="C7254E"/>
+                <w:sz w:val="20"/>
+              </w:rPr>
+              <w:t>public-app/lib/medicalAdOverrideClient.ts:104</w:t>
+            </w:r>
+            <w:r>
+              <w:t xml:space="preserve"> + 2개 doc 코멘트</w:t>
+            </w:r>
+          </w:p>
+        </w:tc>
+        <w:tc>
+          <w:tcPr>
+            <w:tcW w:type="dxa" w:w="2880"/>
+            <w:vAlign w:val="top"/>
+          </w:tcPr>
+          <w:p>
+            <w:r/>
+            <w:r>
+              <w:t xml:space="preserve">SHA-256 prefix </w:t>
+            </w:r>
+            <w:r>
+              <w:rPr>
+                <w:rFonts w:ascii="Consolas" w:hAnsi="Consolas"/>
+                <w:color w:val="C7254E"/>
+                <w:sz w:val="20"/>
+              </w:rPr>
+              <w:t>slice(0, 16)</w:t>
+            </w:r>
+            <w:r>
+              <w:t xml:space="preserve"> → </w:t>
+            </w:r>
+            <w:r>
+              <w:rPr>
+                <w:rFonts w:ascii="Consolas" w:hAnsi="Consolas"/>
+                <w:color w:val="C7254E"/>
+                <w:sz w:val="20"/>
+              </w:rPr>
+              <w:t>slice(0, 32)</w:t>
+            </w:r>
+            <w:r>
+              <w:t>. 토큰 변조 감지 충돌 가능성 제거 (audit §9.5)</w:t>
+            </w:r>
+          </w:p>
+        </w:tc>
+      </w:tr>
+      <w:tr>
+        <w:tc>
+          <w:tcPr>
+            <w:tcW w:type="dxa" w:w="2880"/>
+            <w:vAlign w:val="top"/>
+          </w:tcPr>
+          <w:p>
+            <w:r/>
+            <w:r>
+              <w:rPr>
+                <w:b/>
+              </w:rPr>
+              <w:t>medical-ad secret fallback warn-once</w:t>
+            </w:r>
+          </w:p>
+        </w:tc>
+        <w:tc>
+          <w:tcPr>
+            <w:tcW w:type="dxa" w:w="2880"/>
+            <w:vAlign w:val="top"/>
+          </w:tcPr>
+          <w:p>
+            <w:r/>
+            <w:r>
+              <w:rPr>
+                <w:rFonts w:ascii="Consolas" w:hAnsi="Consolas"/>
+                <w:color w:val="C7254E"/>
+                <w:sz w:val="20"/>
+              </w:rPr>
+              <w:t>public-app/lib/medicalAdOverrideToken.ts</w:t>
+            </w:r>
+            <w:r>
+              <w:t xml:space="preserve"> </w:t>
+            </w:r>
+            <w:r>
+              <w:rPr>
+                <w:rFonts w:ascii="Consolas" w:hAnsi="Consolas"/>
+                <w:color w:val="C7254E"/>
+                <w:sz w:val="20"/>
+              </w:rPr>
+              <w:t>getSecret()</w:t>
+            </w:r>
+          </w:p>
+        </w:tc>
+        <w:tc>
+          <w:tcPr>
+            <w:tcW w:type="dxa" w:w="2880"/>
+            <w:vAlign w:val="top"/>
+          </w:tcPr>
+          <w:p>
+            <w:r/>
+            <w:r>
+              <w:rPr>
+                <w:rFonts w:ascii="Consolas" w:hAnsi="Consolas"/>
+                <w:color w:val="C7254E"/>
+                <w:sz w:val="20"/>
+              </w:rPr>
+              <w:t>MEDICAL_AD_OVERRIDE_SECRET</w:t>
+            </w:r>
+            <w:r>
+              <w:t xml:space="preserve"> 미설정 시 </w:t>
+            </w:r>
+            <w:r>
+              <w:rPr>
+                <w:rFonts w:ascii="Consolas" w:hAnsi="Consolas"/>
+                <w:color w:val="C7254E"/>
+                <w:sz w:val="20"/>
+              </w:rPr>
+              <w:t>SUPABASE_SERVICE_ROLE_KEY</w:t>
+            </w:r>
+            <w:r>
+              <w:t xml:space="preserve"> 폴백 사용을 모듈당 1회 </w:t>
+            </w:r>
+            <w:r>
+              <w:rPr>
+                <w:rFonts w:ascii="Consolas" w:hAnsi="Consolas"/>
+                <w:color w:val="C7254E"/>
+                <w:sz w:val="20"/>
+              </w:rPr>
+              <w:t>console.warn</w:t>
+            </w:r>
+            <w:r>
+              <w:t>. 운영자 가시화 (audit §9.4)</w:t>
+            </w:r>
+          </w:p>
+        </w:tc>
+      </w:tr>
+      <w:tr>
+        <w:tc>
+          <w:tcPr>
+            <w:tcW w:type="dxa" w:w="2880"/>
+            <w:vAlign w:val="top"/>
+          </w:tcPr>
+          <w:p>
+            <w:r/>
+            <w:r>
+              <w:rPr>
+                <w:b/>
+              </w:rPr>
+              <w:t>Influencer LLM 메타 clamp</w:t>
+            </w:r>
+          </w:p>
+        </w:tc>
+        <w:tc>
+          <w:tcPr>
+            <w:tcW w:type="dxa" w:w="2880"/>
+            <w:vAlign w:val="top"/>
+          </w:tcPr>
+          <w:p>
+            <w:r/>
+            <w:r>
+              <w:rPr>
+                <w:rFonts w:ascii="Consolas" w:hAnsi="Consolas"/>
+                <w:color w:val="C7254E"/>
+                <w:sz w:val="20"/>
+              </w:rPr>
+              <w:t>next-app/app/api/influencer/search/route.ts</w:t>
+            </w:r>
+          </w:p>
+        </w:tc>
+        <w:tc>
+          <w:tcPr>
+            <w:tcW w:type="dxa" w:w="2880"/>
+            <w:vAlign w:val="top"/>
+          </w:tcPr>
+          <w:p>
+            <w:r/>
+            <w:r>
+              <w:rPr>
+                <w:rFonts w:ascii="Consolas" w:hAnsi="Consolas"/>
+                <w:color w:val="C7254E"/>
+                <w:sz w:val="20"/>
+              </w:rPr>
+              <w:t>follower_count</w:t>
+            </w:r>
+            <w:r>
+              <w:t xml:space="preserve"> (0~1B integer), </w:t>
+            </w:r>
+            <w:r>
+              <w:rPr>
+                <w:rFonts w:ascii="Consolas" w:hAnsi="Consolas"/>
+                <w:color w:val="C7254E"/>
+                <w:sz w:val="20"/>
+              </w:rPr>
+              <w:t>engagement_rate</w:t>
+            </w:r>
+            <w:r>
+              <w:t xml:space="preserve"> (0~100%) clamp 헬퍼 추가. Gemini hallucination 방어 (audit §9.11)</w:t>
+            </w:r>
+          </w:p>
+        </w:tc>
+      </w:tr>
+      <w:tr>
+        <w:tc>
+          <w:tcPr>
+            <w:tcW w:type="dxa" w:w="2880"/>
+            <w:vAlign w:val="top"/>
+          </w:tcPr>
+          <w:p>
+            <w:r/>
+            <w:r>
+              <w:rPr>
+                <w:b/>
+              </w:rPr>
+              <w:t>stale .bak 코멘트 정리</w:t>
+            </w:r>
+          </w:p>
+        </w:tc>
+        <w:tc>
+          <w:tcPr>
+            <w:tcW w:type="dxa" w:w="2880"/>
+            <w:vAlign w:val="top"/>
+          </w:tcPr>
+          <w:p>
+            <w:r/>
+            <w:r>
+              <w:rPr>
+                <w:rFonts w:ascii="Consolas" w:hAnsi="Consolas"/>
+                <w:color w:val="C7254E"/>
+                <w:sz w:val="20"/>
+              </w:rPr>
+              <w:t>next-app/app/(dashboard)/card_news/page.tsx</w:t>
+            </w:r>
+          </w:p>
+        </w:tc>
+        <w:tc>
+          <w:tcPr>
+            <w:tcW w:type="dxa" w:w="2880"/>
+            <w:vAlign w:val="top"/>
+          </w:tcPr>
+          <w:p>
+            <w:r/>
+            <w:r>
+              <w:t>"page.tsx.bak에 보존" → "리뉴얼 진행 중. 복구·삭제는 시니어 검토" (실제 .bak 파일 없음)</w:t>
+            </w:r>
+          </w:p>
+        </w:tc>
+      </w:tr>
+    </w:tbl>
+    <w:p/>
+    <w:p>
+      <w:r>
+        <w:rPr>
+          <w:b/>
+        </w:rPr>
+        <w:t>검증</w:t>
+      </w:r>
+      <w:r>
+        <w:t xml:space="preserve">: </w:t>
+      </w:r>
+      <w:r>
+        <w:rPr>
+          <w:rFonts w:ascii="Consolas" w:hAnsi="Consolas"/>
+          <w:color w:val="C7254E"/>
+          <w:sz w:val="20"/>
+        </w:rPr>
+        <w:t>npx tsc --noEmit</w:t>
+      </w:r>
+      <w:r>
+        <w:t xml:space="preserve"> 양 앱 통과. 기능 동작 변경 없음 (race·validation·로깅 강화만).</w:t>
+      </w:r>
+    </w:p>
+    <w:p>
+      <w:r>
+        <w:rPr>
+          <w:b/>
+        </w:rPr>
+        <w:t>롤백</w:t>
+      </w:r>
+      <w:r>
+        <w:t>: 각 항목 독립적 — 필요 시 부분 revert 가능.</w:t>
+      </w:r>
+    </w:p>
+    <w:p>
+      <w:r>
+        <w:rPr>
+          <w:b/>
+        </w:rPr>
+        <w:t>Behavior 변화</w:t>
+      </w:r>
+      <w:r>
+        <w:t>:</w:t>
+      </w:r>
+    </w:p>
+    <w:p>
+      <w:pPr>
+        <w:pStyle w:val="ListNumber"/>
+      </w:pPr>
+      <w:r>
+        <w:t>동시 회원가입 시 더 이상 중복 profile row 발생 안 함</w:t>
+      </w:r>
+    </w:p>
+    <w:p>
+      <w:pPr>
+        <w:pStyle w:val="ListNumber"/>
+      </w:pPr>
+      <w:r>
+        <w:t>medical-ad 토큰의 변조 감지가 64-bit → 128-bit 강화</w:t>
+      </w:r>
+    </w:p>
+    <w:p>
+      <w:pPr>
+        <w:pStyle w:val="ListNumber"/>
+      </w:pPr>
+      <w:r>
+        <w:t xml:space="preserve">Gemini influencer 응답에 </w:t>
+      </w:r>
+      <w:r>
+        <w:rPr>
+          <w:rFonts w:ascii="Consolas" w:hAnsi="Consolas"/>
+          <w:color w:val="C7254E"/>
+          <w:sz w:val="20"/>
+        </w:rPr>
+        <w:t>follower_count: 99999999999</w:t>
+      </w:r>
+      <w:r>
+        <w:t xml:space="preserve"> 같은 hallucination 시 1B clamp</w:t>
+      </w:r>
+    </w:p>
+    <w:p>
+      <w:pPr>
+        <w:pStyle w:val="ListNumber"/>
+      </w:pPr>
+      <w:r>
+        <w:rPr>
+          <w:rFonts w:ascii="Consolas" w:hAnsi="Consolas"/>
+          <w:color w:val="C7254E"/>
+          <w:sz w:val="20"/>
+        </w:rPr>
+        <w:t>service_role</w:t>
+      </w:r>
+      <w:r>
+        <w:t xml:space="preserve"> 폴백 사용 환경에서 운영 로그에 1회 경고</w:t>
+      </w:r>
+    </w:p>
+    <w:p>
+      <w:r>
+        <w:rPr>
+          <w:b/>
+        </w:rPr>
+        <w:t>시니어 검토 시 추가 정리 후보</w:t>
+      </w:r>
+      <w:r>
+        <w:t xml:space="preserve"> (이번엔 미적용):</w:t>
+      </w:r>
+    </w:p>
+    <w:p>
+      <w:pPr>
+        <w:pStyle w:val="ListBullet"/>
+      </w:pPr>
+      <w:r>
+        <w:t>ESLint 도입 (R12)</w:t>
+      </w:r>
+    </w:p>
+    <w:p>
+      <w:pPr>
+        <w:pStyle w:val="ListBullet"/>
+      </w:pPr>
+      <w:r>
+        <w:t>Pretendard CDN → self-host (R9)</w:t>
+      </w:r>
+    </w:p>
+    <w:p>
+      <w:pPr>
+        <w:pStyle w:val="ListBullet"/>
+      </w:pPr>
+      <w:r>
+        <w:t>거대 페이지 분할 (R5)</w:t>
+      </w:r>
+    </w:p>
+    <w:p>
+      <w:pPr>
+        <w:pStyle w:val="ListBullet"/>
+      </w:pPr>
+      <w:r>
+        <w:t>next-app Sentry 통합 (P2)</w:t>
+      </w:r>
+    </w:p>
+    <w:p>
+      <w:pPr>
+        <w:pBdr>
+          <w:bottom w:val="single" w:sz="6" w:space="1" w:color="BBBBBB"/>
+        </w:pBdr>
+      </w:pPr>
+    </w:p>
+    <w:p>
+      <w:pPr>
+        <w:pStyle w:val="Heading2"/>
+        <w:jc w:val="left"/>
+      </w:pPr>
+      <w:r>
+        <w:t>3. 모니터링 (배포 후 며칠)</w:t>
+      </w:r>
+    </w:p>
+    <w:tbl>
+      <w:tblPr>
+        <w:tblStyle w:val="LightGrid-Accent1"/>
+        <w:tblW w:type="auto" w:w="0"/>
+        <w:tblLook w:firstColumn="1" w:firstRow="1" w:lastColumn="0" w:lastRow="0" w:noHBand="0" w:noVBand="1" w:val="04A0"/>
+      </w:tblPr>
+      <w:tblGrid>
+        <w:gridCol w:w="2880"/>
+        <w:gridCol w:w="2880"/>
+        <w:gridCol w:w="2880"/>
+      </w:tblGrid>
+      <w:tr>
+        <w:tc>
+          <w:tcPr>
+            <w:tcW w:type="dxa" w:w="2880"/>
+            <w:vAlign w:val="top"/>
+            <w:shd w:val="clear" w:color="auto" w:fill="EFEFEF"/>
+          </w:tcPr>
+          <w:p>
+            <w:r>
+              <w:rPr>
+                <w:b/>
+              </w:rPr>
+            </w:r>
+            <w:r>
+              <w:rPr>
+                <w:b/>
+              </w:rPr>
+              <w:t>항목</w:t>
+            </w:r>
+          </w:p>
+        </w:tc>
+        <w:tc>
+          <w:tcPr>
+            <w:tcW w:type="dxa" w:w="2880"/>
+            <w:vAlign w:val="top"/>
+            <w:shd w:val="clear" w:color="auto" w:fill="EFEFEF"/>
+          </w:tcPr>
+          <w:p>
+            <w:r>
+              <w:rPr>
+                <w:b/>
+              </w:rPr>
+            </w:r>
+            <w:r>
+              <w:rPr>
+                <w:b/>
+              </w:rPr>
               <w:t>어디서 보나</w:t>
             </w:r>
           </w:p>
@@ -3885,40 +4601,7 @@
         <w:t>`public-app/`</w:t>
       </w:r>
       <w:r>
-        <w:t xml:space="preserve"> — §2.7 에서 5건 포팅됨. 이전 단계까지는 미변경, 마지막 단계에서 동기화. 영향 범위는 </w:t>
-      </w:r>
-      <w:r>
-        <w:rPr>
-          <w:rFonts w:ascii="Consolas" w:hAnsi="Consolas"/>
-          <w:color w:val="C7254E"/>
-          <w:sz w:val="20"/>
-        </w:rPr>
-        <w:t>app/api/diagnostic/route.ts</w:t>
-      </w:r>
-      <w:r>
-        <w:t xml:space="preserve">, </w:t>
-      </w:r>
-      <w:r>
-        <w:rPr>
-          <w:rFonts w:ascii="Consolas" w:hAnsi="Consolas"/>
-          <w:color w:val="C7254E"/>
-          <w:sz w:val="20"/>
-        </w:rPr>
-        <w:t>app/api/image/route.ts</w:t>
-      </w:r>
-      <w:r>
-        <w:t xml:space="preserve">, </w:t>
-      </w:r>
-      <w:r>
-        <w:rPr>
-          <w:rFonts w:ascii="Consolas" w:hAnsi="Consolas"/>
-          <w:color w:val="C7254E"/>
-          <w:sz w:val="20"/>
-        </w:rPr>
-        <w:t>app/(dashboard)/blog/page.tsx</w:t>
-      </w:r>
-      <w:r>
-        <w:t xml:space="preserve"> 3개 파일만</w:t>
+        <w:t xml:space="preserve"> — §2.7 에서 5건 포팅 + §2.9 에서 4건 (auth.ts upsert / medicalAdOverrideClient.ts content_hash bump / medicalAdOverrideToken.ts warn / override-token route doc). 그 외 변경 없음</w:t>
       </w:r>
     </w:p>
     <w:p>
@@ -4098,7 +4781,7 @@
     </w:p>
     <w:p>
       <w:r>
-        <w:t>main의 최신 머지 커밋은 §2.7 포팅 머지 후 다시 갱신됩니다.</w:t>
+        <w:t>main 의 최신 SHA 는 §2.9 머지 후 갱신됩니다.</w:t>
       </w:r>
     </w:p>
     <w:p>

--- a/docs/handoff-2026-05-07.docx
+++ b/docs/handoff-2026-05-07.docx
@@ -10406,6 +10406,1606 @@
       </w:pPr>
       <w:r>
         <w:t>시니어 결정 필요</w:t>
+      </w:r>
+    </w:p>
+    <w:p>
+      <w:pPr>
+        <w:pBdr>
+          <w:bottom w:val="single" w:sz="6" w:space="1" w:color="BBBBBB"/>
+        </w:pBdr>
+      </w:pPr>
+    </w:p>
+    <w:p>
+      <w:pPr>
+        <w:pStyle w:val="Heading2"/>
+        <w:jc w:val="left"/>
+      </w:pPr>
+      <w:r>
+        <w:t>11. 외부 서비스·운영 인프라</w:t>
+      </w:r>
+    </w:p>
+    <w:p>
+      <w:pPr>
+        <w:pStyle w:val="Heading3"/>
+        <w:jc w:val="left"/>
+      </w:pPr>
+      <w:r>
+        <w:t>11.1 Supabase 프로젝트 (3개)</w:t>
+      </w:r>
+    </w:p>
+    <w:p>
+      <w:r>
+        <w:t>운영 콘솔: https://supabase.com/dashboard</w:t>
+      </w:r>
+    </w:p>
+    <w:tbl>
+      <w:tblPr>
+        <w:tblStyle w:val="LightGrid-Accent1"/>
+        <w:tblW w:type="auto" w:w="0"/>
+        <w:tblLook w:firstColumn="1" w:firstRow="1" w:lastColumn="0" w:lastRow="0" w:noHBand="0" w:noVBand="1" w:val="04A0"/>
+      </w:tblPr>
+      <w:tblGrid>
+        <w:gridCol w:w="2880"/>
+        <w:gridCol w:w="2880"/>
+        <w:gridCol w:w="2880"/>
+      </w:tblGrid>
+      <w:tr>
+        <w:tc>
+          <w:tcPr>
+            <w:tcW w:type="dxa" w:w="2880"/>
+            <w:vAlign w:val="top"/>
+            <w:shd w:val="clear" w:color="auto" w:fill="EFEFEF"/>
+          </w:tcPr>
+          <w:p>
+            <w:r>
+              <w:rPr>
+                <w:b/>
+              </w:rPr>
+            </w:r>
+            <w:r>
+              <w:rPr>
+                <w:b/>
+              </w:rPr>
+              <w:t>프로젝트</w:t>
+            </w:r>
+          </w:p>
+        </w:tc>
+        <w:tc>
+          <w:tcPr>
+            <w:tcW w:type="dxa" w:w="2880"/>
+            <w:vAlign w:val="top"/>
+            <w:shd w:val="clear" w:color="auto" w:fill="EFEFEF"/>
+          </w:tcPr>
+          <w:p>
+            <w:r>
+              <w:rPr>
+                <w:b/>
+              </w:rPr>
+            </w:r>
+            <w:r>
+              <w:rPr>
+                <w:b/>
+              </w:rPr>
+              <w:t>매핑</w:t>
+            </w:r>
+          </w:p>
+        </w:tc>
+        <w:tc>
+          <w:tcPr>
+            <w:tcW w:type="dxa" w:w="2880"/>
+            <w:vAlign w:val="top"/>
+            <w:shd w:val="clear" w:color="auto" w:fill="EFEFEF"/>
+          </w:tcPr>
+          <w:p>
+            <w:r>
+              <w:rPr>
+                <w:b/>
+              </w:rPr>
+            </w:r>
+            <w:r>
+              <w:rPr>
+                <w:b/>
+              </w:rPr>
+              <w:t>비고</w:t>
+            </w:r>
+          </w:p>
+        </w:tc>
+      </w:tr>
+      <w:tr>
+        <w:tc>
+          <w:tcPr>
+            <w:tcW w:type="dxa" w:w="2880"/>
+            <w:vAlign w:val="top"/>
+          </w:tcPr>
+          <w:p>
+            <w:r/>
+            <w:r>
+              <w:rPr>
+                <w:rFonts w:ascii="Consolas" w:hAnsi="Consolas"/>
+                <w:color w:val="C7254E"/>
+                <w:sz w:val="20"/>
+              </w:rPr>
+              <w:t>winaid-internal-seoul</w:t>
+            </w:r>
+          </w:p>
+        </w:tc>
+        <w:tc>
+          <w:tcPr>
+            <w:tcW w:type="dxa" w:w="2880"/>
+            <w:vAlign w:val="top"/>
+          </w:tcPr>
+          <w:p>
+            <w:r/>
+            <w:r>
+              <w:rPr>
+                <w:b/>
+              </w:rPr>
+              <w:t>next-app</w:t>
+            </w:r>
+            <w:r>
+              <w:t xml:space="preserve"> (사내 운영 도구)</w:t>
+            </w:r>
+          </w:p>
+        </w:tc>
+        <w:tc>
+          <w:tcPr>
+            <w:tcW w:type="dxa" w:w="2880"/>
+            <w:vAlign w:val="top"/>
+          </w:tcPr>
+          <w:p>
+            <w:r/>
+            <w:r>
+              <w:t>활성. 본 핸드오프의 next-app 환경변수 (</w:t>
+            </w:r>
+            <w:r>
+              <w:rPr>
+                <w:rFonts w:ascii="Consolas" w:hAnsi="Consolas"/>
+                <w:color w:val="C7254E"/>
+                <w:sz w:val="20"/>
+              </w:rPr>
+              <w:t>NEXT_PUBLIC_SUPABASE_URL</w:t>
+            </w:r>
+            <w:r>
+              <w:t xml:space="preserve"> 등) 가 가리키는 인스턴스</w:t>
+            </w:r>
+          </w:p>
+        </w:tc>
+      </w:tr>
+      <w:tr>
+        <w:tc>
+          <w:tcPr>
+            <w:tcW w:type="dxa" w:w="2880"/>
+            <w:vAlign w:val="top"/>
+          </w:tcPr>
+          <w:p>
+            <w:r/>
+            <w:r>
+              <w:rPr>
+                <w:rFonts w:ascii="Consolas" w:hAnsi="Consolas"/>
+                <w:color w:val="C7254E"/>
+                <w:sz w:val="20"/>
+              </w:rPr>
+              <w:t>winaid-public-seoul</w:t>
+            </w:r>
+          </w:p>
+        </w:tc>
+        <w:tc>
+          <w:tcPr>
+            <w:tcW w:type="dxa" w:w="2880"/>
+            <w:vAlign w:val="top"/>
+          </w:tcPr>
+          <w:p>
+            <w:r/>
+            <w:r>
+              <w:rPr>
+                <w:b/>
+              </w:rPr>
+              <w:t>public-app</w:t>
+            </w:r>
+            <w:r>
+              <w:t xml:space="preserve"> (외부 출시용 SaaS)</w:t>
+            </w:r>
+          </w:p>
+        </w:tc>
+        <w:tc>
+          <w:tcPr>
+            <w:tcW w:type="dxa" w:w="2880"/>
+            <w:vAlign w:val="top"/>
+          </w:tcPr>
+          <w:p>
+            <w:r/>
+            <w:r>
+              <w:t>활성. 고객 데이터·크레딧·subscriptions 보관</w:t>
+            </w:r>
+          </w:p>
+        </w:tc>
+      </w:tr>
+      <w:tr>
+        <w:tc>
+          <w:tcPr>
+            <w:tcW w:type="dxa" w:w="2880"/>
+            <w:vAlign w:val="top"/>
+          </w:tcPr>
+          <w:p>
+            <w:r/>
+            <w:r>
+              <w:rPr>
+                <w:rFonts w:ascii="Consolas" w:hAnsi="Consolas"/>
+                <w:color w:val="C7254E"/>
+                <w:sz w:val="20"/>
+              </w:rPr>
+              <w:t>winaid's Project</w:t>
+            </w:r>
+          </w:p>
+        </w:tc>
+        <w:tc>
+          <w:tcPr>
+            <w:tcW w:type="dxa" w:w="2880"/>
+            <w:vAlign w:val="top"/>
+          </w:tcPr>
+          <w:p>
+            <w:r/>
+            <w:r>
+              <w:t>(사용 안 함)</w:t>
+            </w:r>
+          </w:p>
+        </w:tc>
+        <w:tc>
+          <w:tcPr>
+            <w:tcW w:type="dxa" w:w="2880"/>
+            <w:vAlign w:val="top"/>
+          </w:tcPr>
+          <w:p>
+            <w:r/>
+            <w:r>
+              <w:t xml:space="preserve">과거 "내부용" 으로 만들었으나 region 설정이 잘못되어 폐기. 시니어 합류 후 </w:t>
+            </w:r>
+            <w:r>
+              <w:rPr>
+                <w:b/>
+              </w:rPr>
+              <w:t>삭제 검토 권장</w:t>
+            </w:r>
+            <w:r>
+              <w:t xml:space="preserve"> (active 인스턴스 0이라 비용은 미미하나 dashboard 청결 차원)</w:t>
+            </w:r>
+          </w:p>
+        </w:tc>
+      </w:tr>
+    </w:tbl>
+    <w:p/>
+    <w:p>
+      <w:r>
+        <w:rPr>
+          <w:b/>
+        </w:rPr>
+        <w:t>스키마 분리</w:t>
+      </w:r>
+      <w:r>
+        <w:t>:</w:t>
+      </w:r>
+    </w:p>
+    <w:p>
+      <w:pPr>
+        <w:pStyle w:val="ListBullet"/>
+      </w:pPr>
+      <w:r>
+        <w:rPr>
+          <w:rFonts w:ascii="Consolas" w:hAnsi="Consolas"/>
+          <w:color w:val="C7254E"/>
+          <w:sz w:val="20"/>
+        </w:rPr>
+        <w:t>next-app</w:t>
+      </w:r>
+      <w:r>
+        <w:t xml:space="preserve"> 용 SQL: 루트 </w:t>
+      </w:r>
+      <w:r>
+        <w:rPr>
+          <w:rFonts w:ascii="Consolas" w:hAnsi="Consolas"/>
+          <w:color w:val="C7254E"/>
+          <w:sz w:val="20"/>
+        </w:rPr>
+        <w:t>sql/setup/</w:t>
+      </w:r>
+      <w:r>
+        <w:t xml:space="preserve"> + </w:t>
+      </w:r>
+      <w:r>
+        <w:rPr>
+          <w:rFonts w:ascii="Consolas" w:hAnsi="Consolas"/>
+          <w:color w:val="C7254E"/>
+          <w:sz w:val="20"/>
+        </w:rPr>
+        <w:t>sql/migrations/</w:t>
+      </w:r>
+      <w:r>
+        <w:t xml:space="preserve"> 에 보관</w:t>
+      </w:r>
+    </w:p>
+    <w:p>
+      <w:pPr>
+        <w:pStyle w:val="ListBullet"/>
+      </w:pPr>
+      <w:r>
+        <w:rPr>
+          <w:rFonts w:ascii="Consolas" w:hAnsi="Consolas"/>
+          <w:color w:val="C7254E"/>
+          <w:sz w:val="20"/>
+        </w:rPr>
+        <w:t>public-app</w:t>
+      </w:r>
+      <w:r>
+        <w:t xml:space="preserve"> 용 SQL: 루트 </w:t>
+      </w:r>
+      <w:r>
+        <w:rPr>
+          <w:rFonts w:ascii="Consolas" w:hAnsi="Consolas"/>
+          <w:color w:val="C7254E"/>
+          <w:sz w:val="20"/>
+        </w:rPr>
+        <w:t>public-app-sql/setup/</w:t>
+      </w:r>
+      <w:r>
+        <w:t xml:space="preserve"> + </w:t>
+      </w:r>
+      <w:r>
+        <w:rPr>
+          <w:rFonts w:ascii="Consolas" w:hAnsi="Consolas"/>
+          <w:color w:val="C7254E"/>
+          <w:sz w:val="20"/>
+        </w:rPr>
+        <w:t>public-app-sql/migrations/</w:t>
+      </w:r>
+      <w:r>
+        <w:t xml:space="preserve"> 와 </w:t>
+      </w:r>
+      <w:r>
+        <w:rPr>
+          <w:rFonts w:ascii="Consolas" w:hAnsi="Consolas"/>
+          <w:color w:val="C7254E"/>
+          <w:sz w:val="20"/>
+        </w:rPr>
+        <w:t>public-app/sql/{public_app_setup,video_outputs_setup}.sql</w:t>
+      </w:r>
+    </w:p>
+    <w:p>
+      <w:pPr>
+        <w:pStyle w:val="Heading3"/>
+        <w:jc w:val="left"/>
+      </w:pPr>
+      <w:r>
+        <w:t>11.2 외부 서비스 콘솔 — 공통 로그인</w:t>
+      </w:r>
+    </w:p>
+    <w:p>
+      <w:r>
+        <w:rPr>
+          <w:b/>
+        </w:rPr>
+        <w:t>모든 외부 서비스의 공통 계정 이메일</w:t>
+      </w:r>
+      <w:r>
+        <w:t xml:space="preserve">: </w:t>
+      </w:r>
+      <w:r>
+        <w:rPr>
+          <w:rFonts w:ascii="Consolas" w:hAnsi="Consolas"/>
+          <w:color w:val="C7254E"/>
+          <w:sz w:val="20"/>
+        </w:rPr>
+        <w:t>winaid0423@gmail.com</w:t>
+      </w:r>
+    </w:p>
+    <w:tbl>
+      <w:tblPr>
+        <w:tblStyle w:val="LightGrid-Accent1"/>
+        <w:tblW w:type="auto" w:w="0"/>
+        <w:tblLook w:firstColumn="1" w:firstRow="1" w:lastColumn="0" w:lastRow="0" w:noHBand="0" w:noVBand="1" w:val="04A0"/>
+      </w:tblPr>
+      <w:tblGrid>
+        <w:gridCol w:w="2880"/>
+        <w:gridCol w:w="2880"/>
+        <w:gridCol w:w="2880"/>
+      </w:tblGrid>
+      <w:tr>
+        <w:tc>
+          <w:tcPr>
+            <w:tcW w:type="dxa" w:w="2880"/>
+            <w:vAlign w:val="top"/>
+            <w:shd w:val="clear" w:color="auto" w:fill="EFEFEF"/>
+          </w:tcPr>
+          <w:p>
+            <w:r>
+              <w:rPr>
+                <w:b/>
+              </w:rPr>
+            </w:r>
+            <w:r>
+              <w:rPr>
+                <w:b/>
+              </w:rPr>
+              <w:t>서비스</w:t>
+            </w:r>
+          </w:p>
+        </w:tc>
+        <w:tc>
+          <w:tcPr>
+            <w:tcW w:type="dxa" w:w="2880"/>
+            <w:vAlign w:val="top"/>
+            <w:shd w:val="clear" w:color="auto" w:fill="EFEFEF"/>
+          </w:tcPr>
+          <w:p>
+            <w:r>
+              <w:rPr>
+                <w:b/>
+              </w:rPr>
+            </w:r>
+            <w:r>
+              <w:rPr>
+                <w:b/>
+              </w:rPr>
+              <w:t>URL</w:t>
+            </w:r>
+          </w:p>
+        </w:tc>
+        <w:tc>
+          <w:tcPr>
+            <w:tcW w:type="dxa" w:w="2880"/>
+            <w:vAlign w:val="top"/>
+            <w:shd w:val="clear" w:color="auto" w:fill="EFEFEF"/>
+          </w:tcPr>
+          <w:p>
+            <w:r>
+              <w:rPr>
+                <w:b/>
+              </w:rPr>
+            </w:r>
+            <w:r>
+              <w:rPr>
+                <w:b/>
+              </w:rPr>
+              <w:t>용도</w:t>
+            </w:r>
+          </w:p>
+        </w:tc>
+      </w:tr>
+      <w:tr>
+        <w:tc>
+          <w:tcPr>
+            <w:tcW w:type="dxa" w:w="2880"/>
+            <w:vAlign w:val="top"/>
+          </w:tcPr>
+          <w:p>
+            <w:r/>
+            <w:r>
+              <w:t>OpenAI Platform</w:t>
+            </w:r>
+          </w:p>
+        </w:tc>
+        <w:tc>
+          <w:tcPr>
+            <w:tcW w:type="dxa" w:w="2880"/>
+            <w:vAlign w:val="top"/>
+          </w:tcPr>
+          <w:p>
+            <w:r/>
+            <w:r>
+              <w:t>https://platform.openai.com/home</w:t>
+            </w:r>
+          </w:p>
+        </w:tc>
+        <w:tc>
+          <w:tcPr>
+            <w:tcW w:type="dxa" w:w="2880"/>
+            <w:vAlign w:val="top"/>
+          </w:tcPr>
+          <w:p>
+            <w:r/>
+            <w:r>
+              <w:t>gpt-image-2 이미지 생성 + AEO/GEO 진단 ChatGPT 실측 (</w:t>
+            </w:r>
+            <w:r>
+              <w:rPr>
+                <w:rFonts w:ascii="Consolas" w:hAnsi="Consolas"/>
+                <w:color w:val="C7254E"/>
+                <w:sz w:val="20"/>
+              </w:rPr>
+              <w:t>OPENAI_API_KEY[_2/_3]</w:t>
+            </w:r>
+            <w:r>
+              <w:t>)</w:t>
+            </w:r>
+          </w:p>
+        </w:tc>
+      </w:tr>
+      <w:tr>
+        <w:tc>
+          <w:tcPr>
+            <w:tcW w:type="dxa" w:w="2880"/>
+            <w:vAlign w:val="top"/>
+          </w:tcPr>
+          <w:p>
+            <w:r/>
+            <w:r>
+              <w:t>Google AI Studio</w:t>
+            </w:r>
+          </w:p>
+        </w:tc>
+        <w:tc>
+          <w:tcPr>
+            <w:tcW w:type="dxa" w:w="2880"/>
+            <w:vAlign w:val="top"/>
+          </w:tcPr>
+          <w:p>
+            <w:r/>
+            <w:r>
+              <w:t>https://aistudio.google.com/</w:t>
+            </w:r>
+          </w:p>
+        </w:tc>
+        <w:tc>
+          <w:tcPr>
+            <w:tcW w:type="dxa" w:w="2880"/>
+            <w:vAlign w:val="top"/>
+          </w:tcPr>
+          <w:p>
+            <w:r/>
+            <w:r>
+              <w:t>Gemini API 키 발급 (</w:t>
+            </w:r>
+            <w:r>
+              <w:rPr>
+                <w:rFonts w:ascii="Consolas" w:hAnsi="Consolas"/>
+                <w:color w:val="C7254E"/>
+                <w:sz w:val="20"/>
+              </w:rPr>
+              <w:t>GEMINI_API_KEY[_2/_3]</w:t>
+            </w:r>
+            <w:r>
+              <w:t>)</w:t>
+            </w:r>
+          </w:p>
+        </w:tc>
+      </w:tr>
+      <w:tr>
+        <w:tc>
+          <w:tcPr>
+            <w:tcW w:type="dxa" w:w="2880"/>
+            <w:vAlign w:val="top"/>
+          </w:tcPr>
+          <w:p>
+            <w:r/>
+            <w:r>
+              <w:t>Anthropic Console</w:t>
+            </w:r>
+          </w:p>
+        </w:tc>
+        <w:tc>
+          <w:tcPr>
+            <w:tcW w:type="dxa" w:w="2880"/>
+            <w:vAlign w:val="top"/>
+          </w:tcPr>
+          <w:p>
+            <w:r/>
+            <w:r>
+              <w:t>https://platform.claude.com/</w:t>
+            </w:r>
+          </w:p>
+        </w:tc>
+        <w:tc>
+          <w:tcPr>
+            <w:tcW w:type="dxa" w:w="2880"/>
+            <w:vAlign w:val="top"/>
+          </w:tcPr>
+          <w:p>
+            <w:r/>
+            <w:r>
+              <w:t xml:space="preserve">Claude API 키 발급 (Sonnet/Opus/Haiku, </w:t>
+            </w:r>
+            <w:r>
+              <w:rPr>
+                <w:rFonts w:ascii="Consolas" w:hAnsi="Consolas"/>
+                <w:color w:val="C7254E"/>
+                <w:sz w:val="20"/>
+              </w:rPr>
+              <w:t>ANTHROPIC_API_KEY[_2/_3]</w:t>
+            </w:r>
+            <w:r>
+              <w:t>)</w:t>
+            </w:r>
+          </w:p>
+        </w:tc>
+      </w:tr>
+      <w:tr>
+        <w:tc>
+          <w:tcPr>
+            <w:tcW w:type="dxa" w:w="2880"/>
+            <w:vAlign w:val="top"/>
+          </w:tcPr>
+          <w:p>
+            <w:r/>
+            <w:r>
+              <w:t>Railway</w:t>
+            </w:r>
+          </w:p>
+        </w:tc>
+        <w:tc>
+          <w:tcPr>
+            <w:tcW w:type="dxa" w:w="2880"/>
+            <w:vAlign w:val="top"/>
+          </w:tcPr>
+          <w:p>
+            <w:r/>
+            <w:r>
+              <w:t>https://railway.com/</w:t>
+            </w:r>
+          </w:p>
+        </w:tc>
+        <w:tc>
+          <w:tcPr>
+            <w:tcW w:type="dxa" w:w="2880"/>
+            <w:vAlign w:val="top"/>
+          </w:tcPr>
+          <w:p>
+            <w:r/>
+            <w:r>
+              <w:rPr>
+                <w:rFonts w:ascii="Consolas" w:hAnsi="Consolas"/>
+                <w:color w:val="C7254E"/>
+                <w:sz w:val="20"/>
+              </w:rPr>
+              <w:t>crawler-server</w:t>
+            </w:r>
+            <w:r>
+              <w:t xml:space="preserve"> + </w:t>
+            </w:r>
+            <w:r>
+              <w:rPr>
+                <w:rFonts w:ascii="Consolas" w:hAnsi="Consolas"/>
+                <w:color w:val="C7254E"/>
+                <w:sz w:val="20"/>
+              </w:rPr>
+              <w:t>video-processor</w:t>
+            </w:r>
+            <w:r>
+              <w:t xml:space="preserve"> 배포 (Vercel 외 영역)</w:t>
+            </w:r>
+          </w:p>
+        </w:tc>
+      </w:tr>
+      <w:tr>
+        <w:tc>
+          <w:tcPr>
+            <w:tcW w:type="dxa" w:w="2880"/>
+            <w:vAlign w:val="top"/>
+          </w:tcPr>
+          <w:p>
+            <w:r/>
+            <w:r>
+              <w:t>Supabase</w:t>
+            </w:r>
+          </w:p>
+        </w:tc>
+        <w:tc>
+          <w:tcPr>
+            <w:tcW w:type="dxa" w:w="2880"/>
+            <w:vAlign w:val="top"/>
+          </w:tcPr>
+          <w:p>
+            <w:r/>
+            <w:r>
+              <w:t>https://supabase.com/</w:t>
+            </w:r>
+          </w:p>
+        </w:tc>
+        <w:tc>
+          <w:tcPr>
+            <w:tcW w:type="dxa" w:w="2880"/>
+            <w:vAlign w:val="top"/>
+          </w:tcPr>
+          <w:p>
+            <w:r/>
+            <w:r>
+              <w:t>DB · Storage · Auth · RLS (위 §11.1)</w:t>
+            </w:r>
+          </w:p>
+        </w:tc>
+      </w:tr>
+      <w:tr>
+        <w:tc>
+          <w:tcPr>
+            <w:tcW w:type="dxa" w:w="2880"/>
+            <w:vAlign w:val="top"/>
+          </w:tcPr>
+          <w:p>
+            <w:r/>
+            <w:r>
+              <w:t>RapidAPI Hub</w:t>
+            </w:r>
+          </w:p>
+        </w:tc>
+        <w:tc>
+          <w:tcPr>
+            <w:tcW w:type="dxa" w:w="2880"/>
+            <w:vAlign w:val="top"/>
+          </w:tcPr>
+          <w:p>
+            <w:r/>
+            <w:r>
+              <w:t>https://rapidapi.com/hub</w:t>
+            </w:r>
+          </w:p>
+        </w:tc>
+        <w:tc>
+          <w:tcPr>
+            <w:tcW w:type="dxa" w:w="2880"/>
+            <w:vAlign w:val="top"/>
+          </w:tcPr>
+          <w:p>
+            <w:r/>
+            <w:r>
+              <w:t>Instagram Scraper Stable API (</w:t>
+            </w:r>
+            <w:r>
+              <w:rPr>
+                <w:rFonts w:ascii="Consolas" w:hAnsi="Consolas"/>
+                <w:color w:val="C7254E"/>
+                <w:sz w:val="20"/>
+              </w:rPr>
+              <w:t>RAPIDAPI_KEY</w:t>
+            </w:r>
+            <w:r>
+              <w:t>) — 인플루언서 검색</w:t>
+            </w:r>
+          </w:p>
+        </w:tc>
+      </w:tr>
+    </w:tbl>
+    <w:p/>
+    <w:p>
+      <w:r>
+        <w:t>비밀번호·API 키는 본 문서에 기록하지 않습니다. 콘솔 직접 로그인하거나 Vercel/Railway dashboard 의 environment variables 에서 확인.</w:t>
+      </w:r>
+    </w:p>
+    <w:p>
+      <w:pPr>
+        <w:pBdr>
+          <w:bottom w:val="single" w:sz="6" w:space="1" w:color="BBBBBB"/>
+        </w:pBdr>
+      </w:pPr>
+    </w:p>
+    <w:p>
+      <w:pPr>
+        <w:pStyle w:val="Heading2"/>
+        <w:jc w:val="left"/>
+      </w:pPr>
+      <w:r>
+        <w:t>12. 후속 개발 TODO (시니어 합류 후)</w:t>
+      </w:r>
+    </w:p>
+    <w:p>
+      <w:r>
+        <w:t xml:space="preserve">§4·§5 의 기존 위험 목록 외에 </w:t>
+      </w:r>
+      <w:r>
+        <w:rPr>
+          <w:b/>
+        </w:rPr>
+        <w:t>사용자가 명시적으로 요청한 후속 작업</w:t>
+      </w:r>
+      <w:r>
+        <w:t>. 우선순위는 시니어 판단.</w:t>
+      </w:r>
+    </w:p>
+    <w:p>
+      <w:pPr>
+        <w:pStyle w:val="Heading3"/>
+        <w:jc w:val="left"/>
+      </w:pPr>
+      <w:r>
+        <w:t>12.1 블로그 생성 UI 단순화 (양 앱 또는 public-app 우선)</w:t>
+      </w:r>
+    </w:p>
+    <w:tbl>
+      <w:tblPr>
+        <w:tblStyle w:val="LightGrid-Accent1"/>
+        <w:tblW w:type="auto" w:w="0"/>
+        <w:tblLook w:firstColumn="1" w:firstRow="1" w:lastColumn="0" w:lastRow="0" w:noHBand="0" w:noVBand="1" w:val="04A0"/>
+      </w:tblPr>
+      <w:tblGrid>
+        <w:gridCol w:w="2160"/>
+        <w:gridCol w:w="2160"/>
+        <w:gridCol w:w="2160"/>
+        <w:gridCol w:w="2160"/>
+      </w:tblGrid>
+      <w:tr>
+        <w:tc>
+          <w:tcPr>
+            <w:tcW w:type="dxa" w:w="2160"/>
+            <w:vAlign w:val="top"/>
+            <w:shd w:val="clear" w:color="auto" w:fill="EFEFEF"/>
+          </w:tcPr>
+          <w:p>
+            <w:r>
+              <w:rPr>
+                <w:b/>
+              </w:rPr>
+            </w:r>
+            <w:r>
+              <w:rPr>
+                <w:b/>
+              </w:rPr>
+              <w:t>#</w:t>
+            </w:r>
+          </w:p>
+        </w:tc>
+        <w:tc>
+          <w:tcPr>
+            <w:tcW w:type="dxa" w:w="2160"/>
+            <w:vAlign w:val="top"/>
+            <w:shd w:val="clear" w:color="auto" w:fill="EFEFEF"/>
+          </w:tcPr>
+          <w:p>
+            <w:r>
+              <w:rPr>
+                <w:b/>
+              </w:rPr>
+            </w:r>
+            <w:r>
+              <w:rPr>
+                <w:b/>
+              </w:rPr>
+              <w:t>변경</w:t>
+            </w:r>
+          </w:p>
+        </w:tc>
+        <w:tc>
+          <w:tcPr>
+            <w:tcW w:type="dxa" w:w="2160"/>
+            <w:vAlign w:val="top"/>
+            <w:shd w:val="clear" w:color="auto" w:fill="EFEFEF"/>
+          </w:tcPr>
+          <w:p>
+            <w:r>
+              <w:rPr>
+                <w:b/>
+              </w:rPr>
+            </w:r>
+            <w:r>
+              <w:rPr>
+                <w:b/>
+              </w:rPr>
+              <w:t>위치</w:t>
+            </w:r>
+          </w:p>
+        </w:tc>
+        <w:tc>
+          <w:tcPr>
+            <w:tcW w:type="dxa" w:w="2160"/>
+            <w:vAlign w:val="top"/>
+            <w:shd w:val="clear" w:color="auto" w:fill="EFEFEF"/>
+          </w:tcPr>
+          <w:p>
+            <w:r>
+              <w:rPr>
+                <w:b/>
+              </w:rPr>
+            </w:r>
+            <w:r>
+              <w:rPr>
+                <w:b/>
+              </w:rPr>
+              <w:t>메모</w:t>
+            </w:r>
+          </w:p>
+        </w:tc>
+      </w:tr>
+      <w:tr>
+        <w:tc>
+          <w:tcPr>
+            <w:tcW w:type="dxa" w:w="2160"/>
+            <w:vAlign w:val="top"/>
+          </w:tcPr>
+          <w:p>
+            <w:r/>
+            <w:r>
+              <w:t>1</w:t>
+            </w:r>
+          </w:p>
+        </w:tc>
+        <w:tc>
+          <w:tcPr>
+            <w:tcW w:type="dxa" w:w="2160"/>
+            <w:vAlign w:val="top"/>
+          </w:tcPr>
+          <w:p>
+            <w:r/>
+            <w:r>
+              <w:rPr>
+                <w:b/>
+              </w:rPr>
+              <w:t>블로그 제목 입력 UI 제거</w:t>
+            </w:r>
+            <w:r>
+              <w:t xml:space="preserve"> + AI가 자동 추천</w:t>
+            </w:r>
+          </w:p>
+        </w:tc>
+        <w:tc>
+          <w:tcPr>
+            <w:tcW w:type="dxa" w:w="2160"/>
+            <w:vAlign w:val="top"/>
+          </w:tcPr>
+          <w:p>
+            <w:r/>
+            <w:r>
+              <w:rPr>
+                <w:rFonts w:ascii="Consolas" w:hAnsi="Consolas"/>
+                <w:color w:val="C7254E"/>
+                <w:sz w:val="20"/>
+              </w:rPr>
+              <w:t>app/(dashboard)/blog/page.tsx</w:t>
+            </w:r>
+            <w:r>
+              <w:t xml:space="preserve"> form 영역</w:t>
+            </w:r>
+          </w:p>
+        </w:tc>
+        <w:tc>
+          <w:tcPr>
+            <w:tcW w:type="dxa" w:w="2160"/>
+            <w:vAlign w:val="top"/>
+          </w:tcPr>
+          <w:p>
+            <w:r/>
+            <w:r>
+              <w:t xml:space="preserve">현재 </w:t>
+            </w:r>
+            <w:r>
+              <w:rPr>
+                <w:rFonts w:ascii="Consolas" w:hAnsi="Consolas"/>
+                <w:color w:val="C7254E"/>
+                <w:sz w:val="20"/>
+              </w:rPr>
+              <w:t>topic</w:t>
+            </w:r>
+            <w:r>
+              <w:t xml:space="preserve"> 필드와 별개로 </w:t>
+            </w:r>
+            <w:r>
+              <w:rPr>
+                <w:rFonts w:ascii="Consolas" w:hAnsi="Consolas"/>
+                <w:color w:val="C7254E"/>
+                <w:sz w:val="20"/>
+              </w:rPr>
+              <w:t>title</w:t>
+            </w:r>
+            <w:r>
+              <w:t xml:space="preserve"> UI 가 있다면 제거. AI 가 본문 생성 후 첫 </w:t>
+            </w:r>
+            <w:r>
+              <w:rPr>
+                <w:rFonts w:ascii="Consolas" w:hAnsi="Consolas"/>
+                <w:color w:val="C7254E"/>
+                <w:sz w:val="20"/>
+              </w:rPr>
+              <w:t>&lt;h2 class="main-title"&gt;</w:t>
+            </w:r>
+            <w:r>
+              <w:t xml:space="preserve"> 추출하거나 별도 </w:t>
+            </w:r>
+            <w:r>
+              <w:rPr>
+                <w:rFonts w:ascii="Consolas" w:hAnsi="Consolas"/>
+                <w:color w:val="C7254E"/>
+                <w:sz w:val="20"/>
+              </w:rPr>
+              <w:t>blog_title_recommend</w:t>
+            </w:r>
+            <w:r>
+              <w:t xml:space="preserve"> task 호출</w:t>
+            </w:r>
+          </w:p>
+        </w:tc>
+      </w:tr>
+      <w:tr>
+        <w:tc>
+          <w:tcPr>
+            <w:tcW w:type="dxa" w:w="2160"/>
+            <w:vAlign w:val="top"/>
+          </w:tcPr>
+          <w:p>
+            <w:r/>
+            <w:r>
+              <w:t>2</w:t>
+            </w:r>
+          </w:p>
+        </w:tc>
+        <w:tc>
+          <w:tcPr>
+            <w:tcW w:type="dxa" w:w="2160"/>
+            <w:vAlign w:val="top"/>
+          </w:tcPr>
+          <w:p>
+            <w:r/>
+            <w:r>
+              <w:rPr>
+                <w:b/>
+              </w:rPr>
+              <w:t>글자수 2000자 고정</w:t>
+            </w:r>
+            <w:r>
+              <w:t xml:space="preserve"> + 글자수 UI 제거</w:t>
+            </w:r>
+          </w:p>
+        </w:tc>
+        <w:tc>
+          <w:tcPr>
+            <w:tcW w:type="dxa" w:w="2160"/>
+            <w:vAlign w:val="top"/>
+          </w:tcPr>
+          <w:p>
+            <w:r/>
+            <w:r>
+              <w:t>동일 파일</w:t>
+            </w:r>
+          </w:p>
+        </w:tc>
+        <w:tc>
+          <w:tcPr>
+            <w:tcW w:type="dxa" w:w="2160"/>
+            <w:vAlign w:val="top"/>
+          </w:tcPr>
+          <w:p>
+            <w:r/>
+            <w:r>
+              <w:t xml:space="preserve">폼에서 글자수 input/slider 제거. </w:t>
+            </w:r>
+            <w:r>
+              <w:rPr>
+                <w:rFonts w:ascii="Consolas" w:hAnsi="Consolas"/>
+                <w:color w:val="C7254E"/>
+                <w:sz w:val="20"/>
+              </w:rPr>
+              <w:t>GenerationRequest</w:t>
+            </w:r>
+            <w:r>
+              <w:t xml:space="preserve"> 빌드 시 hardcode </w:t>
+            </w:r>
+            <w:r>
+              <w:rPr>
+                <w:rFonts w:ascii="Consolas" w:hAnsi="Consolas"/>
+                <w:color w:val="C7254E"/>
+                <w:sz w:val="20"/>
+              </w:rPr>
+              <w:t>targetCharCount: 2000</w:t>
+            </w:r>
+            <w:r>
+              <w:t>. blog-core 의 outline·section 분배 로직이 이 값을 그대로 받으므로 별도 변경 없음</w:t>
+            </w:r>
+          </w:p>
+        </w:tc>
+      </w:tr>
+      <w:tr>
+        <w:tc>
+          <w:tcPr>
+            <w:tcW w:type="dxa" w:w="2160"/>
+            <w:vAlign w:val="top"/>
+          </w:tcPr>
+          <w:p>
+            <w:r/>
+            <w:r>
+              <w:t>3</w:t>
+            </w:r>
+          </w:p>
+        </w:tc>
+        <w:tc>
+          <w:tcPr>
+            <w:tcW w:type="dxa" w:w="2160"/>
+            <w:vAlign w:val="top"/>
+          </w:tcPr>
+          <w:p>
+            <w:r/>
+            <w:r>
+              <w:rPr>
+                <w:b/>
+              </w:rPr>
+              <w:t>이미지 스타일 "실사(photo)" 고정</w:t>
+            </w:r>
+            <w:r>
+              <w:t xml:space="preserve"> + UI 제거</w:t>
+            </w:r>
+          </w:p>
+        </w:tc>
+        <w:tc>
+          <w:tcPr>
+            <w:tcW w:type="dxa" w:w="2160"/>
+            <w:vAlign w:val="top"/>
+          </w:tcPr>
+          <w:p>
+            <w:r/>
+            <w:r>
+              <w:t xml:space="preserve">동일 파일 + </w:t>
+            </w:r>
+            <w:r>
+              <w:rPr>
+                <w:rFonts w:ascii="Consolas" w:hAnsi="Consolas"/>
+                <w:color w:val="C7254E"/>
+                <w:sz w:val="20"/>
+              </w:rPr>
+              <w:t>buildImagePrompt</w:t>
+            </w:r>
+            <w:r>
+              <w:t xml:space="preserve"> 호출부</w:t>
+            </w:r>
+          </w:p>
+        </w:tc>
+        <w:tc>
+          <w:tcPr>
+            <w:tcW w:type="dxa" w:w="2160"/>
+            <w:vAlign w:val="top"/>
+          </w:tcPr>
+          <w:p>
+            <w:r/>
+            <w:r>
+              <w:rPr>
+                <w:rFonts w:ascii="Consolas" w:hAnsi="Consolas"/>
+                <w:color w:val="C7254E"/>
+                <w:sz w:val="20"/>
+              </w:rPr>
+              <w:t>imageStyle: 'photo'</w:t>
+            </w:r>
+            <w:r>
+              <w:t xml:space="preserve"> hardcode. 다른 옵션(illustration/medical/custom) 선택지 자체를 폼에서 제거</w:t>
+            </w:r>
+          </w:p>
+        </w:tc>
+      </w:tr>
+    </w:tbl>
+    <w:p/>
+    <w:p>
+      <w:r>
+        <w:t xml:space="preserve">⚠️ </w:t>
+      </w:r>
+      <w:r>
+        <w:rPr>
+          <w:b/>
+        </w:rPr>
+        <w:t>선결 검토</w:t>
+      </w:r>
+      <w:r>
+        <w:t>: 이 3건이 양 앱 모두에 적용되어야 하는지(고객용 SaaS public-app 단순화) 또는 public-app 만 단순화하고 next-app 은 모든 옵션 유지할지 시니어 결정. 사내 매니저는 디버깅·테스트용으로 모든 옵션을 봐야 할 수도 있음.</w:t>
+      </w:r>
+    </w:p>
+    <w:p>
+      <w:pPr>
+        <w:pStyle w:val="Heading3"/>
+        <w:jc w:val="left"/>
+      </w:pPr>
+      <w:r>
+        <w:t>12.2 신규 기능</w:t>
+      </w:r>
+    </w:p>
+    <w:tbl>
+      <w:tblPr>
+        <w:tblStyle w:val="LightGrid-Accent1"/>
+        <w:tblW w:type="auto" w:w="0"/>
+        <w:tblLook w:firstColumn="1" w:firstRow="1" w:lastColumn="0" w:lastRow="0" w:noHBand="0" w:noVBand="1" w:val="04A0"/>
+      </w:tblPr>
+      <w:tblGrid>
+        <w:gridCol w:w="2160"/>
+        <w:gridCol w:w="2160"/>
+        <w:gridCol w:w="2160"/>
+        <w:gridCol w:w="2160"/>
+      </w:tblGrid>
+      <w:tr>
+        <w:tc>
+          <w:tcPr>
+            <w:tcW w:type="dxa" w:w="2160"/>
+            <w:vAlign w:val="top"/>
+            <w:shd w:val="clear" w:color="auto" w:fill="EFEFEF"/>
+          </w:tcPr>
+          <w:p>
+            <w:r>
+              <w:rPr>
+                <w:b/>
+              </w:rPr>
+            </w:r>
+            <w:r>
+              <w:rPr>
+                <w:b/>
+              </w:rPr>
+              <w:t>#</w:t>
+            </w:r>
+          </w:p>
+        </w:tc>
+        <w:tc>
+          <w:tcPr>
+            <w:tcW w:type="dxa" w:w="2160"/>
+            <w:vAlign w:val="top"/>
+            <w:shd w:val="clear" w:color="auto" w:fill="EFEFEF"/>
+          </w:tcPr>
+          <w:p>
+            <w:r>
+              <w:rPr>
+                <w:b/>
+              </w:rPr>
+            </w:r>
+            <w:r>
+              <w:rPr>
+                <w:b/>
+              </w:rPr>
+              <w:t>기능</w:t>
+            </w:r>
+          </w:p>
+        </w:tc>
+        <w:tc>
+          <w:tcPr>
+            <w:tcW w:type="dxa" w:w="2160"/>
+            <w:vAlign w:val="top"/>
+            <w:shd w:val="clear" w:color="auto" w:fill="EFEFEF"/>
+          </w:tcPr>
+          <w:p>
+            <w:r>
+              <w:rPr>
+                <w:b/>
+              </w:rPr>
+            </w:r>
+            <w:r>
+              <w:rPr>
+                <w:b/>
+              </w:rPr>
+              <w:t>영향 영역</w:t>
+            </w:r>
+          </w:p>
+        </w:tc>
+        <w:tc>
+          <w:tcPr>
+            <w:tcW w:type="dxa" w:w="2160"/>
+            <w:vAlign w:val="top"/>
+            <w:shd w:val="clear" w:color="auto" w:fill="EFEFEF"/>
+          </w:tcPr>
+          <w:p>
+            <w:r>
+              <w:rPr>
+                <w:b/>
+              </w:rPr>
+            </w:r>
+            <w:r>
+              <w:rPr>
+                <w:b/>
+              </w:rPr>
+              <w:t>작업 규모 추정</w:t>
+            </w:r>
+          </w:p>
+        </w:tc>
+      </w:tr>
+      <w:tr>
+        <w:tc>
+          <w:tcPr>
+            <w:tcW w:type="dxa" w:w="2160"/>
+            <w:vAlign w:val="top"/>
+          </w:tcPr>
+          <w:p>
+            <w:r/>
+            <w:r>
+              <w:t>1</w:t>
+            </w:r>
+          </w:p>
+        </w:tc>
+        <w:tc>
+          <w:tcPr>
+            <w:tcW w:type="dxa" w:w="2160"/>
+            <w:vAlign w:val="top"/>
+          </w:tcPr>
+          <w:p>
+            <w:r/>
+            <w:r>
+              <w:rPr>
+                <w:b/>
+              </w:rPr>
+              <w:t>블로그 이미지에 원장님 사진 합성</w:t>
+            </w:r>
+            <w:r>
+              <w:t xml:space="preserve"> — 사용자가 업로드한 의사 사진을 의사 등장 슬롯에 reference 로 넘겨, gpt-image-2 가 그 얼굴을 유지한 채 그리도록</w:t>
+            </w:r>
+          </w:p>
+        </w:tc>
+        <w:tc>
+          <w:tcPr>
+            <w:tcW w:type="dxa" w:w="2160"/>
+            <w:vAlign w:val="top"/>
+          </w:tcPr>
+          <w:p>
+            <w:r/>
+            <w:r>
+              <w:rPr>
+                <w:rFonts w:ascii="Consolas" w:hAnsi="Consolas"/>
+                <w:color w:val="C7254E"/>
+                <w:sz w:val="20"/>
+              </w:rPr>
+              <w:t>/api/image</w:t>
+            </w:r>
+            <w:r>
+              <w:t xml:space="preserve"> 라우트 + buildImagePrompt + 업로드/저장 UI. 현재 </w:t>
+            </w:r>
+            <w:r>
+              <w:rPr>
+                <w:rFonts w:ascii="Consolas" w:hAnsi="Consolas"/>
+                <w:color w:val="C7254E"/>
+                <w:sz w:val="20"/>
+              </w:rPr>
+              <w:t>referenceImage</w:t>
+            </w:r>
+            <w:r>
+              <w:t xml:space="preserve"> 파라미터가 받아지지만 openai-node #1844 버그로 </w:t>
+            </w:r>
+            <w:r>
+              <w:rPr>
+                <w:rFonts w:ascii="Consolas" w:hAnsi="Consolas"/>
+                <w:color w:val="C7254E"/>
+                <w:sz w:val="20"/>
+              </w:rPr>
+              <w:t>images.edit</w:t>
+            </w:r>
+            <w:r>
+              <w:t xml:space="preserve"> 비활성 (</w:t>
+            </w:r>
+            <w:r>
+              <w:rPr>
+                <w:rFonts w:ascii="Consolas" w:hAnsi="Consolas"/>
+                <w:color w:val="C7254E"/>
+                <w:sz w:val="20"/>
+              </w:rPr>
+              <w:t>OPENAI_IMAGE_EDIT_ENABLED=0</w:t>
+            </w:r>
+            <w:r>
+              <w:t>). OpenAI 가 픽스해야 진짜 활성화 가능 — 그 전엔 텍스트 prompt 힌트로 변환되는 stub 흐름만 동작</w:t>
+            </w:r>
+          </w:p>
+        </w:tc>
+        <w:tc>
+          <w:tcPr>
+            <w:tcW w:type="dxa" w:w="2160"/>
+            <w:vAlign w:val="top"/>
+          </w:tcPr>
+          <w:p>
+            <w:r/>
+            <w:r>
+              <w:t>M (대기·검토)</w:t>
+            </w:r>
+          </w:p>
+        </w:tc>
+      </w:tr>
+      <w:tr>
+        <w:tc>
+          <w:tcPr>
+            <w:tcW w:type="dxa" w:w="2160"/>
+            <w:vAlign w:val="top"/>
+          </w:tcPr>
+          <w:p>
+            <w:r/>
+            <w:r>
+              <w:t>2</w:t>
+            </w:r>
+          </w:p>
+        </w:tc>
+        <w:tc>
+          <w:tcPr>
+            <w:tcW w:type="dxa" w:w="2160"/>
+            <w:vAlign w:val="top"/>
+          </w:tcPr>
+          <w:p>
+            <w:r/>
+            <w:r>
+              <w:rPr>
+                <w:b/>
+              </w:rPr>
+              <w:t>외부용(public-app) GEO 진단 → "윈에이드에게 문의하기" 폼</w:t>
+            </w:r>
+          </w:p>
+        </w:tc>
+        <w:tc>
+          <w:tcPr>
+            <w:tcW w:type="dxa" w:w="2160"/>
+            <w:vAlign w:val="top"/>
+          </w:tcPr>
+          <w:p>
+            <w:r/>
+            <w:r>
+              <w:t>신규 컴포넌트 + 신규 테이블 (</w:t>
+            </w:r>
+            <w:r>
+              <w:rPr>
+                <w:rFonts w:ascii="Consolas" w:hAnsi="Consolas"/>
+                <w:color w:val="C7254E"/>
+                <w:sz w:val="20"/>
+              </w:rPr>
+              <w:t>diagnostic_inquiries</w:t>
+            </w:r>
+            <w:r>
+              <w:t xml:space="preserve"> 등) + 신규 API (</w:t>
+            </w:r>
+            <w:r>
+              <w:rPr>
+                <w:rFonts w:ascii="Consolas" w:hAnsi="Consolas"/>
+                <w:color w:val="C7254E"/>
+                <w:sz w:val="20"/>
+              </w:rPr>
+              <w:t>/api/diagnostic/inquiry</w:t>
+            </w:r>
+            <w:r>
+              <w:t xml:space="preserve">). 폼 제출 시 next-app </w:t>
+            </w:r>
+            <w:r>
+              <w:rPr>
+                <w:rFonts w:ascii="Consolas" w:hAnsi="Consolas"/>
+                <w:color w:val="C7254E"/>
+                <w:sz w:val="20"/>
+              </w:rPr>
+              <w:t>/admin</w:t>
+            </w:r>
+            <w:r>
+              <w:t xml:space="preserve"> 의 새 탭에서 조회 (RLS: service_role only)</w:t>
+            </w:r>
+          </w:p>
+        </w:tc>
+        <w:tc>
+          <w:tcPr>
+            <w:tcW w:type="dxa" w:w="2160"/>
+            <w:vAlign w:val="top"/>
+          </w:tcPr>
+          <w:p>
+            <w:r/>
+            <w:r>
+              <w:t>M</w:t>
+            </w:r>
+          </w:p>
+        </w:tc>
+      </w:tr>
+      <w:tr>
+        <w:tc>
+          <w:tcPr>
+            <w:tcW w:type="dxa" w:w="2160"/>
+            <w:vAlign w:val="top"/>
+          </w:tcPr>
+          <w:p>
+            <w:r/>
+            <w:r>
+              <w:t>3</w:t>
+            </w:r>
+          </w:p>
+        </w:tc>
+        <w:tc>
+          <w:tcPr>
+            <w:tcW w:type="dxa" w:w="2160"/>
+            <w:vAlign w:val="top"/>
+          </w:tcPr>
+          <w:p>
+            <w:r/>
+            <w:r>
+              <w:rPr>
+                <w:b/>
+              </w:rPr>
+              <w:t>인플루언서 검색 — 양 앱 동기화</w:t>
+            </w:r>
+          </w:p>
+        </w:tc>
+        <w:tc>
+          <w:tcPr>
+            <w:tcW w:type="dxa" w:w="2160"/>
+            <w:vAlign w:val="top"/>
+          </w:tcPr>
+          <w:p>
+            <w:r/>
+            <w:r>
+              <w:t>현재 next-app 만 보유 (</w:t>
+            </w:r>
+            <w:r>
+              <w:rPr>
+                <w:rFonts w:ascii="Consolas" w:hAnsi="Consolas"/>
+                <w:color w:val="C7254E"/>
+                <w:sz w:val="20"/>
+              </w:rPr>
+              <w:t>/api/influencer/search</w:t>
+            </w:r>
+            <w:r>
+              <w:t xml:space="preserve">, </w:t>
+            </w:r>
+            <w:r>
+              <w:rPr>
+                <w:rFonts w:ascii="Consolas" w:hAnsi="Consolas"/>
+                <w:color w:val="C7254E"/>
+                <w:sz w:val="20"/>
+              </w:rPr>
+              <w:t>/influencer</w:t>
+            </w:r>
+            <w:r>
+              <w:t xml:space="preserve"> 페이지). public-app 으로 포팅하거나, 반대로 SaaS 에는 게스트용 제한 버전, 사내에는 풀 버전 같은 분기 결정. RapidAPI Instagram 키 공유 정책도 결정 필요</w:t>
+            </w:r>
+          </w:p>
+        </w:tc>
+        <w:tc>
+          <w:tcPr>
+            <w:tcW w:type="dxa" w:w="2160"/>
+            <w:vAlign w:val="top"/>
+          </w:tcPr>
+          <w:p>
+            <w:r/>
+            <w:r>
+              <w:t>L</w:t>
+            </w:r>
+          </w:p>
+        </w:tc>
+      </w:tr>
+    </w:tbl>
+    <w:p/>
+    <w:p>
+      <w:pPr>
+        <w:pStyle w:val="Heading3"/>
+        <w:jc w:val="left"/>
+      </w:pPr>
+      <w:r>
+        <w:t>12.3 §4 audit 위험 목록과의 결합</w:t>
+      </w:r>
+    </w:p>
+    <w:p>
+      <w:r>
+        <w:t xml:space="preserve">§12 는 </w:t>
+      </w:r>
+      <w:r>
+        <w:rPr>
+          <w:b/>
+        </w:rPr>
+        <w:t>사용자 명시 요청</w:t>
+      </w:r>
+      <w:r>
+        <w:t xml:space="preserve">, §4 는 </w:t>
+      </w:r>
+      <w:r>
+        <w:rPr>
+          <w:b/>
+        </w:rPr>
+        <w:t>세션 분석에서 식별된 위험</w:t>
+      </w:r>
+      <w:r>
+        <w:t>입니다. 시니어는 두 list 를 합쳐 우선순위 잡는 게 자연스러움. 예:</w:t>
+      </w:r>
+    </w:p>
+    <w:p>
+      <w:pPr>
+        <w:pStyle w:val="ListBullet"/>
+      </w:pPr>
+      <w:r>
+        <w:t>§4 R3 (card_news 라우트 결정) 와 §12.1 (블로그 UI 단순화) 는 같은 영역 — 한 번에 정리 가능</w:t>
+      </w:r>
+    </w:p>
+    <w:p>
+      <w:pPr>
+        <w:pStyle w:val="ListBullet"/>
+      </w:pPr>
+      <w:r>
+        <w:t>§4 R4 (</w:t>
+      </w:r>
+      <w:r>
+        <w:rPr>
+          <w:rFonts w:ascii="Consolas" w:hAnsi="Consolas"/>
+          <w:color w:val="C7254E"/>
+          <w:sz w:val="20"/>
+        </w:rPr>
+        <w:t>/api/gemini</w:t>
+      </w:r>
+      <w:r>
+        <w:t xml:space="preserve"> deprecate) 와 §12.1 (이미지 스타일 hardcode) 는 함께 호출자 정리 가능</w:t>
+      </w:r>
+    </w:p>
+    <w:p>
+      <w:pPr>
+        <w:pStyle w:val="ListBullet"/>
+      </w:pPr>
+      <w:r>
+        <w:t>§12.2.2 (GEO 진단 문의 폼) 은 §10.4 의 healthcheck 부재 와 함께 새 backend endpoint 정리 시 일괄 처리 가능</w:t>
       </w:r>
     </w:p>
     <w:p>
